--- a/FUNDGATE_TEMPLATE_WEEKLY.docx
+++ b/FUNDGATE_TEMPLATE_WEEKLY.docx
@@ -17310,7 +17310,7 @@
         <w:lastRenderedPageBreak/>
         <w:drawing>
           <wp:inline distT="0" distB="0" distL="0" distR="0">
-            <wp:extent cx="1600000" cy="441959"/>
+            <wp:extent cx="2864209" cy="441959"/>
             <wp:effectExtent l="0" t="0" r="0" b="0"/>
             <wp:docPr id="131" name="Image 17"/>
             <wp:cNvGraphicFramePr>
@@ -19135,7 +19135,7 @@
         <w:lastRenderedPageBreak/>
         <w:drawing>
           <wp:inline distT="0" distB="0" distL="0" distR="0">
-            <wp:extent cx="1600000" cy="441959"/>
+            <wp:extent cx="2864209" cy="441959"/>
             <wp:effectExtent l="0" t="0" r="0" b="0"/>
             <wp:docPr id="132" name="Image 21"/>
             <wp:cNvGraphicFramePr>
@@ -22390,7 +22390,7 @@
         </w:rPr>
         <w:drawing>
           <wp:inline distT="0" distB="0" distL="0" distR="0">
-            <wp:extent cx="1600000" cy="441959"/>
+            <wp:extent cx="2864209" cy="441959"/>
             <wp:effectExtent l="0" t="0" r="0" b="0"/>
             <wp:docPr id="135" name="Image 26"/>
             <wp:cNvGraphicFramePr>
@@ -23675,7 +23675,7 @@
         <w:lastRenderedPageBreak/>
         <w:drawing>
           <wp:inline distT="0" distB="0" distL="0" distR="0">
-            <wp:extent cx="1600000" cy="441959"/>
+            <wp:extent cx="2864209" cy="441959"/>
             <wp:effectExtent l="0" t="0" r="0" b="0"/>
             <wp:docPr id="136" name="Image 29"/>
             <wp:cNvGraphicFramePr>

--- a/FUNDGATE_TEMPLATE_WEEKLY.docx
+++ b/FUNDGATE_TEMPLATE_WEEKLY.docx
@@ -17116,8 +17116,8 @@
             </w:pPr>
             <w:r>
               <w:pict>
-                <v:group id="docshapegroup7" o:spid="_x0000_s1066" style="width:201.3pt;height:.75pt;mso-position-horizontal-relative:char;mso-position-vertical-relative:line" coordsize="4026,15">
-                  <v:line id="_x0000_s1067" style="position:absolute" from="0,8" to="4026,8" strokecolor="#010202"/>
+                <v:group id="docshapegroup7" o:spid="_x0000_s1066" style="width:160pt;height:.75pt;mso-position-horizontal-relative:char;mso-position-vertical-relative:line" coordsize="3200,15">
+                  <v:line id="_x0000_s1067" style="position:absolute" from="0,8" to="3200,8" strokecolor="#010202"/>
                   <w10:wrap type="none"/>
                   <w10:anchorlock/>
                 </v:group>
@@ -17310,7 +17310,7 @@
         <w:lastRenderedPageBreak/>
         <w:drawing>
           <wp:inline distT="0" distB="0" distL="0" distR="0">
-            <wp:extent cx="2864209" cy="441959"/>
+            <wp:extent cx="2864209" cy="447533"/>
             <wp:effectExtent l="0" t="0" r="0" b="0"/>
             <wp:docPr id="131" name="Image 17"/>
             <wp:cNvGraphicFramePr>
@@ -19135,7 +19135,7 @@
         <w:lastRenderedPageBreak/>
         <w:drawing>
           <wp:inline distT="0" distB="0" distL="0" distR="0">
-            <wp:extent cx="2864209" cy="441959"/>
+            <wp:extent cx="2864209" cy="447533"/>
             <wp:effectExtent l="0" t="0" r="0" b="0"/>
             <wp:docPr id="132" name="Image 21"/>
             <wp:cNvGraphicFramePr>
@@ -22390,7 +22390,7 @@
         </w:rPr>
         <w:drawing>
           <wp:inline distT="0" distB="0" distL="0" distR="0">
-            <wp:extent cx="2864209" cy="441959"/>
+            <wp:extent cx="2864209" cy="447533"/>
             <wp:effectExtent l="0" t="0" r="0" b="0"/>
             <wp:docPr id="135" name="Image 26"/>
             <wp:cNvGraphicFramePr>
@@ -23675,7 +23675,7 @@
         <w:lastRenderedPageBreak/>
         <w:drawing>
           <wp:inline distT="0" distB="0" distL="0" distR="0">
-            <wp:extent cx="2864209" cy="441959"/>
+            <wp:extent cx="2864209" cy="447533"/>
             <wp:effectExtent l="0" t="0" r="0" b="0"/>
             <wp:docPr id="136" name="Image 29"/>
             <wp:cNvGraphicFramePr>

--- a/FUNDGATE_TEMPLATE_WEEKLY.docx
+++ b/FUNDGATE_TEMPLATE_WEEKLY.docx
@@ -22036,7 +22036,6 @@
     <w:p>
       <w:pPr>
         <w:spacing w:line="20" w:lineRule="exact"/>
-        <w:ind w:left="3724"/>
       </w:pPr>
       <w:r>
         <w:rPr>
@@ -22044,8 +22043,8 @@
           <w:szCs w:val="20"/>
         </w:rPr>
         <w:pict>
-          <v:group id="docshapegroup9" o:spid="_x0000_s1064" style="width:213.35pt;height:.75pt;mso-position-horizontal-relative:char;mso-position-vertical-relative:line" coordsize="4267,15">
-            <v:line id="_x0000_s1065" style="position:absolute" from="0,8" to="4267,8" strokecolor="#010202"/>
+          <v:group id="docshapegroup9" o:spid="_x0000_s1064" style="width:80pt;height:.75pt;mso-position-horizontal-relative:char;mso-position-vertical-relative:line" coordsize="1600,15">
+            <v:line id="_x0000_s1065" style="position:absolute" from="0,8" to="1600,8" strokecolor="#010202"/>
             <w10:wrap type="none"/>
             <w10:anchorlock/>
           </v:group>

--- a/FUNDGATE_TEMPLATE_WEEKLY.docx
+++ b/FUNDGATE_TEMPLATE_WEEKLY.docx
@@ -1151,32 +1151,7 @@
                           <w:rPr>
                             <w:color w:val="010202"/>
                           </w:rPr>
-                          <w:fldChar w:fldCharType="begin"/>
-                        </w:r>
-                        <w:r>
-                          <w:rPr>
-                            <w:color w:val="010202"/>
-                          </w:rPr>
-                          <w:instrText xml:space="preserve"> MERGEFIELD "ACH_Frequency" </w:instrText>
-                        </w:r>
-                        <w:r>
-                          <w:rPr>
-                            <w:color w:val="010202"/>
-                          </w:rPr>
-                          <w:fldChar w:fldCharType="separate"/>
-                        </w:r>
-                        <w:r>
-                          <w:rPr>
-                            <w:noProof/>
-                            <w:color w:val="010202"/>
-                          </w:rPr>
-                          <w:t>«ACH_Frequency»</w:t>
-                        </w:r>
-                        <w:r>
-                          <w:rPr>
-                            <w:color w:val="010202"/>
-                          </w:rPr>
-                          <w:fldChar w:fldCharType="end"/>
+                          <w:t>Weekly</w:t>
                         </w:r>
                         <w:r>
                           <w:rPr>
@@ -16778,8 +16753,8 @@
             </w:pPr>
             <w:r>
               <w:pict>
-                <v:group id="_x0000_s1068" style="width:201.3pt;height:.75pt;mso-position-horizontal-relative:char;mso-position-vertical-relative:line" coordsize="4026,15">
-                  <v:line id="_x0000_s1069" style="position:absolute" from="0,8" to="4026,8" strokecolor="#010202"/>
+                <v:group id="_x0000_s1068" style="width:185pt;height:.75pt;mso-position-horizontal-relative:char;mso-position-vertical-relative:line" coordsize="3700,15">
+                  <v:line id="_x0000_s1069" style="position:absolute" from="0,8" to="3700,8" strokecolor="#010202"/>
                   <w10:wrap type="none"/>
                   <w10:anchorlock/>
                 </v:group>
@@ -22031,6 +22006,25 @@
           <w:szCs w:val="20"/>
         </w:rPr>
         <w:t>Representative:</w:t>
+      </w:r>
+    </w:p>
+    <w:p>
+      <w:pPr>
+        <w:spacing w:line="20" w:lineRule="exact"/>
+        <w:ind w:left="3724"/>
+      </w:pPr>
+      <w:r>
+        <w:rPr>
+          <w:sz w:val="20"/>
+          <w:szCs w:val="20"/>
+        </w:rPr>
+        <w:pict>
+          <v:group id="docshapegroup9" o:spid="_x0000_s1064" style="width:213.35pt;height:.75pt;mso-position-horizontal-relative:char;mso-position-vertical-relative:line" coordsize="4267,15">
+            <v:line id="_x0000_s1065" style="position:absolute" from="0,8" to="4267,8" strokecolor="#010202"/>
+            <w10:wrap type="none"/>
+            <w10:anchorlock/>
+          </v:group>
+        </w:pict>
       </w:r>
     </w:p>
     <w:p>

--- a/FUNDGATE_TEMPLATE_WEEKLY.docx
+++ b/FUNDGATE_TEMPLATE_WEEKLY.docx
@@ -1151,32 +1151,7 @@
                           <w:rPr>
                             <w:color w:val="010202"/>
                           </w:rPr>
-                          <w:fldChar w:fldCharType="begin"/>
-                        </w:r>
-                        <w:r>
-                          <w:rPr>
-                            <w:color w:val="010202"/>
-                          </w:rPr>
-                          <w:instrText xml:space="preserve"> MERGEFIELD "ACH_Frequency" </w:instrText>
-                        </w:r>
-                        <w:r>
-                          <w:rPr>
-                            <w:color w:val="010202"/>
-                          </w:rPr>
-                          <w:fldChar w:fldCharType="separate"/>
-                        </w:r>
-                        <w:r>
-                          <w:rPr>
-                            <w:noProof/>
-                            <w:color w:val="010202"/>
-                          </w:rPr>
-                          <w:t>«ACH_Frequency»</w:t>
-                        </w:r>
-                        <w:r>
-                          <w:rPr>
-                            <w:color w:val="010202"/>
-                          </w:rPr>
-                          <w:fldChar w:fldCharType="end"/>
+                          <w:t>Weekly</w:t>
                         </w:r>
                         <w:r>
                           <w:rPr>
@@ -5579,6 +5554,7 @@
         <w:t>(Signature)</w:t>
       </w:r>
     </w:p>
+    «SIGNER2_BLOCK_P4»
     <w:p>
       <w:pPr>
         <w:pStyle w:val="BodyText"/>
@@ -16559,7 +16535,7 @@
                 <w:b w:val="0"/>
                 <w:u w:val="none"/>
               </w:rPr>
-              <w:instrText xml:space="preserve"> MERGEFIELD "Merchant_DBA" </w:instrText>
+              <w:instrText xml:space="preserve"> MERGEFIELD "Merchant_Legal_Name" </w:instrText>
             </w:r>
             <w:r>
               <w:rPr>
@@ -16574,7 +16550,7 @@
                 <w:noProof/>
                 <w:u w:val="none"/>
               </w:rPr>
-              <w:t>«Merchant_DBA»</w:t>
+              <w:t>«Merchant_Legal_Name»</w:t>
             </w:r>
             <w:r>
               <w:rPr>
@@ -17115,8 +17091,8 @@
             </w:pPr>
             <w:r>
               <w:pict>
-                <v:group id="docshapegroup7" o:spid="_x0000_s1066" style="width:201.3pt;height:.75pt;mso-position-horizontal-relative:char;mso-position-vertical-relative:line" coordsize="4026,15">
-                  <v:line id="_x0000_s1067" style="position:absolute" from="0,8" to="4026,8" strokecolor="#010202"/>
+                <v:group id="docshapegroup7" o:spid="_x0000_s1066" style="width:160pt;height:.75pt;mso-position-horizontal-relative:char;mso-position-vertical-relative:line" coordsize="3200,15">
+                  <v:line id="_x0000_s1067" style="position:absolute" from="0,8" to="3200,8" strokecolor="#010202"/>
                   <w10:wrap type="none"/>
                   <w10:anchorlock/>
                 </v:group>
@@ -17283,6 +17259,14 @@
     <w:p>
       <w:pPr>
         <w:pStyle w:val="TableParagraph"/>
+      </w:pPr>
+      <w:r>
+        <w:t>«SIGNER2_BLOCK_P15»</w:t>
+      </w:r>
+    </w:p>
+    <w:p>
+      <w:pPr>
+        <w:pStyle w:val="TableParagraph"/>
         <w:sectPr>
           <w:pgSz w:w="12240" w:h="15840"/>
           <w:pgMar w:top="620" w:right="360" w:bottom="500" w:left="360" w:header="0" w:footer="311" w:gutter="0"/>
@@ -17301,7 +17285,7 @@
         <w:lastRenderedPageBreak/>
         <w:drawing>
           <wp:inline distT="0" distB="0" distL="0" distR="0">
-            <wp:extent cx="2864209" cy="441959"/>
+            <wp:extent cx="2864209" cy="447533"/>
             <wp:effectExtent l="0" t="0" r="0" b="0"/>
             <wp:docPr id="131" name="Image 17"/>
             <wp:cNvGraphicFramePr>
@@ -19120,11 +19104,13 @@
       <w:r>
         <w:rPr>
           <w:noProof/>
+          <w:sz w:val="20"/>
+          <w:szCs w:val="20"/>
         </w:rPr>
         <w:lastRenderedPageBreak/>
         <w:drawing>
           <wp:inline distT="0" distB="0" distL="0" distR="0">
-            <wp:extent cx="2864209" cy="441959"/>
+            <wp:extent cx="2864209" cy="447533"/>
             <wp:effectExtent l="0" t="0" r="0" b="0"/>
             <wp:docPr id="132" name="Image 21"/>
             <wp:cNvGraphicFramePr>
@@ -19186,6 +19172,8 @@
       <w:r>
         <w:rPr>
           <w:color w:val="010202"/>
+          <w:sz w:val="20"/>
+          <w:szCs w:val="20"/>
         </w:rPr>
         <w:t xml:space="preserve">FundGate </w:t>
       </w:r>
@@ -19193,12 +19181,16 @@
         <w:rPr>
           <w:color w:val="010202"/>
           <w:spacing w:val="-5"/>
+          <w:sz w:val="20"/>
+          <w:szCs w:val="20"/>
         </w:rPr>
         <w:t>LLC</w:t>
       </w:r>
       <w:r>
         <w:rPr>
           <w:color w:val="010202"/>
+          <w:sz w:val="20"/>
+          <w:szCs w:val="20"/>
         </w:rPr>
         <w:tab/>
         <w:t>APPENDIX</w:t>
@@ -19206,6 +19198,8 @@
       <w:r>
         <w:rPr>
           <w:color w:val="010202"/>
+          <w:sz w:val="20"/>
+          <w:szCs w:val="20"/>
         </w:rPr>
         <w:t xml:space="preserve"> </w:t>
       </w:r>
@@ -19213,6 +19207,8 @@
         <w:rPr>
           <w:color w:val="010202"/>
           <w:spacing w:val="-10"/>
+          <w:sz w:val="20"/>
+          <w:szCs w:val="20"/>
         </w:rPr>
         <w:t>B</w:t>
       </w:r>
@@ -19233,6 +19229,8 @@
         <w:rPr>
           <w:color w:val="010202"/>
           <w:u w:val="single" w:color="010202"/>
+          <w:sz w:val="20"/>
+          <w:szCs w:val="20"/>
         </w:rPr>
         <w:t>AUTHORIZATION</w:t>
       </w:r>
@@ -19240,6 +19238,8 @@
         <w:rPr>
           <w:color w:val="010202"/>
           <w:u w:val="single" w:color="010202"/>
+          <w:sz w:val="20"/>
+          <w:szCs w:val="20"/>
         </w:rPr>
         <w:t xml:space="preserve"> </w:t>
       </w:r>
@@ -19247,6 +19247,8 @@
         <w:rPr>
           <w:color w:val="010202"/>
           <w:u w:val="single" w:color="010202"/>
+          <w:sz w:val="20"/>
+          <w:szCs w:val="20"/>
         </w:rPr>
         <w:t>AGREEMENT</w:t>
       </w:r>
@@ -19254,6 +19256,8 @@
         <w:rPr>
           <w:color w:val="010202"/>
           <w:u w:val="single" w:color="010202"/>
+          <w:sz w:val="20"/>
+          <w:szCs w:val="20"/>
         </w:rPr>
         <w:t xml:space="preserve"> </w:t>
       </w:r>
@@ -19261,6 +19265,8 @@
         <w:rPr>
           <w:color w:val="010202"/>
           <w:u w:val="single" w:color="010202"/>
+          <w:sz w:val="20"/>
+          <w:szCs w:val="20"/>
         </w:rPr>
         <w:t>FOR</w:t>
       </w:r>
@@ -19268,6 +19274,8 @@
         <w:rPr>
           <w:color w:val="010202"/>
           <w:u w:val="single" w:color="010202"/>
+          <w:sz w:val="20"/>
+          <w:szCs w:val="20"/>
         </w:rPr>
         <w:t xml:space="preserve"> </w:t>
       </w:r>
@@ -19275,6 +19283,8 @@
         <w:rPr>
           <w:color w:val="010202"/>
           <w:u w:val="single" w:color="010202"/>
+          <w:sz w:val="20"/>
+          <w:szCs w:val="20"/>
         </w:rPr>
         <w:t>AUTOMATED</w:t>
       </w:r>
@@ -19282,6 +19292,8 @@
         <w:rPr>
           <w:color w:val="010202"/>
           <w:u w:val="single" w:color="010202"/>
+          <w:sz w:val="20"/>
+          <w:szCs w:val="20"/>
         </w:rPr>
         <w:t xml:space="preserve"> </w:t>
       </w:r>
@@ -19289,6 +19301,8 @@
         <w:rPr>
           <w:color w:val="010202"/>
           <w:u w:val="single" w:color="010202"/>
+          <w:sz w:val="20"/>
+          <w:szCs w:val="20"/>
         </w:rPr>
         <w:t>CLEARING</w:t>
       </w:r>
@@ -19296,6 +19310,8 @@
         <w:rPr>
           <w:color w:val="010202"/>
           <w:u w:val="single" w:color="010202"/>
+          <w:sz w:val="20"/>
+          <w:szCs w:val="20"/>
         </w:rPr>
         <w:t xml:space="preserve"> </w:t>
       </w:r>
@@ -19303,6 +19319,8 @@
         <w:rPr>
           <w:color w:val="010202"/>
           <w:u w:val="single" w:color="010202"/>
+          <w:sz w:val="20"/>
+          <w:szCs w:val="20"/>
         </w:rPr>
         <w:t>HOUSE</w:t>
       </w:r>
@@ -19310,6 +19328,8 @@
         <w:rPr>
           <w:color w:val="010202"/>
           <w:u w:val="single" w:color="010202"/>
+          <w:sz w:val="20"/>
+          <w:szCs w:val="20"/>
         </w:rPr>
         <w:t xml:space="preserve"> </w:t>
       </w:r>
@@ -19318,6 +19338,8 @@
           <w:color w:val="010202"/>
           <w:spacing w:val="-2"/>
           <w:u w:val="single" w:color="010202"/>
+          <w:sz w:val="20"/>
+          <w:szCs w:val="20"/>
         </w:rPr>
         <w:t>TRANSACTIONS</w:t>
       </w:r>
@@ -19332,6 +19354,8 @@
         <w:rPr>
           <w:b/>
           <w:color w:val="010202"/>
+          <w:sz w:val="20"/>
+          <w:szCs w:val="20"/>
         </w:rPr>
         <w:fldChar w:fldCharType="begin"/>
       </w:r>
@@ -19339,6 +19363,8 @@
         <w:rPr>
           <w:b/>
           <w:color w:val="010202"/>
+          <w:sz w:val="20"/>
+          <w:szCs w:val="20"/>
         </w:rPr>
         <w:instrText xml:space="preserve"> MERGEFIELD "Merchant_Legal_Name" </w:instrText>
       </w:r>
@@ -19346,6 +19372,8 @@
         <w:rPr>
           <w:b/>
           <w:color w:val="010202"/>
+          <w:sz w:val="20"/>
+          <w:szCs w:val="20"/>
         </w:rPr>
         <w:fldChar w:fldCharType="separate"/>
       </w:r>
@@ -19354,6 +19382,8 @@
           <w:b/>
           <w:noProof/>
           <w:color w:val="010202"/>
+          <w:sz w:val="20"/>
+          <w:szCs w:val="20"/>
         </w:rPr>
         <w:t>«Merchant_Legal_Name»</w:t>
       </w:r>
@@ -19361,6 +19391,8 @@
         <w:rPr>
           <w:b/>
           <w:color w:val="010202"/>
+          <w:sz w:val="20"/>
+          <w:szCs w:val="20"/>
         </w:rPr>
         <w:fldChar w:fldCharType="end"/>
       </w:r>
@@ -19368,264 +19400,352 @@
         <w:rPr>
           <w:b/>
           <w:color w:val="010202"/>
-        </w:rPr>
-        <w:t xml:space="preserve"> </w:t>
-      </w:r>
-      <w:r>
-        <w:rPr>
-          <w:color w:val="010202"/>
+          <w:sz w:val="20"/>
+          <w:szCs w:val="20"/>
+        </w:rPr>
+        <w:t xml:space="preserve"> </w:t>
+      </w:r>
+      <w:r>
+        <w:rPr>
+          <w:color w:val="010202"/>
+          <w:sz w:val="20"/>
+          <w:szCs w:val="20"/>
         </w:rPr>
         <w:t>("Merchant")</w:t>
       </w:r>
       <w:r>
         <w:rPr>
           <w:color w:val="010202"/>
-        </w:rPr>
-        <w:t xml:space="preserve"> </w:t>
-      </w:r>
-      <w:r>
-        <w:rPr>
-          <w:color w:val="010202"/>
+          <w:sz w:val="20"/>
+          <w:szCs w:val="20"/>
+        </w:rPr>
+        <w:t xml:space="preserve"> </w:t>
+      </w:r>
+      <w:r>
+        <w:rPr>
+          <w:color w:val="010202"/>
+          <w:sz w:val="20"/>
+          <w:szCs w:val="20"/>
         </w:rPr>
         <w:t>hereby</w:t>
       </w:r>
       <w:r>
         <w:rPr>
           <w:color w:val="010202"/>
-        </w:rPr>
-        <w:t xml:space="preserve"> </w:t>
-      </w:r>
-      <w:r>
-        <w:rPr>
-          <w:color w:val="010202"/>
+          <w:sz w:val="20"/>
+          <w:szCs w:val="20"/>
+        </w:rPr>
+        <w:t xml:space="preserve"> </w:t>
+      </w:r>
+      <w:r>
+        <w:rPr>
+          <w:color w:val="010202"/>
+          <w:sz w:val="20"/>
+          <w:szCs w:val="20"/>
         </w:rPr>
         <w:t>authorizes</w:t>
       </w:r>
       <w:r>
         <w:rPr>
           <w:color w:val="010202"/>
-        </w:rPr>
-        <w:t xml:space="preserve"> </w:t>
-      </w:r>
-      <w:r>
-        <w:rPr>
-          <w:color w:val="010202"/>
+          <w:sz w:val="20"/>
+          <w:szCs w:val="20"/>
+        </w:rPr>
+        <w:t xml:space="preserve"> </w:t>
+      </w:r>
+      <w:r>
+        <w:rPr>
+          <w:color w:val="010202"/>
+          <w:sz w:val="20"/>
+          <w:szCs w:val="20"/>
         </w:rPr>
         <w:t>FundGate</w:t>
       </w:r>
       <w:r>
         <w:rPr>
           <w:color w:val="010202"/>
-        </w:rPr>
-        <w:t xml:space="preserve"> </w:t>
-      </w:r>
-      <w:r>
-        <w:rPr>
-          <w:color w:val="010202"/>
+          <w:sz w:val="20"/>
+          <w:szCs w:val="20"/>
+        </w:rPr>
+        <w:t xml:space="preserve"> </w:t>
+      </w:r>
+      <w:r>
+        <w:rPr>
+          <w:color w:val="010202"/>
+          <w:sz w:val="20"/>
+          <w:szCs w:val="20"/>
         </w:rPr>
         <w:t>LLC</w:t>
       </w:r>
       <w:r>
         <w:rPr>
           <w:color w:val="010202"/>
-        </w:rPr>
-        <w:t xml:space="preserve"> </w:t>
-      </w:r>
-      <w:r>
-        <w:rPr>
-          <w:color w:val="010202"/>
+          <w:sz w:val="20"/>
+          <w:szCs w:val="20"/>
+        </w:rPr>
+        <w:t xml:space="preserve"> </w:t>
+      </w:r>
+      <w:r>
+        <w:rPr>
+          <w:color w:val="010202"/>
+          <w:sz w:val="20"/>
+          <w:szCs w:val="20"/>
         </w:rPr>
         <w:t>("Purchaser")</w:t>
       </w:r>
       <w:r>
         <w:rPr>
           <w:color w:val="010202"/>
-        </w:rPr>
-        <w:t xml:space="preserve"> </w:t>
-      </w:r>
-      <w:r>
-        <w:rPr>
-          <w:color w:val="010202"/>
+          <w:sz w:val="20"/>
+          <w:szCs w:val="20"/>
+        </w:rPr>
+        <w:t xml:space="preserve"> </w:t>
+      </w:r>
+      <w:r>
+        <w:rPr>
+          <w:color w:val="010202"/>
+          <w:sz w:val="20"/>
+          <w:szCs w:val="20"/>
         </w:rPr>
         <w:t>to</w:t>
       </w:r>
       <w:r>
         <w:rPr>
           <w:color w:val="010202"/>
-        </w:rPr>
-        <w:t xml:space="preserve"> </w:t>
-      </w:r>
-      <w:r>
-        <w:rPr>
-          <w:color w:val="010202"/>
+          <w:sz w:val="20"/>
+          <w:szCs w:val="20"/>
+        </w:rPr>
+        <w:t xml:space="preserve"> </w:t>
+      </w:r>
+      <w:r>
+        <w:rPr>
+          <w:color w:val="010202"/>
+          <w:sz w:val="20"/>
+          <w:szCs w:val="20"/>
         </w:rPr>
         <w:t>present</w:t>
       </w:r>
       <w:r>
         <w:rPr>
           <w:color w:val="010202"/>
-        </w:rPr>
-        <w:t xml:space="preserve"> </w:t>
-      </w:r>
-      <w:r>
-        <w:rPr>
-          <w:color w:val="010202"/>
+          <w:sz w:val="20"/>
+          <w:szCs w:val="20"/>
+        </w:rPr>
+        <w:t xml:space="preserve"> </w:t>
+      </w:r>
+      <w:r>
+        <w:rPr>
+          <w:color w:val="010202"/>
+          <w:sz w:val="20"/>
+          <w:szCs w:val="20"/>
         </w:rPr>
         <w:t>automated</w:t>
       </w:r>
       <w:r>
         <w:rPr>
           <w:color w:val="010202"/>
-        </w:rPr>
-        <w:t xml:space="preserve"> </w:t>
-      </w:r>
-      <w:r>
-        <w:rPr>
-          <w:color w:val="010202"/>
+          <w:sz w:val="20"/>
+          <w:szCs w:val="20"/>
+        </w:rPr>
+        <w:t xml:space="preserve"> </w:t>
+      </w:r>
+      <w:r>
+        <w:rPr>
+          <w:color w:val="010202"/>
+          <w:sz w:val="20"/>
+          <w:szCs w:val="20"/>
         </w:rPr>
         <w:t>clearinghouse</w:t>
       </w:r>
       <w:r>
         <w:rPr>
           <w:color w:val="010202"/>
-        </w:rPr>
-        <w:t xml:space="preserve"> </w:t>
-      </w:r>
-      <w:r>
-        <w:rPr>
-          <w:color w:val="010202"/>
+          <w:sz w:val="20"/>
+          <w:szCs w:val="20"/>
+        </w:rPr>
+        <w:t xml:space="preserve"> </w:t>
+      </w:r>
+      <w:r>
+        <w:rPr>
+          <w:color w:val="010202"/>
+          <w:sz w:val="20"/>
+          <w:szCs w:val="20"/>
         </w:rPr>
         <w:t>(ACH) debits</w:t>
       </w:r>
       <w:r>
         <w:rPr>
           <w:color w:val="010202"/>
-        </w:rPr>
-        <w:t xml:space="preserve"> </w:t>
-      </w:r>
-      <w:r>
-        <w:rPr>
-          <w:color w:val="010202"/>
+          <w:sz w:val="20"/>
+          <w:szCs w:val="20"/>
+        </w:rPr>
+        <w:t xml:space="preserve"> </w:t>
+      </w:r>
+      <w:r>
+        <w:rPr>
+          <w:color w:val="010202"/>
+          <w:sz w:val="20"/>
+          <w:szCs w:val="20"/>
         </w:rPr>
         <w:t>to</w:t>
       </w:r>
       <w:r>
         <w:rPr>
           <w:color w:val="010202"/>
-        </w:rPr>
-        <w:t xml:space="preserve"> </w:t>
-      </w:r>
-      <w:r>
-        <w:rPr>
-          <w:color w:val="010202"/>
+          <w:sz w:val="20"/>
+          <w:szCs w:val="20"/>
+        </w:rPr>
+        <w:t xml:space="preserve"> </w:t>
+      </w:r>
+      <w:r>
+        <w:rPr>
+          <w:color w:val="010202"/>
+          <w:sz w:val="20"/>
+          <w:szCs w:val="20"/>
         </w:rPr>
         <w:t>the</w:t>
       </w:r>
       <w:r>
         <w:rPr>
           <w:color w:val="010202"/>
-        </w:rPr>
-        <w:t xml:space="preserve"> </w:t>
-      </w:r>
-      <w:r>
-        <w:rPr>
-          <w:color w:val="010202"/>
+          <w:sz w:val="20"/>
+          <w:szCs w:val="20"/>
+        </w:rPr>
+        <w:t xml:space="preserve"> </w:t>
+      </w:r>
+      <w:r>
+        <w:rPr>
+          <w:color w:val="010202"/>
+          <w:sz w:val="20"/>
+          <w:szCs w:val="20"/>
         </w:rPr>
         <w:t>following</w:t>
       </w:r>
       <w:r>
         <w:rPr>
           <w:color w:val="010202"/>
-        </w:rPr>
-        <w:t xml:space="preserve"> </w:t>
-      </w:r>
-      <w:r>
-        <w:rPr>
-          <w:color w:val="010202"/>
+          <w:sz w:val="20"/>
+          <w:szCs w:val="20"/>
+        </w:rPr>
+        <w:t xml:space="preserve"> </w:t>
+      </w:r>
+      <w:r>
+        <w:rPr>
+          <w:color w:val="010202"/>
+          <w:sz w:val="20"/>
+          <w:szCs w:val="20"/>
         </w:rPr>
         <w:t>checking</w:t>
       </w:r>
       <w:r>
         <w:rPr>
           <w:color w:val="010202"/>
-        </w:rPr>
-        <w:t xml:space="preserve"> </w:t>
-      </w:r>
-      <w:r>
-        <w:rPr>
-          <w:color w:val="010202"/>
+          <w:sz w:val="20"/>
+          <w:szCs w:val="20"/>
+        </w:rPr>
+        <w:t xml:space="preserve"> </w:t>
+      </w:r>
+      <w:r>
+        <w:rPr>
+          <w:color w:val="010202"/>
+          <w:sz w:val="20"/>
+          <w:szCs w:val="20"/>
         </w:rPr>
         <w:t>account</w:t>
       </w:r>
       <w:r>
         <w:rPr>
           <w:color w:val="010202"/>
-        </w:rPr>
-        <w:t xml:space="preserve"> </w:t>
-      </w:r>
-      <w:r>
-        <w:rPr>
-          <w:color w:val="010202"/>
+          <w:sz w:val="20"/>
+          <w:szCs w:val="20"/>
+        </w:rPr>
+        <w:t xml:space="preserve"> </w:t>
+      </w:r>
+      <w:r>
+        <w:rPr>
+          <w:color w:val="010202"/>
+          <w:sz w:val="20"/>
+          <w:szCs w:val="20"/>
         </w:rPr>
         <w:t>in</w:t>
       </w:r>
       <w:r>
         <w:rPr>
           <w:color w:val="010202"/>
-        </w:rPr>
-        <w:t xml:space="preserve"> </w:t>
-      </w:r>
-      <w:r>
-        <w:rPr>
-          <w:color w:val="010202"/>
+          <w:sz w:val="20"/>
+          <w:szCs w:val="20"/>
+        </w:rPr>
+        <w:t xml:space="preserve"> </w:t>
+      </w:r>
+      <w:r>
+        <w:rPr>
+          <w:color w:val="010202"/>
+          <w:sz w:val="20"/>
+          <w:szCs w:val="20"/>
         </w:rPr>
         <w:t>the</w:t>
       </w:r>
       <w:r>
         <w:rPr>
           <w:color w:val="010202"/>
-        </w:rPr>
-        <w:t xml:space="preserve"> </w:t>
-      </w:r>
-      <w:r>
-        <w:rPr>
-          <w:color w:val="010202"/>
+          <w:sz w:val="20"/>
+          <w:szCs w:val="20"/>
+        </w:rPr>
+        <w:t xml:space="preserve"> </w:t>
+      </w:r>
+      <w:r>
+        <w:rPr>
+          <w:color w:val="010202"/>
+          <w:sz w:val="20"/>
+          <w:szCs w:val="20"/>
         </w:rPr>
         <w:t>amount</w:t>
       </w:r>
       <w:r>
         <w:rPr>
           <w:color w:val="010202"/>
-        </w:rPr>
-        <w:t xml:space="preserve"> </w:t>
-      </w:r>
-      <w:r>
-        <w:rPr>
-          <w:color w:val="010202"/>
+          <w:sz w:val="20"/>
+          <w:szCs w:val="20"/>
+        </w:rPr>
+        <w:t xml:space="preserve"> </w:t>
+      </w:r>
+      <w:r>
+        <w:rPr>
+          <w:color w:val="010202"/>
+          <w:sz w:val="20"/>
+          <w:szCs w:val="20"/>
         </w:rPr>
         <w:t>of</w:t>
       </w:r>
       <w:r>
         <w:rPr>
           <w:color w:val="010202"/>
-        </w:rPr>
-        <w:t xml:space="preserve"> </w:t>
-      </w:r>
-      <w:r>
-        <w:rPr>
-          <w:color w:val="010202"/>
+          <w:sz w:val="20"/>
+          <w:szCs w:val="20"/>
+        </w:rPr>
+        <w:t xml:space="preserve"> </w:t>
+      </w:r>
+      <w:r>
+        <w:rPr>
+          <w:color w:val="010202"/>
+          <w:sz w:val="20"/>
+          <w:szCs w:val="20"/>
         </w:rPr>
         <w:fldChar w:fldCharType="begin"/>
       </w:r>
       <w:r>
         <w:rPr>
           <w:color w:val="010202"/>
+          <w:sz w:val="20"/>
+          <w:szCs w:val="20"/>
         </w:rPr>
         <w:instrText xml:space="preserve"> MERGEFIELD "ACH_Frequency" </w:instrText>
       </w:r>
       <w:r>
         <w:rPr>
           <w:color w:val="010202"/>
+          <w:sz w:val="20"/>
+          <w:szCs w:val="20"/>
         </w:rPr>
         <w:fldChar w:fldCharType="separate"/>
       </w:r>
@@ -19633,912 +19753,1216 @@
         <w:rPr>
           <w:noProof/>
           <w:color w:val="010202"/>
+          <w:sz w:val="20"/>
+          <w:szCs w:val="20"/>
         </w:rPr>
         <w:t>«ACH_Frequency»</w:t>
       </w:r>
       <w:r>
         <w:rPr>
           <w:color w:val="010202"/>
+          <w:sz w:val="20"/>
+          <w:szCs w:val="20"/>
         </w:rPr>
         <w:fldChar w:fldCharType="end"/>
       </w:r>
       <w:r>
         <w:rPr>
           <w:color w:val="010202"/>
-        </w:rPr>
-        <w:t xml:space="preserve"> </w:t>
-      </w:r>
-      <w:r>
-        <w:rPr>
-          <w:color w:val="010202"/>
+          <w:sz w:val="20"/>
+          <w:szCs w:val="20"/>
+        </w:rPr>
+        <w:t xml:space="preserve"> </w:t>
+      </w:r>
+      <w:r>
+        <w:rPr>
+          <w:color w:val="010202"/>
+          <w:sz w:val="20"/>
+          <w:szCs w:val="20"/>
         </w:rPr>
         <w:t>Amount</w:t>
       </w:r>
       <w:r>
         <w:rPr>
           <w:color w:val="010202"/>
-        </w:rPr>
-        <w:t xml:space="preserve"> </w:t>
-      </w:r>
-      <w:r>
-        <w:rPr>
-          <w:color w:val="010202"/>
+          <w:sz w:val="20"/>
+          <w:szCs w:val="20"/>
+        </w:rPr>
+        <w:t xml:space="preserve"> </w:t>
+      </w:r>
+      <w:r>
+        <w:rPr>
+          <w:color w:val="010202"/>
+          <w:sz w:val="20"/>
+          <w:szCs w:val="20"/>
         </w:rPr>
         <w:t>specified</w:t>
       </w:r>
       <w:r>
         <w:rPr>
           <w:color w:val="010202"/>
-        </w:rPr>
-        <w:t xml:space="preserve"> </w:t>
-      </w:r>
-      <w:r>
-        <w:rPr>
-          <w:color w:val="010202"/>
+          <w:sz w:val="20"/>
+          <w:szCs w:val="20"/>
+        </w:rPr>
+        <w:t xml:space="preserve"> </w:t>
+      </w:r>
+      <w:r>
+        <w:rPr>
+          <w:color w:val="010202"/>
+          <w:sz w:val="20"/>
+          <w:szCs w:val="20"/>
         </w:rPr>
         <w:t>below</w:t>
       </w:r>
       <w:r>
         <w:rPr>
           <w:color w:val="010202"/>
-        </w:rPr>
-        <w:t xml:space="preserve"> </w:t>
-      </w:r>
-      <w:r>
-        <w:rPr>
-          <w:color w:val="010202"/>
+          <w:sz w:val="20"/>
+          <w:szCs w:val="20"/>
+        </w:rPr>
+        <w:t xml:space="preserve"> </w:t>
+      </w:r>
+      <w:r>
+        <w:rPr>
+          <w:color w:val="010202"/>
+          <w:sz w:val="20"/>
+          <w:szCs w:val="20"/>
         </w:rPr>
         <w:t>and</w:t>
       </w:r>
       <w:r>
         <w:rPr>
           <w:color w:val="010202"/>
-        </w:rPr>
-        <w:t xml:space="preserve"> </w:t>
-      </w:r>
-      <w:r>
-        <w:rPr>
-          <w:color w:val="010202"/>
+          <w:sz w:val="20"/>
+          <w:szCs w:val="20"/>
+        </w:rPr>
+        <w:t xml:space="preserve"> </w:t>
+      </w:r>
+      <w:r>
+        <w:rPr>
+          <w:color w:val="010202"/>
+          <w:sz w:val="20"/>
+          <w:szCs w:val="20"/>
         </w:rPr>
         <w:t>all</w:t>
       </w:r>
       <w:r>
         <w:rPr>
           <w:color w:val="010202"/>
-        </w:rPr>
-        <w:t xml:space="preserve"> </w:t>
-      </w:r>
-      <w:r>
-        <w:rPr>
-          <w:color w:val="010202"/>
+          <w:sz w:val="20"/>
+          <w:szCs w:val="20"/>
+        </w:rPr>
+        <w:t xml:space="preserve"> </w:t>
+      </w:r>
+      <w:r>
+        <w:rPr>
+          <w:color w:val="010202"/>
+          <w:sz w:val="20"/>
+          <w:szCs w:val="20"/>
         </w:rPr>
         <w:t>fees</w:t>
       </w:r>
       <w:r>
         <w:rPr>
           <w:color w:val="010202"/>
-        </w:rPr>
-        <w:t xml:space="preserve"> </w:t>
-      </w:r>
-      <w:r>
-        <w:rPr>
-          <w:color w:val="010202"/>
+          <w:sz w:val="20"/>
+          <w:szCs w:val="20"/>
+        </w:rPr>
+        <w:t xml:space="preserve"> </w:t>
+      </w:r>
+      <w:r>
+        <w:rPr>
+          <w:color w:val="010202"/>
+          <w:sz w:val="20"/>
+          <w:szCs w:val="20"/>
         </w:rPr>
         <w:t>and</w:t>
       </w:r>
       <w:r>
         <w:rPr>
           <w:color w:val="010202"/>
-        </w:rPr>
-        <w:t xml:space="preserve"> </w:t>
-      </w:r>
-      <w:r>
-        <w:rPr>
-          <w:color w:val="010202"/>
+          <w:sz w:val="20"/>
+          <w:szCs w:val="20"/>
+        </w:rPr>
+        <w:t xml:space="preserve"> </w:t>
+      </w:r>
+      <w:r>
+        <w:rPr>
+          <w:color w:val="010202"/>
+          <w:sz w:val="20"/>
+          <w:szCs w:val="20"/>
         </w:rPr>
         <w:t>other</w:t>
       </w:r>
       <w:r>
         <w:rPr>
           <w:color w:val="010202"/>
-        </w:rPr>
-        <w:t xml:space="preserve"> </w:t>
-      </w:r>
-      <w:r>
-        <w:rPr>
-          <w:color w:val="010202"/>
+          <w:sz w:val="20"/>
+          <w:szCs w:val="20"/>
+        </w:rPr>
+        <w:t xml:space="preserve"> </w:t>
+      </w:r>
+      <w:r>
+        <w:rPr>
+          <w:color w:val="010202"/>
+          <w:sz w:val="20"/>
+          <w:szCs w:val="20"/>
         </w:rPr>
         <w:t>payments</w:t>
       </w:r>
       <w:r>
         <w:rPr>
           <w:color w:val="010202"/>
-        </w:rPr>
-        <w:t xml:space="preserve"> </w:t>
-      </w:r>
-      <w:r>
-        <w:rPr>
-          <w:color w:val="010202"/>
+          <w:sz w:val="20"/>
+          <w:szCs w:val="20"/>
+        </w:rPr>
+        <w:t xml:space="preserve"> </w:t>
+      </w:r>
+      <w:r>
+        <w:rPr>
+          <w:color w:val="010202"/>
+          <w:sz w:val="20"/>
+          <w:szCs w:val="20"/>
         </w:rPr>
         <w:t>due</w:t>
       </w:r>
       <w:r>
         <w:rPr>
           <w:color w:val="010202"/>
-        </w:rPr>
-        <w:t xml:space="preserve"> </w:t>
-      </w:r>
-      <w:r>
-        <w:rPr>
-          <w:color w:val="010202"/>
+          <w:sz w:val="20"/>
+          <w:szCs w:val="20"/>
+        </w:rPr>
+        <w:t xml:space="preserve"> </w:t>
+      </w:r>
+      <w:r>
+        <w:rPr>
+          <w:color w:val="010202"/>
+          <w:sz w:val="20"/>
+          <w:szCs w:val="20"/>
         </w:rPr>
         <w:t>to</w:t>
       </w:r>
       <w:r>
         <w:rPr>
           <w:color w:val="010202"/>
-        </w:rPr>
-        <w:t xml:space="preserve"> </w:t>
-      </w:r>
-      <w:r>
-        <w:rPr>
-          <w:color w:val="010202"/>
+          <w:sz w:val="20"/>
+          <w:szCs w:val="20"/>
+        </w:rPr>
+        <w:t xml:space="preserve"> </w:t>
+      </w:r>
+      <w:r>
+        <w:rPr>
+          <w:color w:val="010202"/>
+          <w:sz w:val="20"/>
+          <w:szCs w:val="20"/>
         </w:rPr>
         <w:t>Purchaser</w:t>
       </w:r>
       <w:r>
         <w:rPr>
           <w:color w:val="010202"/>
-        </w:rPr>
-        <w:t xml:space="preserve"> </w:t>
-      </w:r>
-      <w:r>
-        <w:rPr>
-          <w:color w:val="010202"/>
+          <w:sz w:val="20"/>
+          <w:szCs w:val="20"/>
+        </w:rPr>
+        <w:t xml:space="preserve"> </w:t>
+      </w:r>
+      <w:r>
+        <w:rPr>
+          <w:color w:val="010202"/>
+          <w:sz w:val="20"/>
+          <w:szCs w:val="20"/>
         </w:rPr>
         <w:t>from</w:t>
       </w:r>
       <w:r>
         <w:rPr>
           <w:color w:val="010202"/>
-        </w:rPr>
-        <w:t xml:space="preserve"> </w:t>
-      </w:r>
-      <w:r>
-        <w:rPr>
-          <w:color w:val="010202"/>
+          <w:sz w:val="20"/>
+          <w:szCs w:val="20"/>
+        </w:rPr>
+        <w:t xml:space="preserve"> </w:t>
+      </w:r>
+      <w:r>
+        <w:rPr>
+          <w:color w:val="010202"/>
+          <w:sz w:val="20"/>
+          <w:szCs w:val="20"/>
         </w:rPr>
         <w:t>Merchant</w:t>
       </w:r>
       <w:r>
         <w:rPr>
           <w:color w:val="010202"/>
-        </w:rPr>
-        <w:t xml:space="preserve"> </w:t>
-      </w:r>
-      <w:r>
-        <w:rPr>
-          <w:color w:val="010202"/>
+          <w:sz w:val="20"/>
+          <w:szCs w:val="20"/>
+        </w:rPr>
+        <w:t xml:space="preserve"> </w:t>
+      </w:r>
+      <w:r>
+        <w:rPr>
+          <w:color w:val="010202"/>
+          <w:sz w:val="20"/>
+          <w:szCs w:val="20"/>
         </w:rPr>
         <w:t>under</w:t>
       </w:r>
       <w:r>
         <w:rPr>
           <w:color w:val="010202"/>
-        </w:rPr>
-        <w:t xml:space="preserve"> </w:t>
-      </w:r>
-      <w:r>
-        <w:rPr>
-          <w:color w:val="010202"/>
+          <w:sz w:val="20"/>
+          <w:szCs w:val="20"/>
+        </w:rPr>
+        <w:t xml:space="preserve"> </w:t>
+      </w:r>
+      <w:r>
+        <w:rPr>
+          <w:color w:val="010202"/>
+          <w:sz w:val="20"/>
+          <w:szCs w:val="20"/>
         </w:rPr>
         <w:t>the</w:t>
       </w:r>
       <w:r>
         <w:rPr>
           <w:color w:val="010202"/>
-        </w:rPr>
-        <w:t xml:space="preserve"> </w:t>
-      </w:r>
-      <w:r>
-        <w:rPr>
-          <w:color w:val="010202"/>
+          <w:sz w:val="20"/>
+          <w:szCs w:val="20"/>
+        </w:rPr>
+        <w:t xml:space="preserve"> </w:t>
+      </w:r>
+      <w:r>
+        <w:rPr>
+          <w:color w:val="010202"/>
+          <w:sz w:val="20"/>
+          <w:szCs w:val="20"/>
         </w:rPr>
         <w:t>terms</w:t>
       </w:r>
       <w:r>
         <w:rPr>
           <w:color w:val="010202"/>
-        </w:rPr>
-        <w:t xml:space="preserve"> </w:t>
-      </w:r>
-      <w:r>
-        <w:rPr>
-          <w:color w:val="010202"/>
+          <w:sz w:val="20"/>
+          <w:szCs w:val="20"/>
+        </w:rPr>
+        <w:t xml:space="preserve"> </w:t>
+      </w:r>
+      <w:r>
+        <w:rPr>
+          <w:color w:val="010202"/>
+          <w:sz w:val="20"/>
+          <w:szCs w:val="20"/>
         </w:rPr>
         <w:t>of</w:t>
       </w:r>
       <w:r>
         <w:rPr>
           <w:color w:val="010202"/>
-        </w:rPr>
-        <w:t xml:space="preserve"> </w:t>
-      </w:r>
-      <w:r>
-        <w:rPr>
-          <w:color w:val="010202"/>
+          <w:sz w:val="20"/>
+          <w:szCs w:val="20"/>
+        </w:rPr>
+        <w:t xml:space="preserve"> </w:t>
+      </w:r>
+      <w:r>
+        <w:rPr>
+          <w:color w:val="010202"/>
+          <w:sz w:val="20"/>
+          <w:szCs w:val="20"/>
         </w:rPr>
         <w:t>that</w:t>
       </w:r>
       <w:r>
         <w:rPr>
           <w:color w:val="010202"/>
-        </w:rPr>
-        <w:t xml:space="preserve"> </w:t>
-      </w:r>
-      <w:r>
-        <w:rPr>
-          <w:color w:val="010202"/>
+          <w:sz w:val="20"/>
+          <w:szCs w:val="20"/>
+        </w:rPr>
+        <w:t xml:space="preserve"> </w:t>
+      </w:r>
+      <w:r>
+        <w:rPr>
+          <w:color w:val="010202"/>
+          <w:sz w:val="20"/>
+          <w:szCs w:val="20"/>
         </w:rPr>
         <w:t>certain</w:t>
       </w:r>
       <w:r>
         <w:rPr>
           <w:color w:val="010202"/>
-        </w:rPr>
-        <w:t xml:space="preserve"> </w:t>
-      </w:r>
-      <w:r>
-        <w:rPr>
-          <w:color w:val="010202"/>
+          <w:sz w:val="20"/>
+          <w:szCs w:val="20"/>
+        </w:rPr>
+        <w:t xml:space="preserve"> </w:t>
+      </w:r>
+      <w:r>
+        <w:rPr>
+          <w:color w:val="010202"/>
+          <w:sz w:val="20"/>
+          <w:szCs w:val="20"/>
         </w:rPr>
         <w:t>Sale</w:t>
       </w:r>
       <w:r>
         <w:rPr>
           <w:color w:val="010202"/>
-        </w:rPr>
-        <w:t xml:space="preserve"> </w:t>
-      </w:r>
-      <w:r>
-        <w:rPr>
-          <w:color w:val="010202"/>
+          <w:sz w:val="20"/>
+          <w:szCs w:val="20"/>
+        </w:rPr>
+        <w:t xml:space="preserve"> </w:t>
+      </w:r>
+      <w:r>
+        <w:rPr>
+          <w:color w:val="010202"/>
+          <w:sz w:val="20"/>
+          <w:szCs w:val="20"/>
         </w:rPr>
         <w:t>of</w:t>
       </w:r>
       <w:r>
         <w:rPr>
           <w:color w:val="010202"/>
-        </w:rPr>
-        <w:t xml:space="preserve"> </w:t>
-      </w:r>
-      <w:r>
-        <w:rPr>
-          <w:color w:val="010202"/>
+          <w:sz w:val="20"/>
+          <w:szCs w:val="20"/>
+        </w:rPr>
+        <w:t xml:space="preserve"> </w:t>
+      </w:r>
+      <w:r>
+        <w:rPr>
+          <w:color w:val="010202"/>
+          <w:sz w:val="20"/>
+          <w:szCs w:val="20"/>
         </w:rPr>
         <w:t>Future</w:t>
       </w:r>
       <w:r>
         <w:rPr>
           <w:color w:val="010202"/>
-        </w:rPr>
-        <w:t xml:space="preserve"> </w:t>
-      </w:r>
-      <w:r>
-        <w:rPr>
-          <w:color w:val="010202"/>
+          <w:sz w:val="20"/>
+          <w:szCs w:val="20"/>
+        </w:rPr>
+        <w:t xml:space="preserve"> </w:t>
+      </w:r>
+      <w:r>
+        <w:rPr>
+          <w:color w:val="010202"/>
+          <w:sz w:val="20"/>
+          <w:szCs w:val="20"/>
         </w:rPr>
         <w:t>Receipts</w:t>
       </w:r>
       <w:r>
         <w:rPr>
           <w:color w:val="010202"/>
-        </w:rPr>
-        <w:t xml:space="preserve"> </w:t>
-      </w:r>
-      <w:r>
-        <w:rPr>
-          <w:color w:val="010202"/>
+          <w:sz w:val="20"/>
+          <w:szCs w:val="20"/>
+        </w:rPr>
+        <w:t xml:space="preserve"> </w:t>
+      </w:r>
+      <w:r>
+        <w:rPr>
+          <w:color w:val="010202"/>
+          <w:sz w:val="20"/>
+          <w:szCs w:val="20"/>
         </w:rPr>
         <w:t>Agreement</w:t>
       </w:r>
       <w:r>
         <w:rPr>
           <w:color w:val="010202"/>
-        </w:rPr>
-        <w:t xml:space="preserve"> </w:t>
-      </w:r>
-      <w:r>
-        <w:rPr>
-          <w:color w:val="010202"/>
+          <w:sz w:val="20"/>
+          <w:szCs w:val="20"/>
+        </w:rPr>
+        <w:t xml:space="preserve"> </w:t>
+      </w:r>
+      <w:r>
+        <w:rPr>
+          <w:color w:val="010202"/>
+          <w:sz w:val="20"/>
+          <w:szCs w:val="20"/>
         </w:rPr>
         <w:t>(the "Agreement")</w:t>
       </w:r>
       <w:r>
         <w:rPr>
           <w:color w:val="010202"/>
-        </w:rPr>
-        <w:t xml:space="preserve"> </w:t>
-      </w:r>
-      <w:r>
-        <w:rPr>
-          <w:color w:val="010202"/>
+          <w:sz w:val="20"/>
+          <w:szCs w:val="20"/>
+        </w:rPr>
+        <w:t xml:space="preserve"> </w:t>
+      </w:r>
+      <w:r>
+        <w:rPr>
+          <w:color w:val="010202"/>
+          <w:sz w:val="20"/>
+          <w:szCs w:val="20"/>
         </w:rPr>
         <w:t>entered</w:t>
       </w:r>
       <w:r>
         <w:rPr>
           <w:color w:val="010202"/>
-        </w:rPr>
-        <w:t xml:space="preserve"> </w:t>
-      </w:r>
-      <w:r>
-        <w:rPr>
-          <w:color w:val="010202"/>
+          <w:sz w:val="20"/>
+          <w:szCs w:val="20"/>
+        </w:rPr>
+        <w:t xml:space="preserve"> </w:t>
+      </w:r>
+      <w:r>
+        <w:rPr>
+          <w:color w:val="010202"/>
+          <w:sz w:val="20"/>
+          <w:szCs w:val="20"/>
         </w:rPr>
         <w:t>into</w:t>
       </w:r>
       <w:r>
         <w:rPr>
           <w:color w:val="010202"/>
-        </w:rPr>
-        <w:t xml:space="preserve"> </w:t>
-      </w:r>
-      <w:r>
-        <w:rPr>
-          <w:color w:val="010202"/>
+          <w:sz w:val="20"/>
+          <w:szCs w:val="20"/>
+        </w:rPr>
+        <w:t xml:space="preserve"> </w:t>
+      </w:r>
+      <w:r>
+        <w:rPr>
+          <w:color w:val="010202"/>
+          <w:sz w:val="20"/>
+          <w:szCs w:val="20"/>
         </w:rPr>
         <w:t>between</w:t>
       </w:r>
       <w:r>
         <w:rPr>
           <w:color w:val="010202"/>
-        </w:rPr>
-        <w:t xml:space="preserve"> </w:t>
-      </w:r>
-      <w:r>
-        <w:rPr>
-          <w:color w:val="010202"/>
+          <w:sz w:val="20"/>
+          <w:szCs w:val="20"/>
+        </w:rPr>
+        <w:t xml:space="preserve"> </w:t>
+      </w:r>
+      <w:r>
+        <w:rPr>
+          <w:color w:val="010202"/>
+          <w:sz w:val="20"/>
+          <w:szCs w:val="20"/>
         </w:rPr>
         <w:t>Merchant</w:t>
       </w:r>
       <w:r>
         <w:rPr>
           <w:color w:val="010202"/>
-        </w:rPr>
-        <w:t xml:space="preserve"> </w:t>
-      </w:r>
-      <w:r>
-        <w:rPr>
-          <w:color w:val="010202"/>
+          <w:sz w:val="20"/>
+          <w:szCs w:val="20"/>
+        </w:rPr>
+        <w:t xml:space="preserve"> </w:t>
+      </w:r>
+      <w:r>
+        <w:rPr>
+          <w:color w:val="010202"/>
+          <w:sz w:val="20"/>
+          <w:szCs w:val="20"/>
         </w:rPr>
         <w:t>and</w:t>
       </w:r>
       <w:r>
         <w:rPr>
           <w:color w:val="010202"/>
-        </w:rPr>
-        <w:t xml:space="preserve"> </w:t>
-      </w:r>
-      <w:r>
-        <w:rPr>
-          <w:color w:val="010202"/>
+          <w:sz w:val="20"/>
+          <w:szCs w:val="20"/>
+        </w:rPr>
+        <w:t xml:space="preserve"> </w:t>
+      </w:r>
+      <w:r>
+        <w:rPr>
+          <w:color w:val="010202"/>
+          <w:sz w:val="20"/>
+          <w:szCs w:val="20"/>
         </w:rPr>
         <w:t>Purchaser,</w:t>
       </w:r>
       <w:r>
         <w:rPr>
           <w:color w:val="010202"/>
-        </w:rPr>
-        <w:t xml:space="preserve"> </w:t>
-      </w:r>
-      <w:r>
-        <w:rPr>
-          <w:color w:val="010202"/>
+          <w:sz w:val="20"/>
+          <w:szCs w:val="20"/>
+        </w:rPr>
+        <w:t xml:space="preserve"> </w:t>
+      </w:r>
+      <w:r>
+        <w:rPr>
+          <w:color w:val="010202"/>
+          <w:sz w:val="20"/>
+          <w:szCs w:val="20"/>
         </w:rPr>
         <w:t>as</w:t>
       </w:r>
       <w:r>
         <w:rPr>
           <w:color w:val="010202"/>
-        </w:rPr>
-        <w:t xml:space="preserve"> </w:t>
-      </w:r>
-      <w:r>
-        <w:rPr>
-          <w:color w:val="010202"/>
+          <w:sz w:val="20"/>
+          <w:szCs w:val="20"/>
+        </w:rPr>
+        <w:t xml:space="preserve"> </w:t>
+      </w:r>
+      <w:r>
+        <w:rPr>
+          <w:color w:val="010202"/>
+          <w:sz w:val="20"/>
+          <w:szCs w:val="20"/>
         </w:rPr>
         <w:t>it</w:t>
       </w:r>
       <w:r>
         <w:rPr>
           <w:color w:val="010202"/>
-        </w:rPr>
-        <w:t xml:space="preserve"> </w:t>
-      </w:r>
-      <w:r>
-        <w:rPr>
-          <w:color w:val="010202"/>
+          <w:sz w:val="20"/>
+          <w:szCs w:val="20"/>
+        </w:rPr>
+        <w:t xml:space="preserve"> </w:t>
+      </w:r>
+      <w:r>
+        <w:rPr>
+          <w:color w:val="010202"/>
+          <w:sz w:val="20"/>
+          <w:szCs w:val="20"/>
         </w:rPr>
         <w:t>may</w:t>
       </w:r>
       <w:r>
         <w:rPr>
           <w:color w:val="010202"/>
-        </w:rPr>
-        <w:t xml:space="preserve"> </w:t>
-      </w:r>
-      <w:r>
-        <w:rPr>
-          <w:color w:val="010202"/>
+          <w:sz w:val="20"/>
+          <w:szCs w:val="20"/>
+        </w:rPr>
+        <w:t xml:space="preserve"> </w:t>
+      </w:r>
+      <w:r>
+        <w:rPr>
+          <w:color w:val="010202"/>
+          <w:sz w:val="20"/>
+          <w:szCs w:val="20"/>
         </w:rPr>
         <w:t>be</w:t>
       </w:r>
       <w:r>
         <w:rPr>
           <w:color w:val="010202"/>
-        </w:rPr>
-        <w:t xml:space="preserve"> </w:t>
-      </w:r>
-      <w:r>
-        <w:rPr>
-          <w:color w:val="010202"/>
+          <w:sz w:val="20"/>
+          <w:szCs w:val="20"/>
+        </w:rPr>
+        <w:t xml:space="preserve"> </w:t>
+      </w:r>
+      <w:r>
+        <w:rPr>
+          <w:color w:val="010202"/>
+          <w:sz w:val="20"/>
+          <w:szCs w:val="20"/>
         </w:rPr>
         <w:t>extended,</w:t>
       </w:r>
       <w:r>
         <w:rPr>
           <w:color w:val="010202"/>
-        </w:rPr>
-        <w:t xml:space="preserve"> </w:t>
-      </w:r>
-      <w:r>
-        <w:rPr>
-          <w:color w:val="010202"/>
+          <w:sz w:val="20"/>
+          <w:szCs w:val="20"/>
+        </w:rPr>
+        <w:t xml:space="preserve"> </w:t>
+      </w:r>
+      <w:r>
+        <w:rPr>
+          <w:color w:val="010202"/>
+          <w:sz w:val="20"/>
+          <w:szCs w:val="20"/>
         </w:rPr>
         <w:t>renewed,</w:t>
       </w:r>
       <w:r>
         <w:rPr>
           <w:color w:val="010202"/>
-        </w:rPr>
-        <w:t xml:space="preserve"> </w:t>
-      </w:r>
-      <w:r>
-        <w:rPr>
-          <w:color w:val="010202"/>
+          <w:sz w:val="20"/>
+          <w:szCs w:val="20"/>
+        </w:rPr>
+        <w:t xml:space="preserve"> </w:t>
+      </w:r>
+      <w:r>
+        <w:rPr>
+          <w:color w:val="010202"/>
+          <w:sz w:val="20"/>
+          <w:szCs w:val="20"/>
         </w:rPr>
         <w:t>amended,</w:t>
       </w:r>
       <w:r>
         <w:rPr>
           <w:color w:val="010202"/>
-        </w:rPr>
-        <w:t xml:space="preserve"> </w:t>
-      </w:r>
-      <w:r>
-        <w:rPr>
-          <w:color w:val="010202"/>
+          <w:sz w:val="20"/>
+          <w:szCs w:val="20"/>
+        </w:rPr>
+        <w:t xml:space="preserve"> </w:t>
+      </w:r>
+      <w:r>
+        <w:rPr>
+          <w:color w:val="010202"/>
+          <w:sz w:val="20"/>
+          <w:szCs w:val="20"/>
         </w:rPr>
         <w:t>modified</w:t>
       </w:r>
       <w:r>
         <w:rPr>
           <w:color w:val="010202"/>
-        </w:rPr>
-        <w:t xml:space="preserve"> </w:t>
-      </w:r>
-      <w:r>
-        <w:rPr>
-          <w:color w:val="010202"/>
+          <w:sz w:val="20"/>
+          <w:szCs w:val="20"/>
+        </w:rPr>
+        <w:t xml:space="preserve"> </w:t>
+      </w:r>
+      <w:r>
+        <w:rPr>
+          <w:color w:val="010202"/>
+          <w:sz w:val="20"/>
+          <w:szCs w:val="20"/>
         </w:rPr>
         <w:t>or</w:t>
       </w:r>
       <w:r>
         <w:rPr>
           <w:color w:val="010202"/>
-        </w:rPr>
-        <w:t xml:space="preserve"> </w:t>
-      </w:r>
-      <w:r>
-        <w:rPr>
-          <w:color w:val="010202"/>
+          <w:sz w:val="20"/>
+          <w:szCs w:val="20"/>
+        </w:rPr>
+        <w:t xml:space="preserve"> </w:t>
+      </w:r>
+      <w:r>
+        <w:rPr>
+          <w:color w:val="010202"/>
+          <w:sz w:val="20"/>
+          <w:szCs w:val="20"/>
         </w:rPr>
         <w:t>restated in</w:t>
       </w:r>
       <w:r>
         <w:rPr>
           <w:color w:val="010202"/>
-        </w:rPr>
-        <w:t xml:space="preserve"> </w:t>
-      </w:r>
-      <w:r>
-        <w:rPr>
-          <w:color w:val="010202"/>
+          <w:sz w:val="20"/>
+          <w:szCs w:val="20"/>
+        </w:rPr>
+        <w:t xml:space="preserve"> </w:t>
+      </w:r>
+      <w:r>
+        <w:rPr>
+          <w:color w:val="010202"/>
+          <w:sz w:val="20"/>
+          <w:szCs w:val="20"/>
         </w:rPr>
         <w:t>whole</w:t>
       </w:r>
       <w:r>
         <w:rPr>
           <w:color w:val="010202"/>
-        </w:rPr>
-        <w:t xml:space="preserve"> </w:t>
-      </w:r>
-      <w:r>
-        <w:rPr>
-          <w:color w:val="010202"/>
+          <w:sz w:val="20"/>
+          <w:szCs w:val="20"/>
+        </w:rPr>
+        <w:t xml:space="preserve"> </w:t>
+      </w:r>
+      <w:r>
+        <w:rPr>
+          <w:color w:val="010202"/>
+          <w:sz w:val="20"/>
+          <w:szCs w:val="20"/>
         </w:rPr>
         <w:t>or</w:t>
       </w:r>
       <w:r>
         <w:rPr>
           <w:color w:val="010202"/>
-        </w:rPr>
-        <w:t xml:space="preserve"> </w:t>
-      </w:r>
-      <w:r>
-        <w:rPr>
-          <w:color w:val="010202"/>
+          <w:sz w:val="20"/>
+          <w:szCs w:val="20"/>
+        </w:rPr>
+        <w:t xml:space="preserve"> </w:t>
+      </w:r>
+      <w:r>
+        <w:rPr>
+          <w:color w:val="010202"/>
+          <w:sz w:val="20"/>
+          <w:szCs w:val="20"/>
         </w:rPr>
         <w:t>in</w:t>
       </w:r>
       <w:r>
         <w:rPr>
           <w:color w:val="010202"/>
-        </w:rPr>
-        <w:t xml:space="preserve"> </w:t>
-      </w:r>
-      <w:r>
-        <w:rPr>
-          <w:color w:val="010202"/>
+          <w:sz w:val="20"/>
+          <w:szCs w:val="20"/>
+        </w:rPr>
+        <w:t xml:space="preserve"> </w:t>
+      </w:r>
+      <w:r>
+        <w:rPr>
+          <w:color w:val="010202"/>
+          <w:sz w:val="20"/>
+          <w:szCs w:val="20"/>
         </w:rPr>
         <w:t>part</w:t>
       </w:r>
       <w:r>
         <w:rPr>
           <w:color w:val="010202"/>
-        </w:rPr>
-        <w:t xml:space="preserve"> </w:t>
-      </w:r>
-      <w:r>
-        <w:rPr>
-          <w:color w:val="010202"/>
+          <w:sz w:val="20"/>
+          <w:szCs w:val="20"/>
+        </w:rPr>
+        <w:t xml:space="preserve"> </w:t>
+      </w:r>
+      <w:r>
+        <w:rPr>
+          <w:color w:val="010202"/>
+          <w:sz w:val="20"/>
+          <w:szCs w:val="20"/>
         </w:rPr>
         <w:t>at</w:t>
       </w:r>
       <w:r>
         <w:rPr>
           <w:color w:val="010202"/>
-        </w:rPr>
-        <w:t xml:space="preserve"> </w:t>
-      </w:r>
-      <w:r>
-        <w:rPr>
-          <w:color w:val="010202"/>
+          <w:sz w:val="20"/>
+          <w:szCs w:val="20"/>
+        </w:rPr>
+        <w:t xml:space="preserve"> </w:t>
+      </w:r>
+      <w:r>
+        <w:rPr>
+          <w:color w:val="010202"/>
+          <w:sz w:val="20"/>
+          <w:szCs w:val="20"/>
         </w:rPr>
         <w:t>any</w:t>
       </w:r>
       <w:r>
         <w:rPr>
           <w:color w:val="010202"/>
-        </w:rPr>
-        <w:t xml:space="preserve"> </w:t>
-      </w:r>
-      <w:r>
-        <w:rPr>
-          <w:color w:val="010202"/>
+          <w:sz w:val="20"/>
+          <w:szCs w:val="20"/>
+        </w:rPr>
+        <w:t xml:space="preserve"> </w:t>
+      </w:r>
+      <w:r>
+        <w:rPr>
+          <w:color w:val="010202"/>
+          <w:sz w:val="20"/>
+          <w:szCs w:val="20"/>
         </w:rPr>
         <w:t>time</w:t>
       </w:r>
       <w:r>
         <w:rPr>
           <w:color w:val="010202"/>
-        </w:rPr>
-        <w:t xml:space="preserve"> </w:t>
-      </w:r>
-      <w:r>
-        <w:rPr>
-          <w:color w:val="010202"/>
+          <w:sz w:val="20"/>
+          <w:szCs w:val="20"/>
+        </w:rPr>
+        <w:t xml:space="preserve"> </w:t>
+      </w:r>
+      <w:r>
+        <w:rPr>
+          <w:color w:val="010202"/>
+          <w:sz w:val="20"/>
+          <w:szCs w:val="20"/>
         </w:rPr>
         <w:t>or</w:t>
       </w:r>
       <w:r>
         <w:rPr>
           <w:color w:val="010202"/>
-        </w:rPr>
-        <w:t xml:space="preserve"> </w:t>
-      </w:r>
-      <w:r>
-        <w:rPr>
-          <w:color w:val="010202"/>
+          <w:sz w:val="20"/>
+          <w:szCs w:val="20"/>
+        </w:rPr>
+        <w:t xml:space="preserve"> </w:t>
+      </w:r>
+      <w:r>
+        <w:rPr>
+          <w:color w:val="010202"/>
+          <w:sz w:val="20"/>
+          <w:szCs w:val="20"/>
         </w:rPr>
         <w:t>from</w:t>
       </w:r>
       <w:r>
         <w:rPr>
           <w:color w:val="010202"/>
-        </w:rPr>
-        <w:t xml:space="preserve"> </w:t>
-      </w:r>
-      <w:r>
-        <w:rPr>
-          <w:color w:val="010202"/>
+          <w:sz w:val="20"/>
+          <w:szCs w:val="20"/>
+        </w:rPr>
+        <w:t xml:space="preserve"> </w:t>
+      </w:r>
+      <w:r>
+        <w:rPr>
+          <w:color w:val="010202"/>
+          <w:sz w:val="20"/>
+          <w:szCs w:val="20"/>
         </w:rPr>
         <w:t>time</w:t>
       </w:r>
       <w:r>
         <w:rPr>
           <w:color w:val="010202"/>
-        </w:rPr>
-        <w:t xml:space="preserve"> </w:t>
-      </w:r>
-      <w:r>
-        <w:rPr>
-          <w:color w:val="010202"/>
+          <w:sz w:val="20"/>
+          <w:szCs w:val="20"/>
+        </w:rPr>
+        <w:t xml:space="preserve"> </w:t>
+      </w:r>
+      <w:r>
+        <w:rPr>
+          <w:color w:val="010202"/>
+          <w:sz w:val="20"/>
+          <w:szCs w:val="20"/>
         </w:rPr>
         <w:t>to</w:t>
       </w:r>
       <w:r>
         <w:rPr>
           <w:color w:val="010202"/>
-        </w:rPr>
-        <w:t xml:space="preserve"> </w:t>
-      </w:r>
-      <w:r>
-        <w:rPr>
-          <w:color w:val="010202"/>
+          <w:sz w:val="20"/>
+          <w:szCs w:val="20"/>
+        </w:rPr>
+        <w:t xml:space="preserve"> </w:t>
+      </w:r>
+      <w:r>
+        <w:rPr>
+          <w:color w:val="010202"/>
+          <w:sz w:val="20"/>
+          <w:szCs w:val="20"/>
         </w:rPr>
         <w:t>time.</w:t>
       </w:r>
       <w:r>
         <w:rPr>
           <w:color w:val="010202"/>
-        </w:rPr>
-        <w:t xml:space="preserve"> </w:t>
-      </w:r>
-      <w:r>
-        <w:rPr>
-          <w:color w:val="010202"/>
+          <w:sz w:val="20"/>
+          <w:szCs w:val="20"/>
+        </w:rPr>
+        <w:t xml:space="preserve"> </w:t>
+      </w:r>
+      <w:r>
+        <w:rPr>
+          <w:color w:val="010202"/>
+          <w:sz w:val="20"/>
+          <w:szCs w:val="20"/>
         </w:rPr>
         <w:t>Merchant</w:t>
       </w:r>
       <w:r>
         <w:rPr>
           <w:color w:val="010202"/>
-        </w:rPr>
-        <w:t xml:space="preserve"> </w:t>
-      </w:r>
-      <w:r>
-        <w:rPr>
-          <w:color w:val="010202"/>
+          <w:sz w:val="20"/>
+          <w:szCs w:val="20"/>
+        </w:rPr>
+        <w:t xml:space="preserve"> </w:t>
+      </w:r>
+      <w:r>
+        <w:rPr>
+          <w:color w:val="010202"/>
+          <w:sz w:val="20"/>
+          <w:szCs w:val="20"/>
         </w:rPr>
         <w:t>also</w:t>
       </w:r>
       <w:r>
         <w:rPr>
           <w:color w:val="010202"/>
-        </w:rPr>
-        <w:t xml:space="preserve"> </w:t>
-      </w:r>
-      <w:r>
-        <w:rPr>
-          <w:color w:val="010202"/>
+          <w:sz w:val="20"/>
+          <w:szCs w:val="20"/>
+        </w:rPr>
+        <w:t xml:space="preserve"> </w:t>
+      </w:r>
+      <w:r>
+        <w:rPr>
+          <w:color w:val="010202"/>
+          <w:sz w:val="20"/>
+          <w:szCs w:val="20"/>
         </w:rPr>
         <w:t>authorizes</w:t>
       </w:r>
       <w:r>
         <w:rPr>
           <w:color w:val="010202"/>
-        </w:rPr>
-        <w:t xml:space="preserve"> </w:t>
-      </w:r>
-      <w:r>
-        <w:rPr>
-          <w:color w:val="010202"/>
+          <w:sz w:val="20"/>
+          <w:szCs w:val="20"/>
+        </w:rPr>
+        <w:t xml:space="preserve"> </w:t>
+      </w:r>
+      <w:r>
+        <w:rPr>
+          <w:color w:val="010202"/>
+          <w:sz w:val="20"/>
+          <w:szCs w:val="20"/>
         </w:rPr>
         <w:t>Purchaser</w:t>
       </w:r>
       <w:r>
         <w:rPr>
           <w:color w:val="010202"/>
-        </w:rPr>
-        <w:t xml:space="preserve"> </w:t>
-      </w:r>
-      <w:r>
-        <w:rPr>
-          <w:color w:val="010202"/>
+          <w:sz w:val="20"/>
+          <w:szCs w:val="20"/>
+        </w:rPr>
+        <w:t xml:space="preserve"> </w:t>
+      </w:r>
+      <w:r>
+        <w:rPr>
+          <w:color w:val="010202"/>
+          <w:sz w:val="20"/>
+          <w:szCs w:val="20"/>
         </w:rPr>
         <w:t>to</w:t>
       </w:r>
       <w:r>
         <w:rPr>
           <w:color w:val="010202"/>
-        </w:rPr>
-        <w:t xml:space="preserve"> </w:t>
-      </w:r>
-      <w:r>
-        <w:rPr>
-          <w:color w:val="010202"/>
+          <w:sz w:val="20"/>
+          <w:szCs w:val="20"/>
+        </w:rPr>
+        <w:t xml:space="preserve"> </w:t>
+      </w:r>
+      <w:r>
+        <w:rPr>
+          <w:color w:val="010202"/>
+          <w:sz w:val="20"/>
+          <w:szCs w:val="20"/>
         </w:rPr>
         <w:t>initiate</w:t>
       </w:r>
       <w:r>
         <w:rPr>
           <w:color w:val="010202"/>
-        </w:rPr>
-        <w:t xml:space="preserve"> </w:t>
-      </w:r>
-      <w:r>
-        <w:rPr>
-          <w:color w:val="010202"/>
+          <w:sz w:val="20"/>
+          <w:szCs w:val="20"/>
+        </w:rPr>
+        <w:t xml:space="preserve"> </w:t>
+      </w:r>
+      <w:r>
+        <w:rPr>
+          <w:color w:val="010202"/>
+          <w:sz w:val="20"/>
+          <w:szCs w:val="20"/>
         </w:rPr>
         <w:t>additional</w:t>
       </w:r>
       <w:r>
         <w:rPr>
           <w:color w:val="010202"/>
-        </w:rPr>
-        <w:t xml:space="preserve"> </w:t>
-      </w:r>
-      <w:r>
-        <w:rPr>
-          <w:color w:val="010202"/>
+          <w:sz w:val="20"/>
+          <w:szCs w:val="20"/>
+        </w:rPr>
+        <w:t xml:space="preserve"> </w:t>
+      </w:r>
+      <w:r>
+        <w:rPr>
+          <w:color w:val="010202"/>
+          <w:sz w:val="20"/>
+          <w:szCs w:val="20"/>
         </w:rPr>
         <w:t>entries</w:t>
       </w:r>
       <w:r>
         <w:rPr>
           <w:color w:val="010202"/>
-        </w:rPr>
-        <w:t xml:space="preserve"> </w:t>
-      </w:r>
-      <w:r>
-        <w:rPr>
-          <w:color w:val="010202"/>
+          <w:sz w:val="20"/>
+          <w:szCs w:val="20"/>
+        </w:rPr>
+        <w:t xml:space="preserve"> </w:t>
+      </w:r>
+      <w:r>
+        <w:rPr>
+          <w:color w:val="010202"/>
+          <w:sz w:val="20"/>
+          <w:szCs w:val="20"/>
         </w:rPr>
         <w:t>(debits and credits) to correct any erroneous</w:t>
       </w:r>
       <w:r>
         <w:rPr>
           <w:color w:val="010202"/>
-        </w:rPr>
-        <w:t xml:space="preserve"> </w:t>
-      </w:r>
-      <w:r>
-        <w:rPr>
-          <w:color w:val="010202"/>
+          <w:sz w:val="20"/>
+          <w:szCs w:val="20"/>
+        </w:rPr>
+        <w:t xml:space="preserve"> </w:t>
+      </w:r>
+      <w:r>
+        <w:rPr>
+          <w:color w:val="010202"/>
+          <w:sz w:val="20"/>
+          <w:szCs w:val="20"/>
         </w:rPr>
         <w:t>transfers.</w:t>
       </w:r>
       <w:r>
         <w:rPr>
           <w:color w:val="010202"/>
-        </w:rPr>
-        <w:t xml:space="preserve"> </w:t>
-      </w:r>
-      <w:r>
-        <w:rPr>
-          <w:color w:val="010202"/>
+          <w:sz w:val="20"/>
+          <w:szCs w:val="20"/>
+        </w:rPr>
+        <w:t xml:space="preserve"> </w:t>
+      </w:r>
+      <w:r>
+        <w:rPr>
+          <w:color w:val="010202"/>
+          <w:sz w:val="20"/>
+          <w:szCs w:val="20"/>
         </w:rPr>
         <w:t>In</w:t>
       </w:r>
       <w:r>
         <w:rPr>
           <w:color w:val="010202"/>
-        </w:rPr>
-        <w:t xml:space="preserve"> </w:t>
-      </w:r>
-      <w:r>
-        <w:rPr>
-          <w:color w:val="010202"/>
+          <w:sz w:val="20"/>
+          <w:szCs w:val="20"/>
+        </w:rPr>
+        <w:t xml:space="preserve"> </w:t>
+      </w:r>
+      <w:r>
+        <w:rPr>
+          <w:color w:val="010202"/>
+          <w:sz w:val="20"/>
+          <w:szCs w:val="20"/>
         </w:rPr>
         <w:t>addition,</w:t>
       </w:r>
       <w:r>
         <w:rPr>
           <w:color w:val="010202"/>
-        </w:rPr>
-        <w:t xml:space="preserve"> </w:t>
-      </w:r>
-      <w:r>
-        <w:rPr>
-          <w:color w:val="010202"/>
+          <w:sz w:val="20"/>
+          <w:szCs w:val="20"/>
+        </w:rPr>
+        <w:t xml:space="preserve"> </w:t>
+      </w:r>
+      <w:r>
+        <w:rPr>
+          <w:color w:val="010202"/>
+          <w:sz w:val="20"/>
+          <w:szCs w:val="20"/>
         </w:rPr>
         <w:t>if</w:t>
       </w:r>
       <w:r>
         <w:rPr>
           <w:color w:val="010202"/>
-        </w:rPr>
-        <w:t xml:space="preserve"> </w:t>
-      </w:r>
-      <w:r>
-        <w:rPr>
-          <w:color w:val="010202"/>
+          <w:sz w:val="20"/>
+          <w:szCs w:val="20"/>
+        </w:rPr>
+        <w:t xml:space="preserve"> </w:t>
+      </w:r>
+      <w:r>
+        <w:rPr>
+          <w:color w:val="010202"/>
+          <w:sz w:val="20"/>
+          <w:szCs w:val="20"/>
         </w:rPr>
         <w:t>a</w:t>
       </w:r>
       <w:r>
         <w:rPr>
           <w:color w:val="010202"/>
-        </w:rPr>
-        <w:t xml:space="preserve"> </w:t>
-      </w:r>
-      <w:r>
-        <w:rPr>
-          <w:color w:val="010202"/>
+          <w:sz w:val="20"/>
+          <w:szCs w:val="20"/>
+        </w:rPr>
+        <w:t xml:space="preserve"> </w:t>
+      </w:r>
+      <w:r>
+        <w:rPr>
+          <w:color w:val="010202"/>
+          <w:sz w:val="20"/>
+          <w:szCs w:val="20"/>
         </w:rPr>
         <w:t>breach</w:t>
       </w:r>
       <w:r>
         <w:rPr>
           <w:color w:val="010202"/>
-        </w:rPr>
-        <w:t xml:space="preserve"> </w:t>
-      </w:r>
-      <w:r>
-        <w:rPr>
-          <w:color w:val="010202"/>
+          <w:sz w:val="20"/>
+          <w:szCs w:val="20"/>
+        </w:rPr>
+        <w:t xml:space="preserve"> </w:t>
+      </w:r>
+      <w:r>
+        <w:rPr>
+          <w:color w:val="010202"/>
+          <w:sz w:val="20"/>
+          <w:szCs w:val="20"/>
         </w:rPr>
         <w:t>of</w:t>
       </w:r>
       <w:r>
         <w:rPr>
           <w:color w:val="010202"/>
-        </w:rPr>
-        <w:t xml:space="preserve"> </w:t>
-      </w:r>
-      <w:r>
-        <w:rPr>
-          <w:color w:val="010202"/>
+          <w:sz w:val="20"/>
+          <w:szCs w:val="20"/>
+        </w:rPr>
+        <w:t xml:space="preserve"> </w:t>
+      </w:r>
+      <w:r>
+        <w:rPr>
+          <w:color w:val="010202"/>
+          <w:sz w:val="20"/>
+          <w:szCs w:val="20"/>
         </w:rPr>
         <w:t>the</w:t>
       </w:r>
       <w:r>
         <w:rPr>
           <w:color w:val="010202"/>
-        </w:rPr>
-        <w:t xml:space="preserve"> </w:t>
-      </w:r>
-      <w:r>
-        <w:rPr>
-          <w:color w:val="010202"/>
+          <w:sz w:val="20"/>
+          <w:szCs w:val="20"/>
+        </w:rPr>
+        <w:t xml:space="preserve"> </w:t>
+      </w:r>
+      <w:r>
+        <w:rPr>
+          <w:color w:val="010202"/>
+          <w:sz w:val="20"/>
+          <w:szCs w:val="20"/>
         </w:rPr>
         <w:t>Agreement</w:t>
       </w:r>
       <w:r>
         <w:rPr>
           <w:color w:val="010202"/>
-        </w:rPr>
-        <w:t xml:space="preserve"> </w:t>
-      </w:r>
-      <w:r>
-        <w:rPr>
-          <w:color w:val="010202"/>
+          <w:sz w:val="20"/>
+          <w:szCs w:val="20"/>
+        </w:rPr>
+        <w:t xml:space="preserve"> </w:t>
+      </w:r>
+      <w:r>
+        <w:rPr>
+          <w:color w:val="010202"/>
+          <w:sz w:val="20"/>
+          <w:szCs w:val="20"/>
         </w:rPr>
         <w:t>occurs,</w:t>
       </w:r>
       <w:r>
         <w:rPr>
           <w:color w:val="010202"/>
-        </w:rPr>
-        <w:t xml:space="preserve"> </w:t>
-      </w:r>
-      <w:r>
-        <w:rPr>
-          <w:color w:val="010202"/>
+          <w:sz w:val="20"/>
+          <w:szCs w:val="20"/>
+        </w:rPr>
+        <w:t xml:space="preserve"> </w:t>
+      </w:r>
+      <w:r>
+        <w:rPr>
+          <w:color w:val="010202"/>
+          <w:sz w:val="20"/>
+          <w:szCs w:val="20"/>
         </w:rPr>
         <w:t>Merchant</w:t>
       </w:r>
       <w:r>
         <w:rPr>
           <w:color w:val="010202"/>
-        </w:rPr>
-        <w:t xml:space="preserve"> </w:t>
-      </w:r>
-      <w:r>
-        <w:rPr>
-          <w:color w:val="010202"/>
+          <w:sz w:val="20"/>
+          <w:szCs w:val="20"/>
+        </w:rPr>
+        <w:t xml:space="preserve"> </w:t>
+      </w:r>
+      <w:r>
+        <w:rPr>
+          <w:color w:val="010202"/>
+          <w:sz w:val="20"/>
+          <w:szCs w:val="20"/>
         </w:rPr>
         <w:t>authorizes Purchaser to debit any and all accounts controlled by Merchant or controlled by any entity with the same Federal Tax Identification Number as Merchant up to the total amount of all Merchant Obligations (as defined in the Agreement), including but not limited to, all fees and charges, due to Purchaser from Merchant under the terms of the Agreement.</w:t>
       </w:r>
@@ -20553,6 +20977,8 @@
       <w:r>
         <w:rPr>
           <w:color w:val="010202"/>
+          <w:sz w:val="20"/>
+          <w:szCs w:val="20"/>
         </w:rPr>
         <w:t>Merchant agrees to be bound by the Rules and Operating Guidelines of NACHA and represents and warrants that thedesignated account is established and used primarily for commercial/business purposes, and not for consumer, family or household purposes. Merchant authorizes Purchaser to contact Merchant's financial institution to obtain available funds information and/or to verify any information Merchant has provided about the designated checking account and to correct any missing, erroneous or out-of-date information.</w:t>
       </w:r>
@@ -20567,6 +20993,8 @@
       <w:r>
         <w:rPr>
           <w:color w:val="010202"/>
+          <w:sz w:val="20"/>
+          <w:szCs w:val="20"/>
         </w:rPr>
         <w:t>Merchant understands and agrees that any revocation or attempted revocation of this Authorization will constitute a breach under the Agreement. In the event that Merchant closes the designated checking account, or the designated checking account has insufficient funds for any ACH transaction under this Authorization, Merchant authorizes Purchaser to contact Merchant's financial institution and obtain information (including account number, routing number and available balance) concerning any other deposit account(s) maintained by Merchant with Merchant's financial institution, and to initiate ACH transactions under this Authorization to such additional account(s). To the extent necessary, Merchant grants Purchaser a limited Power of Attorney to take action in Merchant's name to facilitate this authorization.</w:t>
       </w:r>
@@ -20582,6 +21010,8 @@
         <w:rPr>
           <w:color w:val="010202"/>
           <w:u w:val="single" w:color="010202"/>
+          <w:sz w:val="20"/>
+          <w:szCs w:val="20"/>
         </w:rPr>
         <w:fldChar w:fldCharType="begin"/>
       </w:r>
@@ -20589,6 +21019,8 @@
         <w:rPr>
           <w:color w:val="010202"/>
           <w:u w:val="single" w:color="010202"/>
+          <w:sz w:val="20"/>
+          <w:szCs w:val="20"/>
         </w:rPr>
         <w:instrText xml:space="preserve"> MERGEFIELD "ACH_Frequency" </w:instrText>
       </w:r>
@@ -20596,6 +21028,8 @@
         <w:rPr>
           <w:color w:val="010202"/>
           <w:u w:val="single" w:color="010202"/>
+          <w:sz w:val="20"/>
+          <w:szCs w:val="20"/>
         </w:rPr>
         <w:fldChar w:fldCharType="separate"/>
       </w:r>
@@ -20604,6 +21038,8 @@
           <w:noProof/>
           <w:color w:val="010202"/>
           <w:u w:val="single" w:color="010202"/>
+          <w:sz w:val="20"/>
+          <w:szCs w:val="20"/>
         </w:rPr>
         <w:t>«ACH_Frequency»</w:t>
       </w:r>
@@ -20611,6 +21047,8 @@
         <w:rPr>
           <w:color w:val="010202"/>
           <w:u w:val="single" w:color="010202"/>
+          <w:sz w:val="20"/>
+          <w:szCs w:val="20"/>
         </w:rPr>
         <w:fldChar w:fldCharType="end"/>
       </w:r>
@@ -20618,6 +21056,8 @@
         <w:rPr>
           <w:color w:val="010202"/>
           <w:u w:val="single" w:color="010202"/>
+          <w:sz w:val="20"/>
+          <w:szCs w:val="20"/>
         </w:rPr>
         <w:t xml:space="preserve"> Amount</w:t>
       </w:r>
@@ -20625,6 +21065,8 @@
         <w:rPr>
           <w:color w:val="010202"/>
           <w:u w:color="010202"/>
+          <w:sz w:val="20"/>
+          <w:szCs w:val="20"/>
         </w:rPr>
         <w:t xml:space="preserve"> </w:t>
       </w:r>
@@ -20632,6 +21074,8 @@
         <w:rPr>
           <w:b/>
           <w:color w:val="010202"/>
+          <w:sz w:val="20"/>
+          <w:szCs w:val="20"/>
         </w:rPr>
         <w:fldChar w:fldCharType="begin"/>
       </w:r>
@@ -20639,13 +21083,17 @@
         <w:rPr>
           <w:b/>
           <w:color w:val="010202"/>
-        </w:rPr>
-        <w:instrText xml:space="preserve"> MERGEFIELD "Specific_Daily_Amount" </w:instrText>
+          <w:sz w:val="20"/>
+          <w:szCs w:val="20"/>
+        </w:rPr>
+        <w:instrText xml:space="preserve"> MERGEFIELD "Specific_Weekly_Amount" </w:instrText>
       </w:r>
       <w:r>
         <w:rPr>
           <w:b/>
           <w:color w:val="010202"/>
+          <w:sz w:val="20"/>
+          <w:szCs w:val="20"/>
         </w:rPr>
         <w:fldChar w:fldCharType="separate"/>
       </w:r>
@@ -20654,13 +21102,17 @@
           <w:b/>
           <w:noProof/>
           <w:color w:val="010202"/>
-        </w:rPr>
-        <w:t>«Specific_Daily_Amount»</w:t>
+          <w:sz w:val="20"/>
+          <w:szCs w:val="20"/>
+        </w:rPr>
+        <w:t>«Specific_Weekly_Amount»</w:t>
       </w:r>
       <w:r>
         <w:rPr>
           <w:b/>
           <w:color w:val="010202"/>
+          <w:sz w:val="20"/>
+          <w:szCs w:val="20"/>
         </w:rPr>
         <w:fldChar w:fldCharType="end"/>
       </w:r>
@@ -20668,24 +21120,32 @@
         <w:rPr>
           <w:b/>
           <w:color w:val="010202"/>
-        </w:rPr>
-        <w:t xml:space="preserve"> </w:t>
-      </w:r>
-      <w:r>
-        <w:rPr>
-          <w:color w:val="010202"/>
+          <w:sz w:val="20"/>
+          <w:szCs w:val="20"/>
+        </w:rPr>
+        <w:t xml:space="preserve"> </w:t>
+      </w:r>
+      <w:r>
+        <w:rPr>
+          <w:color w:val="010202"/>
+          <w:sz w:val="20"/>
+          <w:szCs w:val="20"/>
         </w:rPr>
         <w:t xml:space="preserve">which is an approximate calculation of a percentage of the </w:t>
       </w:r>
       <w:r>
         <w:rPr>
           <w:color w:val="010202"/>
+          <w:sz w:val="20"/>
+          <w:szCs w:val="20"/>
         </w:rPr>
         <w:t>Weekly</w:t>
       </w:r>
       <w:r>
         <w:rPr>
           <w:color w:val="010202"/>
+          <w:sz w:val="20"/>
+          <w:szCs w:val="20"/>
         </w:rPr>
         <w:t xml:space="preserve"> dollar value of Merchant's Receipts pursuant to the Agreement or this Authorization, on all banking days.</w:t>
       </w:r>
@@ -20702,36 +21162,48 @@
       <w:r>
         <w:rPr>
           <w:color w:val="010202"/>
+          <w:sz w:val="20"/>
+          <w:szCs w:val="20"/>
         </w:rPr>
         <w:t>Transfer</w:t>
       </w:r>
       <w:r>
         <w:rPr>
           <w:color w:val="010202"/>
-        </w:rPr>
-        <w:t xml:space="preserve"> </w:t>
-      </w:r>
-      <w:r>
-        <w:rPr>
-          <w:color w:val="010202"/>
+          <w:sz w:val="20"/>
+          <w:szCs w:val="20"/>
+        </w:rPr>
+        <w:t xml:space="preserve"> </w:t>
+      </w:r>
+      <w:r>
+        <w:rPr>
+          <w:color w:val="010202"/>
+          <w:sz w:val="20"/>
+          <w:szCs w:val="20"/>
         </w:rPr>
         <w:t>Funds</w:t>
       </w:r>
       <w:r>
         <w:rPr>
           <w:color w:val="010202"/>
-        </w:rPr>
-        <w:t xml:space="preserve"> </w:t>
-      </w:r>
-      <w:r>
-        <w:rPr>
-          <w:color w:val="010202"/>
+          <w:sz w:val="20"/>
+          <w:szCs w:val="20"/>
+        </w:rPr>
+        <w:t xml:space="preserve"> </w:t>
+      </w:r>
+      <w:r>
+        <w:rPr>
+          <w:color w:val="010202"/>
+          <w:sz w:val="20"/>
+          <w:szCs w:val="20"/>
         </w:rPr>
         <w:t>To/From:</w:t>
       </w:r>
       <w:r>
         <w:rPr>
           <w:color w:val="010202"/>
+          <w:sz w:val="20"/>
+          <w:szCs w:val="20"/>
         </w:rPr>
         <w:t xml:space="preserve"> </w:t>
       </w:r>
@@ -20748,36 +21220,48 @@
       <w:r>
         <w:rPr>
           <w:color w:val="010202"/>
+          <w:sz w:val="20"/>
+          <w:szCs w:val="20"/>
         </w:rPr>
         <w:t>Name</w:t>
       </w:r>
       <w:r>
         <w:rPr>
           <w:color w:val="010202"/>
-        </w:rPr>
-        <w:t xml:space="preserve"> </w:t>
-      </w:r>
-      <w:r>
-        <w:rPr>
-          <w:color w:val="010202"/>
+          <w:sz w:val="20"/>
+          <w:szCs w:val="20"/>
+        </w:rPr>
+        <w:t xml:space="preserve"> </w:t>
+      </w:r>
+      <w:r>
+        <w:rPr>
+          <w:color w:val="010202"/>
+          <w:sz w:val="20"/>
+          <w:szCs w:val="20"/>
         </w:rPr>
         <w:t>of</w:t>
       </w:r>
       <w:r>
         <w:rPr>
           <w:color w:val="010202"/>
-        </w:rPr>
-        <w:t xml:space="preserve"> </w:t>
-      </w:r>
-      <w:r>
-        <w:rPr>
-          <w:color w:val="010202"/>
+          <w:sz w:val="20"/>
+          <w:szCs w:val="20"/>
+        </w:rPr>
+        <w:t xml:space="preserve"> </w:t>
+      </w:r>
+      <w:r>
+        <w:rPr>
+          <w:color w:val="010202"/>
+          <w:sz w:val="20"/>
+          <w:szCs w:val="20"/>
         </w:rPr>
         <w:t>Bank:</w:t>
       </w:r>
       <w:r>
         <w:rPr>
           <w:color w:val="010202"/>
+          <w:sz w:val="20"/>
+          <w:szCs w:val="20"/>
         </w:rPr>
         <w:t xml:space="preserve"> </w:t>
       </w:r>
@@ -20785,6 +21269,8 @@
         <w:rPr>
           <w:color w:val="010202"/>
           <w:u w:val="single" w:color="010202"/>
+          <w:sz w:val="20"/>
+          <w:szCs w:val="20"/>
         </w:rPr>
         <w:fldChar w:fldCharType="begin"/>
       </w:r>
@@ -20792,6 +21278,8 @@
         <w:rPr>
           <w:color w:val="010202"/>
           <w:u w:val="single" w:color="010202"/>
+          <w:sz w:val="20"/>
+          <w:szCs w:val="20"/>
         </w:rPr>
         <w:instrText xml:space="preserve"> MERGEFIELD "Bank_Name" </w:instrText>
       </w:r>
@@ -20799,6 +21287,8 @@
         <w:rPr>
           <w:color w:val="010202"/>
           <w:u w:val="single" w:color="010202"/>
+          <w:sz w:val="20"/>
+          <w:szCs w:val="20"/>
         </w:rPr>
         <w:fldChar w:fldCharType="separate"/>
       </w:r>
@@ -20807,6 +21297,8 @@
           <w:noProof/>
           <w:color w:val="010202"/>
           <w:u w:val="single" w:color="010202"/>
+          <w:sz w:val="20"/>
+          <w:szCs w:val="20"/>
         </w:rPr>
         <w:t>«Bank_Name»</w:t>
       </w:r>
@@ -20814,12 +21306,16 @@
         <w:rPr>
           <w:color w:val="010202"/>
           <w:u w:val="single" w:color="010202"/>
+          <w:sz w:val="20"/>
+          <w:szCs w:val="20"/>
         </w:rPr>
         <w:fldChar w:fldCharType="end"/>
       </w:r>
       <w:r>
         <w:rPr>
           <w:color w:val="010202"/>
+          <w:sz w:val="20"/>
+          <w:szCs w:val="20"/>
         </w:rPr>
         <w:t xml:space="preserve"> </w:t>
       </w:r>
@@ -20836,6 +21332,8 @@
       <w:r>
         <w:rPr>
           <w:color w:val="010202"/>
+          <w:sz w:val="20"/>
+          <w:szCs w:val="20"/>
         </w:rPr>
         <w:t xml:space="preserve">ABA Transit/Routing #: </w:t>
       </w:r>
@@ -20843,6 +21341,8 @@
         <w:rPr>
           <w:color w:val="010202"/>
           <w:u w:val="single" w:color="010202"/>
+          <w:sz w:val="20"/>
+          <w:szCs w:val="20"/>
         </w:rPr>
         <w:fldChar w:fldCharType="begin"/>
       </w:r>
@@ -20850,6 +21350,8 @@
         <w:rPr>
           <w:color w:val="010202"/>
           <w:u w:val="single" w:color="010202"/>
+          <w:sz w:val="20"/>
+          <w:szCs w:val="20"/>
         </w:rPr>
         <w:instrText xml:space="preserve"> MERGEFIELD "Routing_Number" </w:instrText>
       </w:r>
@@ -20857,6 +21359,8 @@
         <w:rPr>
           <w:color w:val="010202"/>
           <w:u w:val="single" w:color="010202"/>
+          <w:sz w:val="20"/>
+          <w:szCs w:val="20"/>
         </w:rPr>
         <w:fldChar w:fldCharType="separate"/>
       </w:r>
@@ -20865,6 +21369,8 @@
           <w:noProof/>
           <w:color w:val="010202"/>
           <w:u w:val="single" w:color="010202"/>
+          <w:sz w:val="20"/>
+          <w:szCs w:val="20"/>
         </w:rPr>
         <w:t>«Routing_Number»</w:t>
       </w:r>
@@ -20872,6 +21378,8 @@
         <w:rPr>
           <w:color w:val="010202"/>
           <w:u w:val="single" w:color="010202"/>
+          <w:sz w:val="20"/>
+          <w:szCs w:val="20"/>
         </w:rPr>
         <w:fldChar w:fldCharType="end"/>
       </w:r>
@@ -20885,12 +21393,16 @@
       <w:r>
         <w:rPr>
           <w:color w:val="010202"/>
+          <w:sz w:val="20"/>
+          <w:szCs w:val="20"/>
         </w:rPr>
         <w:t>Checking Account #:</w:t>
       </w:r>
       <w:r>
         <w:rPr>
           <w:color w:val="010202"/>
+          <w:sz w:val="20"/>
+          <w:szCs w:val="20"/>
         </w:rPr>
         <w:t xml:space="preserve"> </w:t>
       </w:r>
@@ -20899,6 +21411,8 @@
           <w:color w:val="010202"/>
           <w:spacing w:val="-2"/>
           <w:u w:val="single" w:color="010202"/>
+          <w:sz w:val="20"/>
+          <w:szCs w:val="20"/>
         </w:rPr>
         <w:fldChar w:fldCharType="begin"/>
       </w:r>
@@ -20907,6 +21421,8 @@
           <w:color w:val="010202"/>
           <w:spacing w:val="-2"/>
           <w:u w:val="single" w:color="010202"/>
+          <w:sz w:val="20"/>
+          <w:szCs w:val="20"/>
         </w:rPr>
         <w:instrText xml:space="preserve"> MERGEFIELD "Account_Number" </w:instrText>
       </w:r>
@@ -20915,6 +21431,8 @@
           <w:color w:val="010202"/>
           <w:spacing w:val="-2"/>
           <w:u w:val="single" w:color="010202"/>
+          <w:sz w:val="20"/>
+          <w:szCs w:val="20"/>
         </w:rPr>
         <w:fldChar w:fldCharType="separate"/>
       </w:r>
@@ -20924,6 +21442,8 @@
           <w:color w:val="010202"/>
           <w:spacing w:val="-2"/>
           <w:u w:val="single" w:color="010202"/>
+          <w:sz w:val="20"/>
+          <w:szCs w:val="20"/>
         </w:rPr>
         <w:t>«Account_Number»</w:t>
       </w:r>
@@ -20932,6 +21452,8 @@
           <w:color w:val="010202"/>
           <w:spacing w:val="-2"/>
           <w:u w:val="single" w:color="010202"/>
+          <w:sz w:val="20"/>
+          <w:szCs w:val="20"/>
         </w:rPr>
         <w:fldChar w:fldCharType="end"/>
       </w:r>
@@ -20948,246 +21470,328 @@
       <w:r>
         <w:rPr>
           <w:color w:val="010202"/>
+          <w:sz w:val="20"/>
+          <w:szCs w:val="20"/>
         </w:rPr>
         <w:t>This</w:t>
       </w:r>
       <w:r>
         <w:rPr>
           <w:color w:val="010202"/>
-        </w:rPr>
-        <w:t xml:space="preserve"> </w:t>
-      </w:r>
-      <w:r>
-        <w:rPr>
-          <w:color w:val="010202"/>
+          <w:sz w:val="20"/>
+          <w:szCs w:val="20"/>
+        </w:rPr>
+        <w:t xml:space="preserve"> </w:t>
+      </w:r>
+      <w:r>
+        <w:rPr>
+          <w:color w:val="010202"/>
+          <w:sz w:val="20"/>
+          <w:szCs w:val="20"/>
         </w:rPr>
         <w:t>authorization</w:t>
       </w:r>
       <w:r>
         <w:rPr>
           <w:color w:val="010202"/>
-        </w:rPr>
-        <w:t xml:space="preserve"> </w:t>
-      </w:r>
-      <w:r>
-        <w:rPr>
-          <w:color w:val="010202"/>
+          <w:sz w:val="20"/>
+          <w:szCs w:val="20"/>
+        </w:rPr>
+        <w:t xml:space="preserve"> </w:t>
+      </w:r>
+      <w:r>
+        <w:rPr>
+          <w:color w:val="010202"/>
+          <w:sz w:val="20"/>
+          <w:szCs w:val="20"/>
         </w:rPr>
         <w:t>is</w:t>
       </w:r>
       <w:r>
         <w:rPr>
           <w:color w:val="010202"/>
-        </w:rPr>
-        <w:t xml:space="preserve"> </w:t>
-      </w:r>
-      <w:r>
-        <w:rPr>
-          <w:color w:val="010202"/>
+          <w:sz w:val="20"/>
+          <w:szCs w:val="20"/>
+        </w:rPr>
+        <w:t xml:space="preserve"> </w:t>
+      </w:r>
+      <w:r>
+        <w:rPr>
+          <w:color w:val="010202"/>
+          <w:sz w:val="20"/>
+          <w:szCs w:val="20"/>
         </w:rPr>
         <w:t>to</w:t>
       </w:r>
       <w:r>
         <w:rPr>
           <w:color w:val="010202"/>
-        </w:rPr>
-        <w:t xml:space="preserve"> </w:t>
-      </w:r>
-      <w:r>
-        <w:rPr>
-          <w:color w:val="010202"/>
+          <w:sz w:val="20"/>
+          <w:szCs w:val="20"/>
+        </w:rPr>
+        <w:t xml:space="preserve"> </w:t>
+      </w:r>
+      <w:r>
+        <w:rPr>
+          <w:color w:val="010202"/>
+          <w:sz w:val="20"/>
+          <w:szCs w:val="20"/>
         </w:rPr>
         <w:t>remain</w:t>
       </w:r>
       <w:r>
         <w:rPr>
           <w:color w:val="010202"/>
-        </w:rPr>
-        <w:t xml:space="preserve"> </w:t>
-      </w:r>
-      <w:r>
-        <w:rPr>
-          <w:color w:val="010202"/>
+          <w:sz w:val="20"/>
+          <w:szCs w:val="20"/>
+        </w:rPr>
+        <w:t xml:space="preserve"> </w:t>
+      </w:r>
+      <w:r>
+        <w:rPr>
+          <w:color w:val="010202"/>
+          <w:sz w:val="20"/>
+          <w:szCs w:val="20"/>
         </w:rPr>
         <w:t>in</w:t>
       </w:r>
       <w:r>
         <w:rPr>
           <w:color w:val="010202"/>
-        </w:rPr>
-        <w:t xml:space="preserve"> </w:t>
-      </w:r>
-      <w:r>
-        <w:rPr>
-          <w:color w:val="010202"/>
+          <w:sz w:val="20"/>
+          <w:szCs w:val="20"/>
+        </w:rPr>
+        <w:t xml:space="preserve"> </w:t>
+      </w:r>
+      <w:r>
+        <w:rPr>
+          <w:color w:val="010202"/>
+          <w:sz w:val="20"/>
+          <w:szCs w:val="20"/>
         </w:rPr>
         <w:t>full</w:t>
       </w:r>
       <w:r>
         <w:rPr>
           <w:color w:val="010202"/>
-        </w:rPr>
-        <w:t xml:space="preserve"> </w:t>
-      </w:r>
-      <w:r>
-        <w:rPr>
-          <w:color w:val="010202"/>
+          <w:sz w:val="20"/>
+          <w:szCs w:val="20"/>
+        </w:rPr>
+        <w:t xml:space="preserve"> </w:t>
+      </w:r>
+      <w:r>
+        <w:rPr>
+          <w:color w:val="010202"/>
+          <w:sz w:val="20"/>
+          <w:szCs w:val="20"/>
         </w:rPr>
         <w:t>force</w:t>
       </w:r>
       <w:r>
         <w:rPr>
           <w:color w:val="010202"/>
-        </w:rPr>
-        <w:t xml:space="preserve"> </w:t>
-      </w:r>
-      <w:r>
-        <w:rPr>
-          <w:color w:val="010202"/>
+          <w:sz w:val="20"/>
+          <w:szCs w:val="20"/>
+        </w:rPr>
+        <w:t xml:space="preserve"> </w:t>
+      </w:r>
+      <w:r>
+        <w:rPr>
+          <w:color w:val="010202"/>
+          <w:sz w:val="20"/>
+          <w:szCs w:val="20"/>
         </w:rPr>
         <w:t>and</w:t>
       </w:r>
       <w:r>
         <w:rPr>
           <w:color w:val="010202"/>
-        </w:rPr>
-        <w:t xml:space="preserve"> </w:t>
-      </w:r>
-      <w:r>
-        <w:rPr>
-          <w:color w:val="010202"/>
+          <w:sz w:val="20"/>
+          <w:szCs w:val="20"/>
+        </w:rPr>
+        <w:t xml:space="preserve"> </w:t>
+      </w:r>
+      <w:r>
+        <w:rPr>
+          <w:color w:val="010202"/>
+          <w:sz w:val="20"/>
+          <w:szCs w:val="20"/>
         </w:rPr>
         <w:t>effect</w:t>
       </w:r>
       <w:r>
         <w:rPr>
           <w:color w:val="010202"/>
-        </w:rPr>
-        <w:t xml:space="preserve"> </w:t>
-      </w:r>
-      <w:r>
-        <w:rPr>
-          <w:color w:val="010202"/>
+          <w:sz w:val="20"/>
+          <w:szCs w:val="20"/>
+        </w:rPr>
+        <w:t xml:space="preserve"> </w:t>
+      </w:r>
+      <w:r>
+        <w:rPr>
+          <w:color w:val="010202"/>
+          <w:sz w:val="20"/>
+          <w:szCs w:val="20"/>
         </w:rPr>
         <w:t>until</w:t>
       </w:r>
       <w:r>
         <w:rPr>
           <w:color w:val="010202"/>
-        </w:rPr>
-        <w:t xml:space="preserve"> </w:t>
-      </w:r>
-      <w:r>
-        <w:rPr>
-          <w:color w:val="010202"/>
+          <w:sz w:val="20"/>
+          <w:szCs w:val="20"/>
+        </w:rPr>
+        <w:t xml:space="preserve"> </w:t>
+      </w:r>
+      <w:r>
+        <w:rPr>
+          <w:color w:val="010202"/>
+          <w:sz w:val="20"/>
+          <w:szCs w:val="20"/>
         </w:rPr>
         <w:t>all</w:t>
       </w:r>
       <w:r>
         <w:rPr>
           <w:color w:val="010202"/>
-        </w:rPr>
-        <w:t xml:space="preserve"> </w:t>
-      </w:r>
-      <w:r>
-        <w:rPr>
-          <w:color w:val="010202"/>
+          <w:sz w:val="20"/>
+          <w:szCs w:val="20"/>
+        </w:rPr>
+        <w:t xml:space="preserve"> </w:t>
+      </w:r>
+      <w:r>
+        <w:rPr>
+          <w:color w:val="010202"/>
+          <w:sz w:val="20"/>
+          <w:szCs w:val="20"/>
         </w:rPr>
         <w:t>of</w:t>
       </w:r>
       <w:r>
         <w:rPr>
           <w:color w:val="010202"/>
-        </w:rPr>
-        <w:t xml:space="preserve"> </w:t>
-      </w:r>
-      <w:r>
-        <w:rPr>
-          <w:color w:val="010202"/>
+          <w:sz w:val="20"/>
+          <w:szCs w:val="20"/>
+        </w:rPr>
+        <w:t xml:space="preserve"> </w:t>
+      </w:r>
+      <w:r>
+        <w:rPr>
+          <w:color w:val="010202"/>
+          <w:sz w:val="20"/>
+          <w:szCs w:val="20"/>
         </w:rPr>
         <w:t>the</w:t>
       </w:r>
       <w:r>
         <w:rPr>
           <w:color w:val="010202"/>
-        </w:rPr>
-        <w:t xml:space="preserve"> </w:t>
-      </w:r>
-      <w:r>
-        <w:rPr>
-          <w:color w:val="010202"/>
+          <w:sz w:val="20"/>
+          <w:szCs w:val="20"/>
+        </w:rPr>
+        <w:t xml:space="preserve"> </w:t>
+      </w:r>
+      <w:r>
+        <w:rPr>
+          <w:color w:val="010202"/>
+          <w:sz w:val="20"/>
+          <w:szCs w:val="20"/>
         </w:rPr>
         <w:t>Merchant</w:t>
       </w:r>
       <w:r>
         <w:rPr>
           <w:color w:val="010202"/>
-        </w:rPr>
-        <w:t xml:space="preserve"> </w:t>
-      </w:r>
-      <w:r>
-        <w:rPr>
-          <w:color w:val="010202"/>
+          <w:sz w:val="20"/>
+          <w:szCs w:val="20"/>
+        </w:rPr>
+        <w:t xml:space="preserve"> </w:t>
+      </w:r>
+      <w:r>
+        <w:rPr>
+          <w:color w:val="010202"/>
+          <w:sz w:val="20"/>
+          <w:szCs w:val="20"/>
         </w:rPr>
         <w:t>Obligations</w:t>
       </w:r>
       <w:r>
         <w:rPr>
           <w:color w:val="010202"/>
-        </w:rPr>
-        <w:t xml:space="preserve"> </w:t>
-      </w:r>
-      <w:r>
-        <w:rPr>
-          <w:color w:val="010202"/>
+          <w:sz w:val="20"/>
+          <w:szCs w:val="20"/>
+        </w:rPr>
+        <w:t xml:space="preserve"> </w:t>
+      </w:r>
+      <w:r>
+        <w:rPr>
+          <w:color w:val="010202"/>
+          <w:sz w:val="20"/>
+          <w:szCs w:val="20"/>
         </w:rPr>
         <w:t>under</w:t>
       </w:r>
       <w:r>
         <w:rPr>
           <w:color w:val="010202"/>
-        </w:rPr>
-        <w:t xml:space="preserve"> </w:t>
-      </w:r>
-      <w:r>
-        <w:rPr>
-          <w:color w:val="010202"/>
+          <w:sz w:val="20"/>
+          <w:szCs w:val="20"/>
+        </w:rPr>
+        <w:t xml:space="preserve"> </w:t>
+      </w:r>
+      <w:r>
+        <w:rPr>
+          <w:color w:val="010202"/>
+          <w:sz w:val="20"/>
+          <w:szCs w:val="20"/>
         </w:rPr>
         <w:t>the</w:t>
       </w:r>
       <w:r>
         <w:rPr>
           <w:color w:val="010202"/>
-        </w:rPr>
-        <w:t xml:space="preserve"> </w:t>
-      </w:r>
-      <w:r>
-        <w:rPr>
-          <w:color w:val="010202"/>
+          <w:sz w:val="20"/>
+          <w:szCs w:val="20"/>
+        </w:rPr>
+        <w:t xml:space="preserve"> </w:t>
+      </w:r>
+      <w:r>
+        <w:rPr>
+          <w:color w:val="010202"/>
+          <w:sz w:val="20"/>
+          <w:szCs w:val="20"/>
         </w:rPr>
         <w:t>Agreement</w:t>
       </w:r>
       <w:r>
         <w:rPr>
           <w:color w:val="010202"/>
-        </w:rPr>
-        <w:t xml:space="preserve"> </w:t>
-      </w:r>
-      <w:r>
-        <w:rPr>
-          <w:color w:val="010202"/>
+          <w:sz w:val="20"/>
+          <w:szCs w:val="20"/>
+        </w:rPr>
+        <w:t xml:space="preserve"> </w:t>
+      </w:r>
+      <w:r>
+        <w:rPr>
+          <w:color w:val="010202"/>
+          <w:sz w:val="20"/>
+          <w:szCs w:val="20"/>
         </w:rPr>
         <w:t>have</w:t>
       </w:r>
       <w:r>
         <w:rPr>
           <w:color w:val="010202"/>
-        </w:rPr>
-        <w:t xml:space="preserve"> </w:t>
-      </w:r>
-      <w:r>
-        <w:rPr>
-          <w:color w:val="010202"/>
+          <w:sz w:val="20"/>
+          <w:szCs w:val="20"/>
+        </w:rPr>
+        <w:t xml:space="preserve"> </w:t>
+      </w:r>
+      <w:r>
+        <w:rPr>
+          <w:color w:val="010202"/>
+          <w:sz w:val="20"/>
+          <w:szCs w:val="20"/>
         </w:rPr>
         <w:t>been irrevocably satisfied in full, in such time and in such manner as to afford Purchaser a reasonable opportunity to act on it.</w:t>
       </w:r>
@@ -21211,6 +21815,8 @@
         <w:rPr>
           <w:b w:val="0"/>
           <w:u w:val="none"/>
+          <w:sz w:val="20"/>
+          <w:szCs w:val="20"/>
         </w:rPr>
         <w:t xml:space="preserve">Merchant's Name: </w:t>
       </w:r>
@@ -21218,6 +21824,8 @@
         <w:rPr>
           <w:b w:val="0"/>
           <w:u w:val="none" w:color="010202"/>
+          <w:sz w:val="20"/>
+          <w:szCs w:val="20"/>
         </w:rPr>
         <w:t xml:space="preserve"> </w:t>
       </w:r>
@@ -21225,6 +21833,8 @@
         <w:rPr>
           <w:b w:val="0"/>
           <w:u w:color="010202"/>
+          <w:sz w:val="20"/>
+          <w:szCs w:val="20"/>
         </w:rPr>
         <w:fldChar w:fldCharType="begin"/>
       </w:r>
@@ -21232,13 +21842,17 @@
         <w:rPr>
           <w:b w:val="0"/>
           <w:u w:color="010202"/>
-        </w:rPr>
-        <w:instrText xml:space="preserve"> MERGEFIELD "Merchant_DBA" </w:instrText>
+          <w:sz w:val="20"/>
+          <w:szCs w:val="20"/>
+        </w:rPr>
+        <w:instrText xml:space="preserve"> MERGEFIELD "Merchant_Legal_Name" </w:instrText>
       </w:r>
       <w:r>
         <w:rPr>
           <w:b w:val="0"/>
           <w:u w:color="010202"/>
+          <w:sz w:val="20"/>
+          <w:szCs w:val="20"/>
         </w:rPr>
         <w:fldChar w:fldCharType="separate"/>
       </w:r>
@@ -21247,13 +21861,17 @@
           <w:b w:val="0"/>
           <w:noProof/>
           <w:u w:color="010202"/>
-        </w:rPr>
-        <w:t>«Merchant_DBA»</w:t>
+          <w:sz w:val="20"/>
+          <w:szCs w:val="20"/>
+        </w:rPr>
+        <w:t>«Merchant_Legal_Name»</w:t>
       </w:r>
       <w:r>
         <w:rPr>
           <w:b w:val="0"/>
           <w:u w:color="010202"/>
+          <w:sz w:val="20"/>
+          <w:szCs w:val="20"/>
         </w:rPr>
         <w:fldChar w:fldCharType="end"/>
       </w:r>
@@ -21261,6 +21879,8 @@
         <w:rPr>
           <w:b w:val="0"/>
           <w:u w:val="none" w:color="010202"/>
+          <w:sz w:val="20"/>
+          <w:szCs w:val="20"/>
         </w:rPr>
         <w:t xml:space="preserve"> </w:t>
       </w:r>
@@ -21268,6 +21888,8 @@
         <w:rPr>
           <w:b w:val="0"/>
           <w:u w:val="none"/>
+          <w:sz w:val="20"/>
+          <w:szCs w:val="20"/>
         </w:rPr>
         <w:t xml:space="preserve"> </w:t>
       </w:r>
@@ -21282,6 +21904,8 @@
         <w:rPr>
           <w:noProof/>
           <w:color w:val="010202"/>
+          <w:sz w:val="20"/>
+          <w:szCs w:val="20"/>
         </w:rPr>
         <w:drawing>
           <wp:anchor distT="0" distB="0" distL="0" distR="0" simplePos="0" relativeHeight="251662336" behindDoc="0" locked="0" layoutInCell="1" allowOverlap="1">
@@ -21330,42 +21954,56 @@
       <w:r>
         <w:rPr>
           <w:color w:val="010202"/>
+          <w:sz w:val="20"/>
+          <w:szCs w:val="20"/>
         </w:rPr>
         <w:t>Signature</w:t>
       </w:r>
       <w:r>
         <w:rPr>
           <w:color w:val="010202"/>
-        </w:rPr>
-        <w:t xml:space="preserve"> </w:t>
-      </w:r>
-      <w:r>
-        <w:rPr>
-          <w:color w:val="010202"/>
+          <w:sz w:val="20"/>
+          <w:szCs w:val="20"/>
+        </w:rPr>
+        <w:t xml:space="preserve"> </w:t>
+      </w:r>
+      <w:r>
+        <w:rPr>
+          <w:color w:val="010202"/>
+          <w:sz w:val="20"/>
+          <w:szCs w:val="20"/>
         </w:rPr>
         <w:t>of</w:t>
       </w:r>
       <w:r>
         <w:rPr>
           <w:color w:val="010202"/>
-        </w:rPr>
-        <w:t xml:space="preserve"> </w:t>
-      </w:r>
-      <w:r>
-        <w:rPr>
-          <w:color w:val="010202"/>
+          <w:sz w:val="20"/>
+          <w:szCs w:val="20"/>
+        </w:rPr>
+        <w:t xml:space="preserve"> </w:t>
+      </w:r>
+      <w:r>
+        <w:rPr>
+          <w:color w:val="010202"/>
+          <w:sz w:val="20"/>
+          <w:szCs w:val="20"/>
         </w:rPr>
         <w:t>Authorized</w:t>
       </w:r>
       <w:r>
         <w:rPr>
           <w:color w:val="010202"/>
-        </w:rPr>
-        <w:t xml:space="preserve"> </w:t>
-      </w:r>
-      <w:r>
-        <w:rPr>
-          <w:color w:val="010202"/>
+          <w:sz w:val="20"/>
+          <w:szCs w:val="20"/>
+        </w:rPr>
+        <w:t xml:space="preserve"> </w:t>
+      </w:r>
+      <w:r>
+        <w:rPr>
+          <w:color w:val="010202"/>
+          <w:sz w:val="20"/>
+          <w:szCs w:val="20"/>
         </w:rPr>
         <w:t>Representative:</w:t>
       </w:r>
@@ -21376,6 +22014,10 @@
         <w:ind w:left="3724"/>
       </w:pPr>
       <w:r>
+        <w:rPr>
+          <w:sz w:val="20"/>
+          <w:szCs w:val="20"/>
+        </w:rPr>
         <w:pict>
           <v:group id="docshapegroup9" o:spid="_x0000_s1064" style="width:213.35pt;height:.75pt;mso-position-horizontal-relative:char;mso-position-vertical-relative:line" coordsize="4267,15">
             <v:line id="_x0000_s1065" style="position:absolute" from="0,8" to="4267,8" strokecolor="#010202"/>
@@ -21398,24 +22040,32 @@
       <w:r>
         <w:rPr>
           <w:color w:val="010202"/>
+          <w:sz w:val="20"/>
+          <w:szCs w:val="20"/>
         </w:rPr>
         <w:t>Print</w:t>
       </w:r>
       <w:r>
         <w:rPr>
           <w:color w:val="010202"/>
-        </w:rPr>
-        <w:t xml:space="preserve"> </w:t>
-      </w:r>
-      <w:r>
-        <w:rPr>
-          <w:color w:val="010202"/>
+          <w:sz w:val="20"/>
+          <w:szCs w:val="20"/>
+        </w:rPr>
+        <w:t xml:space="preserve"> </w:t>
+      </w:r>
+      <w:r>
+        <w:rPr>
+          <w:color w:val="010202"/>
+          <w:sz w:val="20"/>
+          <w:szCs w:val="20"/>
         </w:rPr>
         <w:t>Name:</w:t>
       </w:r>
       <w:r>
         <w:rPr>
           <w:color w:val="010202"/>
+          <w:sz w:val="20"/>
+          <w:szCs w:val="20"/>
         </w:rPr>
         <w:t xml:space="preserve"> </w:t>
       </w:r>
@@ -21423,6 +22073,8 @@
         <w:rPr>
           <w:color w:val="010202"/>
           <w:u w:val="single" w:color="010202"/>
+          <w:sz w:val="20"/>
+          <w:szCs w:val="20"/>
         </w:rPr>
         <w:fldChar w:fldCharType="begin"/>
       </w:r>
@@ -21430,6 +22082,8 @@
         <w:rPr>
           <w:color w:val="010202"/>
           <w:u w:val="single" w:color="010202"/>
+          <w:sz w:val="20"/>
+          <w:szCs w:val="20"/>
         </w:rPr>
         <w:instrText xml:space="preserve"> MERGEFIELD "Authorized_Signer_Name" </w:instrText>
       </w:r>
@@ -21437,6 +22091,8 @@
         <w:rPr>
           <w:color w:val="010202"/>
           <w:u w:val="single" w:color="010202"/>
+          <w:sz w:val="20"/>
+          <w:szCs w:val="20"/>
         </w:rPr>
         <w:fldChar w:fldCharType="separate"/>
       </w:r>
@@ -21445,6 +22101,8 @@
           <w:noProof/>
           <w:color w:val="010202"/>
           <w:u w:val="single" w:color="010202"/>
+          <w:sz w:val="20"/>
+          <w:szCs w:val="20"/>
         </w:rPr>
         <w:t>«Authorized_Signer_Name»</w:t>
       </w:r>
@@ -21452,12 +22110,16 @@
         <w:rPr>
           <w:color w:val="010202"/>
           <w:u w:val="single" w:color="010202"/>
+          <w:sz w:val="20"/>
+          <w:szCs w:val="20"/>
         </w:rPr>
         <w:fldChar w:fldCharType="end"/>
       </w:r>
       <w:r>
         <w:rPr>
           <w:color w:val="010202"/>
+          <w:sz w:val="20"/>
+          <w:szCs w:val="20"/>
         </w:rPr>
         <w:tab/>
         <w:t xml:space="preserve">Print Title: </w:t>
@@ -21466,6 +22128,8 @@
         <w:rPr>
           <w:color w:val="010202"/>
           <w:u w:val="single" w:color="000101"/>
+          <w:sz w:val="20"/>
+          <w:szCs w:val="20"/>
         </w:rPr>
         <w:t>«Title»</w:t>
       </w:r>
@@ -21483,36 +22147,48 @@
       <w:r>
         <w:rPr>
           <w:color w:val="010202"/>
+          <w:sz w:val="20"/>
+          <w:szCs w:val="20"/>
         </w:rPr>
         <w:t>Merchant's</w:t>
       </w:r>
       <w:r>
         <w:rPr>
           <w:color w:val="010202"/>
-        </w:rPr>
-        <w:t xml:space="preserve"> </w:t>
-      </w:r>
-      <w:r>
-        <w:rPr>
-          <w:color w:val="010202"/>
+          <w:sz w:val="20"/>
+          <w:szCs w:val="20"/>
+        </w:rPr>
+        <w:t xml:space="preserve"> </w:t>
+      </w:r>
+      <w:r>
+        <w:rPr>
+          <w:color w:val="010202"/>
+          <w:sz w:val="20"/>
+          <w:szCs w:val="20"/>
         </w:rPr>
         <w:t>Tax</w:t>
       </w:r>
       <w:r>
         <w:rPr>
           <w:color w:val="010202"/>
-        </w:rPr>
-        <w:t xml:space="preserve"> </w:t>
-      </w:r>
-      <w:r>
-        <w:rPr>
-          <w:color w:val="010202"/>
+          <w:sz w:val="20"/>
+          <w:szCs w:val="20"/>
+        </w:rPr>
+        <w:t xml:space="preserve"> </w:t>
+      </w:r>
+      <w:r>
+        <w:rPr>
+          <w:color w:val="010202"/>
+          <w:sz w:val="20"/>
+          <w:szCs w:val="20"/>
         </w:rPr>
         <w:t>ID:</w:t>
       </w:r>
       <w:r>
         <w:rPr>
           <w:color w:val="010202"/>
+          <w:sz w:val="20"/>
+          <w:szCs w:val="20"/>
         </w:rPr>
         <w:t xml:space="preserve"> </w:t>
       </w:r>
@@ -21521,6 +22197,8 @@
           <w:color w:val="010202"/>
           <w:spacing w:val="-2"/>
           <w:u w:val="single" w:color="010202"/>
+          <w:sz w:val="20"/>
+          <w:szCs w:val="20"/>
         </w:rPr>
         <w:fldChar w:fldCharType="begin"/>
       </w:r>
@@ -21529,6 +22207,8 @@
           <w:color w:val="010202"/>
           <w:spacing w:val="-2"/>
           <w:u w:val="single" w:color="010202"/>
+          <w:sz w:val="20"/>
+          <w:szCs w:val="20"/>
         </w:rPr>
         <w:instrText xml:space="preserve"> MERGEFIELD "Federal_EIN" </w:instrText>
       </w:r>
@@ -21537,6 +22217,8 @@
           <w:color w:val="010202"/>
           <w:spacing w:val="-2"/>
           <w:u w:val="single" w:color="010202"/>
+          <w:sz w:val="20"/>
+          <w:szCs w:val="20"/>
         </w:rPr>
         <w:fldChar w:fldCharType="separate"/>
       </w:r>
@@ -21546,6 +22228,8 @@
           <w:color w:val="010202"/>
           <w:spacing w:val="-2"/>
           <w:u w:val="single" w:color="010202"/>
+          <w:sz w:val="20"/>
+          <w:szCs w:val="20"/>
         </w:rPr>
         <w:t>«Federal_EIN»</w:t>
       </w:r>
@@ -21554,24 +22238,32 @@
           <w:color w:val="010202"/>
           <w:spacing w:val="-2"/>
           <w:u w:val="single" w:color="010202"/>
+          <w:sz w:val="20"/>
+          <w:szCs w:val="20"/>
         </w:rPr>
         <w:fldChar w:fldCharType="end"/>
       </w:r>
       <w:r>
         <w:rPr>
           <w:color w:val="010202"/>
+          <w:sz w:val="20"/>
+          <w:szCs w:val="20"/>
         </w:rPr>
         <w:tab/>
       </w:r>
       <w:r>
         <w:rPr>
           <w:color w:val="010202"/>
+          <w:sz w:val="20"/>
+          <w:szCs w:val="20"/>
         </w:rPr>
         <w:t>Date:</w:t>
       </w:r>
       <w:r>
         <w:rPr>
           <w:color w:val="010202"/>
+          <w:sz w:val="20"/>
+          <w:szCs w:val="20"/>
         </w:rPr>
         <w:t xml:space="preserve"> </w:t>
       </w:r>
@@ -21579,6 +22271,8 @@
         <w:rPr>
           <w:color w:val="010202"/>
           <w:u w:val="single" w:color="010202"/>
+          <w:sz w:val="20"/>
+          <w:szCs w:val="20"/>
         </w:rPr>
         <w:fldChar w:fldCharType="begin"/>
       </w:r>
@@ -21586,6 +22280,8 @@
         <w:rPr>
           <w:color w:val="010202"/>
           <w:u w:val="single" w:color="010202"/>
+          <w:sz w:val="20"/>
+          <w:szCs w:val="20"/>
         </w:rPr>
         <w:instrText xml:space="preserve"> MERGEFIELD "Agreement_Date1" </w:instrText>
       </w:r>
@@ -21593,6 +22289,8 @@
         <w:rPr>
           <w:color w:val="010202"/>
           <w:u w:val="single" w:color="010202"/>
+          <w:sz w:val="20"/>
+          <w:szCs w:val="20"/>
         </w:rPr>
         <w:fldChar w:fldCharType="separate"/>
       </w:r>
@@ -21601,6 +22299,8 @@
           <w:noProof/>
           <w:color w:val="010202"/>
           <w:u w:val="single" w:color="010202"/>
+          <w:sz w:val="20"/>
+          <w:szCs w:val="20"/>
         </w:rPr>
         <w:t>«Agreement_Date1»</w:t>
       </w:r>
@@ -21608,30 +22308,13 @@
         <w:rPr>
           <w:color w:val="010202"/>
           <w:u w:val="single" w:color="010202"/>
+          <w:sz w:val="20"/>
+          <w:szCs w:val="20"/>
         </w:rPr>
         <w:fldChar w:fldCharType="end"/>
       </w:r>
     </w:p>
-    <w:p>
-      <w:pPr>
-        <w:pStyle w:val="BodyText"/>
-        <w:spacing w:line="192" w:lineRule="exact"/>
-        <w:ind w:left="5537"/>
-      </w:pPr>
-      <w:r>
-        <w:rPr>
-          <w:color w:val="010202"/>
-        </w:rPr>
-        <w:t xml:space="preserve">[Attached Voided Check </w:t>
-      </w:r>
-      <w:r>
-        <w:rPr>
-          <w:color w:val="010202"/>
-          <w:spacing w:val="-2"/>
-        </w:rPr>
-        <w:t>Here]</w:t>
-      </w:r>
-    </w:p>
+    «SIGNER2_BLOCK_ACH»
     <w:p>
       <w:pPr>
         <w:pStyle w:val="BodyText"/>
@@ -21645,6 +22328,30 @@
     </w:p>
     <w:p>
       <w:pPr>
+        <w:pStyle w:val="BodyText"/>
+        <w:spacing w:line="192" w:lineRule="exact"/>
+        <w:ind w:left="5537"/>
+      </w:pPr>
+      <w:r>
+        <w:rPr>
+          <w:color w:val="010202"/>
+          <w:sz w:val="20"/>
+          <w:szCs w:val="20"/>
+        </w:rPr>
+        <w:t xml:space="preserve">[Attached Voided Check </w:t>
+      </w:r>
+      <w:r>
+        <w:rPr>
+          <w:color w:val="010202"/>
+          <w:spacing w:val="-2"/>
+          <w:sz w:val="20"/>
+          <w:szCs w:val="20"/>
+        </w:rPr>
+        <w:t>Here]</w:t>
+      </w:r>
+    </w:p>
+    <w:p>
+      <w:pPr>
         <w:ind w:left="3492"/>
       </w:pPr>
     </w:p>
@@ -21658,7 +22365,7 @@
         </w:rPr>
         <w:drawing>
           <wp:inline distT="0" distB="0" distL="0" distR="0">
-            <wp:extent cx="2864209" cy="441959"/>
+            <wp:extent cx="2864209" cy="447533"/>
             <wp:effectExtent l="0" t="0" r="0" b="0"/>
             <wp:docPr id="135" name="Image 26"/>
             <wp:cNvGraphicFramePr>
@@ -21832,6 +22539,8 @@
       <w:r>
         <w:rPr>
           <w:color w:val="010202"/>
+          <w:sz w:val="20"/>
+          <w:szCs w:val="20"/>
         </w:rPr>
         <w:lastRenderedPageBreak/>
         <w:t>Thank you for accepting this offer from FundGate LLC ("Purchaser"). We look forward to being your funding partner for as long as you need.</w:t>
@@ -21846,12 +22555,16 @@
       <w:r>
         <w:rPr>
           <w:color w:val="010202"/>
+          <w:sz w:val="20"/>
+          <w:szCs w:val="20"/>
         </w:rPr>
         <w:t>ACH</w:t>
       </w:r>
       <w:r>
         <w:rPr>
           <w:color w:val="010202"/>
+          <w:sz w:val="20"/>
+          <w:szCs w:val="20"/>
         </w:rPr>
         <w:t xml:space="preserve"> </w:t>
       </w:r>
@@ -21859,6 +22572,8 @@
         <w:rPr>
           <w:color w:val="010202"/>
           <w:spacing w:val="-2"/>
+          <w:sz w:val="20"/>
+          <w:szCs w:val="20"/>
         </w:rPr>
         <w:t>Program:</w:t>
       </w:r>
@@ -21873,24 +22588,32 @@
       <w:r>
         <w:rPr>
           <w:color w:val="010202"/>
+          <w:sz w:val="20"/>
+          <w:szCs w:val="20"/>
         </w:rPr>
         <w:t xml:space="preserve">Purchaser requires 'view only' access to your Account prior to funding as part of our underwriting process. PURCHASER will also require such access to your Account periodically after the funding in order to verify and confirm the calculations and determination of the amount of your </w:t>
       </w:r>
       <w:r>
         <w:rPr>
           <w:color w:val="010202"/>
+          <w:sz w:val="20"/>
+          <w:szCs w:val="20"/>
         </w:rPr>
         <w:fldChar w:fldCharType="begin"/>
       </w:r>
       <w:r>
         <w:rPr>
           <w:color w:val="010202"/>
+          <w:sz w:val="20"/>
+          <w:szCs w:val="20"/>
         </w:rPr>
         <w:instrText xml:space="preserve"> MERGEFIELD "ACH_Frequency" </w:instrText>
       </w:r>
       <w:r>
         <w:rPr>
           <w:color w:val="010202"/>
+          <w:sz w:val="20"/>
+          <w:szCs w:val="20"/>
         </w:rPr>
         <w:fldChar w:fldCharType="separate"/>
       </w:r>
@@ -21898,18 +22621,24 @@
         <w:rPr>
           <w:noProof/>
           <w:color w:val="010202"/>
+          <w:sz w:val="20"/>
+          <w:szCs w:val="20"/>
         </w:rPr>
         <w:t>«ACH_Frequency»</w:t>
       </w:r>
       <w:r>
         <w:rPr>
           <w:color w:val="010202"/>
+          <w:sz w:val="20"/>
+          <w:szCs w:val="20"/>
         </w:rPr>
         <w:fldChar w:fldCharType="end"/>
       </w:r>
       <w:r>
         <w:rPr>
           <w:color w:val="010202"/>
+          <w:sz w:val="20"/>
+          <w:szCs w:val="20"/>
         </w:rPr>
         <w:t xml:space="preserve"> payment. The requested access is for "look in" or viewing purposes only. PURCHASER is not requesting access to your account to make any change or modification to it. Please be assured that we carefully safeguard your confidential information, and only essential personnel will have access to it.</w:t>
       </w:r>
@@ -21924,114 +22653,152 @@
       <w:r>
         <w:rPr>
           <w:color w:val="010202"/>
+          <w:sz w:val="20"/>
+          <w:szCs w:val="20"/>
         </w:rPr>
         <w:t>Please</w:t>
       </w:r>
       <w:r>
         <w:rPr>
           <w:color w:val="010202"/>
-        </w:rPr>
-        <w:t xml:space="preserve"> </w:t>
-      </w:r>
-      <w:r>
-        <w:rPr>
-          <w:color w:val="010202"/>
+          <w:sz w:val="20"/>
+          <w:szCs w:val="20"/>
+        </w:rPr>
+        <w:t xml:space="preserve"> </w:t>
+      </w:r>
+      <w:r>
+        <w:rPr>
+          <w:color w:val="010202"/>
+          <w:sz w:val="20"/>
+          <w:szCs w:val="20"/>
         </w:rPr>
         <w:t>fill</w:t>
       </w:r>
       <w:r>
         <w:rPr>
           <w:color w:val="010202"/>
-        </w:rPr>
-        <w:t xml:space="preserve"> </w:t>
-      </w:r>
-      <w:r>
-        <w:rPr>
-          <w:color w:val="010202"/>
+          <w:sz w:val="20"/>
+          <w:szCs w:val="20"/>
+        </w:rPr>
+        <w:t xml:space="preserve"> </w:t>
+      </w:r>
+      <w:r>
+        <w:rPr>
+          <w:color w:val="010202"/>
+          <w:sz w:val="20"/>
+          <w:szCs w:val="20"/>
         </w:rPr>
         <w:t>out</w:t>
       </w:r>
       <w:r>
         <w:rPr>
           <w:color w:val="010202"/>
-        </w:rPr>
-        <w:t xml:space="preserve"> </w:t>
-      </w:r>
-      <w:r>
-        <w:rPr>
-          <w:color w:val="010202"/>
+          <w:sz w:val="20"/>
+          <w:szCs w:val="20"/>
+        </w:rPr>
+        <w:t xml:space="preserve"> </w:t>
+      </w:r>
+      <w:r>
+        <w:rPr>
+          <w:color w:val="010202"/>
+          <w:sz w:val="20"/>
+          <w:szCs w:val="20"/>
         </w:rPr>
         <w:t>the form</w:t>
       </w:r>
       <w:r>
         <w:rPr>
           <w:color w:val="010202"/>
-        </w:rPr>
-        <w:t xml:space="preserve"> </w:t>
-      </w:r>
-      <w:r>
-        <w:rPr>
-          <w:color w:val="010202"/>
+          <w:sz w:val="20"/>
+          <w:szCs w:val="20"/>
+        </w:rPr>
+        <w:t xml:space="preserve"> </w:t>
+      </w:r>
+      <w:r>
+        <w:rPr>
+          <w:color w:val="010202"/>
+          <w:sz w:val="20"/>
+          <w:szCs w:val="20"/>
         </w:rPr>
         <w:t>below</w:t>
       </w:r>
       <w:r>
         <w:rPr>
           <w:color w:val="010202"/>
-        </w:rPr>
-        <w:t xml:space="preserve"> </w:t>
-      </w:r>
-      <w:r>
-        <w:rPr>
-          <w:color w:val="010202"/>
+          <w:sz w:val="20"/>
+          <w:szCs w:val="20"/>
+        </w:rPr>
+        <w:t xml:space="preserve"> </w:t>
+      </w:r>
+      <w:r>
+        <w:rPr>
+          <w:color w:val="010202"/>
+          <w:sz w:val="20"/>
+          <w:szCs w:val="20"/>
         </w:rPr>
         <w:t>with your</w:t>
       </w:r>
       <w:r>
         <w:rPr>
           <w:color w:val="010202"/>
-        </w:rPr>
-        <w:t xml:space="preserve"> </w:t>
-      </w:r>
-      <w:r>
-        <w:rPr>
-          <w:color w:val="010202"/>
+          <w:sz w:val="20"/>
+          <w:szCs w:val="20"/>
+        </w:rPr>
+        <w:t xml:space="preserve"> </w:t>
+      </w:r>
+      <w:r>
+        <w:rPr>
+          <w:color w:val="010202"/>
+          <w:sz w:val="20"/>
+          <w:szCs w:val="20"/>
         </w:rPr>
         <w:t>information</w:t>
       </w:r>
       <w:r>
         <w:rPr>
           <w:color w:val="010202"/>
-        </w:rPr>
-        <w:t xml:space="preserve"> </w:t>
-      </w:r>
-      <w:r>
-        <w:rPr>
-          <w:color w:val="010202"/>
+          <w:sz w:val="20"/>
+          <w:szCs w:val="20"/>
+        </w:rPr>
+        <w:t xml:space="preserve"> </w:t>
+      </w:r>
+      <w:r>
+        <w:rPr>
+          <w:color w:val="010202"/>
+          <w:sz w:val="20"/>
+          <w:szCs w:val="20"/>
         </w:rPr>
         <w:t>necessary to</w:t>
       </w:r>
       <w:r>
         <w:rPr>
           <w:color w:val="010202"/>
-        </w:rPr>
-        <w:t xml:space="preserve"> </w:t>
-      </w:r>
-      <w:r>
-        <w:rPr>
-          <w:color w:val="010202"/>
+          <w:sz w:val="20"/>
+          <w:szCs w:val="20"/>
+        </w:rPr>
+        <w:t xml:space="preserve"> </w:t>
+      </w:r>
+      <w:r>
+        <w:rPr>
+          <w:color w:val="010202"/>
+          <w:sz w:val="20"/>
+          <w:szCs w:val="20"/>
         </w:rPr>
         <w:t>access</w:t>
       </w:r>
       <w:r>
         <w:rPr>
           <w:color w:val="010202"/>
-        </w:rPr>
-        <w:t xml:space="preserve"> </w:t>
-      </w:r>
-      <w:r>
-        <w:rPr>
-          <w:color w:val="010202"/>
+          <w:sz w:val="20"/>
+          <w:szCs w:val="20"/>
+        </w:rPr>
+        <w:t xml:space="preserve"> </w:t>
+      </w:r>
+      <w:r>
+        <w:rPr>
+          <w:color w:val="010202"/>
+          <w:sz w:val="20"/>
+          <w:szCs w:val="20"/>
         </w:rPr>
         <w:t xml:space="preserve">your </w:t>
       </w:r>
@@ -22039,6 +22806,8 @@
         <w:rPr>
           <w:color w:val="010202"/>
           <w:spacing w:val="-2"/>
+          <w:sz w:val="20"/>
+          <w:szCs w:val="20"/>
         </w:rPr>
         <w:t>account.</w:t>
       </w:r>
@@ -22053,18 +22822,24 @@
       <w:r>
         <w:rPr>
           <w:color w:val="010202"/>
+          <w:sz w:val="20"/>
+          <w:szCs w:val="20"/>
         </w:rPr>
         <w:t>*Be</w:t>
       </w:r>
       <w:r>
         <w:rPr>
           <w:color w:val="010202"/>
-        </w:rPr>
-        <w:t xml:space="preserve"> </w:t>
-      </w:r>
-      <w:r>
-        <w:rPr>
-          <w:color w:val="010202"/>
+          <w:sz w:val="20"/>
+          <w:szCs w:val="20"/>
+        </w:rPr>
+        <w:t xml:space="preserve"> </w:t>
+      </w:r>
+      <w:r>
+        <w:rPr>
+          <w:color w:val="010202"/>
+          <w:sz w:val="20"/>
+          <w:szCs w:val="20"/>
         </w:rPr>
         <w:t xml:space="preserve">sure to indicate capital or lower-case </w:t>
       </w:r>
@@ -22072,6 +22847,8 @@
         <w:rPr>
           <w:color w:val="010202"/>
           <w:spacing w:val="-2"/>
+          <w:sz w:val="20"/>
+          <w:szCs w:val="20"/>
         </w:rPr>
         <w:t>letters.</w:t>
       </w:r>
@@ -22092,6 +22869,8 @@
       <w:r>
         <w:rPr>
           <w:color w:val="010202"/>
+          <w:sz w:val="20"/>
+          <w:szCs w:val="20"/>
         </w:rPr>
         <w:t xml:space="preserve">Name of Bank: </w:t>
       </w:r>
@@ -22099,6 +22878,8 @@
         <w:rPr>
           <w:color w:val="010202"/>
           <w:u w:val="single" w:color="010202"/>
+          <w:sz w:val="20"/>
+          <w:szCs w:val="20"/>
         </w:rPr>
         <w:tab/>
       </w:r>
@@ -22106,12 +22887,16 @@
         <w:rPr>
           <w:color w:val="010202"/>
           <w:u w:val="single" w:color="010202"/>
+          <w:sz w:val="20"/>
+          <w:szCs w:val="20"/>
         </w:rPr>
         <w:tab/>
       </w:r>
       <w:r>
         <w:rPr>
           <w:color w:val="010202"/>
+          <w:sz w:val="20"/>
+          <w:szCs w:val="20"/>
         </w:rPr>
         <w:t xml:space="preserve"> Bank Portal Website: </w:t>
       </w:r>
@@ -22119,6 +22904,8 @@
         <w:rPr>
           <w:color w:val="010202"/>
           <w:u w:val="single" w:color="010202"/>
+          <w:sz w:val="20"/>
+          <w:szCs w:val="20"/>
         </w:rPr>
         <w:tab/>
       </w:r>
@@ -22126,12 +22913,16 @@
         <w:rPr>
           <w:color w:val="010202"/>
           <w:u w:val="single" w:color="010202"/>
+          <w:sz w:val="20"/>
+          <w:szCs w:val="20"/>
         </w:rPr>
         <w:tab/>
       </w:r>
       <w:r>
         <w:rPr>
           <w:color w:val="010202"/>
+          <w:sz w:val="20"/>
+          <w:szCs w:val="20"/>
         </w:rPr>
         <w:t xml:space="preserve"> Username: </w:t>
       </w:r>
@@ -22139,12 +22930,16 @@
         <w:rPr>
           <w:color w:val="010202"/>
           <w:u w:val="single" w:color="010202"/>
+          <w:sz w:val="20"/>
+          <w:szCs w:val="20"/>
         </w:rPr>
         <w:tab/>
       </w:r>
       <w:r>
         <w:rPr>
           <w:color w:val="010202"/>
+          <w:sz w:val="20"/>
+          <w:szCs w:val="20"/>
         </w:rPr>
         <w:t xml:space="preserve"> Password: </w:t>
       </w:r>
@@ -22152,6 +22947,8 @@
         <w:rPr>
           <w:color w:val="010202"/>
           <w:u w:val="single" w:color="010202"/>
+          <w:sz w:val="20"/>
+          <w:szCs w:val="20"/>
         </w:rPr>
         <w:tab/>
       </w:r>
@@ -22170,6 +22967,8 @@
       <w:r>
         <w:rPr>
           <w:color w:val="010202"/>
+          <w:sz w:val="20"/>
+          <w:szCs w:val="20"/>
         </w:rPr>
         <w:t xml:space="preserve">Security Question/Answer 1: </w:t>
       </w:r>
@@ -22177,12 +22976,16 @@
         <w:rPr>
           <w:color w:val="010202"/>
           <w:u w:val="single" w:color="010202"/>
+          <w:sz w:val="20"/>
+          <w:szCs w:val="20"/>
         </w:rPr>
         <w:tab/>
       </w:r>
       <w:r>
         <w:rPr>
           <w:color w:val="010202"/>
+          <w:sz w:val="20"/>
+          <w:szCs w:val="20"/>
         </w:rPr>
         <w:t xml:space="preserve"> Security Question/Answer 2:</w:t>
       </w:r>
@@ -22190,6 +22993,8 @@
         <w:rPr>
           <w:color w:val="010202"/>
           <w:u w:val="single" w:color="010202"/>
+          <w:sz w:val="20"/>
+          <w:szCs w:val="20"/>
         </w:rPr>
         <w:tab/>
       </w:r>
@@ -22197,12 +23002,16 @@
         <w:rPr>
           <w:color w:val="010202"/>
           <w:u w:val="single" w:color="010202"/>
+          <w:sz w:val="20"/>
+          <w:szCs w:val="20"/>
         </w:rPr>
         <w:tab/>
       </w:r>
       <w:r>
         <w:rPr>
           <w:color w:val="010202"/>
+          <w:sz w:val="20"/>
+          <w:szCs w:val="20"/>
         </w:rPr>
         <w:t xml:space="preserve"> Security Question/Answer 3:</w:t>
       </w:r>
@@ -22210,6 +23019,8 @@
         <w:rPr>
           <w:color w:val="010202"/>
           <w:u w:val="single" w:color="010202"/>
+          <w:sz w:val="20"/>
+          <w:szCs w:val="20"/>
         </w:rPr>
         <w:tab/>
       </w:r>
@@ -22217,6 +23028,8 @@
         <w:rPr>
           <w:color w:val="010202"/>
           <w:u w:val="single" w:color="010202"/>
+          <w:sz w:val="20"/>
+          <w:szCs w:val="20"/>
         </w:rPr>
         <w:tab/>
       </w:r>
@@ -22230,66 +23043,88 @@
       <w:r>
         <w:rPr>
           <w:color w:val="010202"/>
+          <w:sz w:val="20"/>
+          <w:szCs w:val="20"/>
         </w:rPr>
         <w:t>Any</w:t>
       </w:r>
       <w:r>
         <w:rPr>
           <w:color w:val="010202"/>
-        </w:rPr>
-        <w:t xml:space="preserve"> </w:t>
-      </w:r>
-      <w:r>
-        <w:rPr>
-          <w:color w:val="010202"/>
+          <w:sz w:val="20"/>
+          <w:szCs w:val="20"/>
+        </w:rPr>
+        <w:t xml:space="preserve"> </w:t>
+      </w:r>
+      <w:r>
+        <w:rPr>
+          <w:color w:val="010202"/>
+          <w:sz w:val="20"/>
+          <w:szCs w:val="20"/>
         </w:rPr>
         <w:t>other</w:t>
       </w:r>
       <w:r>
         <w:rPr>
           <w:color w:val="010202"/>
-        </w:rPr>
-        <w:t xml:space="preserve"> </w:t>
-      </w:r>
-      <w:r>
-        <w:rPr>
-          <w:color w:val="010202"/>
+          <w:sz w:val="20"/>
+          <w:szCs w:val="20"/>
+        </w:rPr>
+        <w:t xml:space="preserve"> </w:t>
+      </w:r>
+      <w:r>
+        <w:rPr>
+          <w:color w:val="010202"/>
+          <w:sz w:val="20"/>
+          <w:szCs w:val="20"/>
         </w:rPr>
         <w:t>information</w:t>
       </w:r>
       <w:r>
         <w:rPr>
           <w:color w:val="010202"/>
-        </w:rPr>
-        <w:t xml:space="preserve"> </w:t>
-      </w:r>
-      <w:r>
-        <w:rPr>
-          <w:color w:val="010202"/>
+          <w:sz w:val="20"/>
+          <w:szCs w:val="20"/>
+        </w:rPr>
+        <w:t xml:space="preserve"> </w:t>
+      </w:r>
+      <w:r>
+        <w:rPr>
+          <w:color w:val="010202"/>
+          <w:sz w:val="20"/>
+          <w:szCs w:val="20"/>
         </w:rPr>
         <w:t>necessary to</w:t>
       </w:r>
       <w:r>
         <w:rPr>
           <w:color w:val="010202"/>
-        </w:rPr>
-        <w:t xml:space="preserve"> </w:t>
-      </w:r>
-      <w:r>
-        <w:rPr>
-          <w:color w:val="010202"/>
+          <w:sz w:val="20"/>
+          <w:szCs w:val="20"/>
+        </w:rPr>
+        <w:t xml:space="preserve"> </w:t>
+      </w:r>
+      <w:r>
+        <w:rPr>
+          <w:color w:val="010202"/>
+          <w:sz w:val="20"/>
+          <w:szCs w:val="20"/>
         </w:rPr>
         <w:t>access</w:t>
       </w:r>
       <w:r>
         <w:rPr>
           <w:color w:val="010202"/>
-        </w:rPr>
-        <w:t xml:space="preserve"> </w:t>
-      </w:r>
-      <w:r>
-        <w:rPr>
-          <w:color w:val="010202"/>
+          <w:sz w:val="20"/>
+          <w:szCs w:val="20"/>
+        </w:rPr>
+        <w:t xml:space="preserve"> </w:t>
+      </w:r>
+      <w:r>
+        <w:rPr>
+          <w:color w:val="010202"/>
+          <w:sz w:val="20"/>
+          <w:szCs w:val="20"/>
         </w:rPr>
         <w:t xml:space="preserve">your </w:t>
       </w:r>
@@ -22297,6 +23132,8 @@
         <w:rPr>
           <w:color w:val="010202"/>
           <w:spacing w:val="-2"/>
+          <w:sz w:val="20"/>
+          <w:szCs w:val="20"/>
         </w:rPr>
         <w:t>account:</w:t>
       </w:r>
@@ -22307,6 +23144,10 @@
         <w:spacing w:before="112"/>
       </w:pPr>
       <w:r>
+        <w:rPr>
+          <w:sz w:val="20"/>
+          <w:szCs w:val="20"/>
+        </w:rPr>
         <w:pict>
           <v:shape id="docshape10" o:spid="_x0000_s1078" style="position:absolute;margin-left:24pt;margin-top:18.3pt;width:564.05pt;height:.1pt;z-index:-251648000;mso-wrap-distance-left:0;mso-wrap-distance-right:0;mso-position-horizontal-relative:page" coordorigin="480,366" coordsize="11281,0" path="m480,366r11280,e" filled="f" strokecolor="#010202">
             <v:path arrowok="t"/>
@@ -22324,24 +23165,32 @@
       <w:r>
         <w:rPr>
           <w:color w:val="010202"/>
+          <w:sz w:val="20"/>
+          <w:szCs w:val="20"/>
         </w:rPr>
         <w:t>AGREED</w:t>
       </w:r>
       <w:r>
         <w:rPr>
           <w:color w:val="010202"/>
-        </w:rPr>
-        <w:t xml:space="preserve"> </w:t>
-      </w:r>
-      <w:r>
-        <w:rPr>
-          <w:color w:val="010202"/>
+          <w:sz w:val="20"/>
+          <w:szCs w:val="20"/>
+        </w:rPr>
+        <w:t xml:space="preserve"> </w:t>
+      </w:r>
+      <w:r>
+        <w:rPr>
+          <w:color w:val="010202"/>
+          <w:sz w:val="20"/>
+          <w:szCs w:val="20"/>
         </w:rPr>
         <w:t>AND</w:t>
       </w:r>
       <w:r>
         <w:rPr>
           <w:color w:val="010202"/>
+          <w:sz w:val="20"/>
+          <w:szCs w:val="20"/>
         </w:rPr>
         <w:t xml:space="preserve"> </w:t>
       </w:r>
@@ -22349,6 +23198,8 @@
         <w:rPr>
           <w:color w:val="010202"/>
           <w:spacing w:val="-2"/>
+          <w:sz w:val="20"/>
+          <w:szCs w:val="20"/>
         </w:rPr>
         <w:t>ACKNOWLEDGED:</w:t>
       </w:r>
@@ -22366,6 +23217,8 @@
       <w:r>
         <w:rPr>
           <w:color w:val="010202"/>
+          <w:sz w:val="20"/>
+          <w:szCs w:val="20"/>
         </w:rPr>
         <w:t xml:space="preserve">Signature Owner: </w:t>
       </w:r>
@@ -22373,12 +23226,16 @@
         <w:rPr>
           <w:color w:val="010202"/>
           <w:u w:val="single" w:color="010202"/>
+          <w:sz w:val="20"/>
+          <w:szCs w:val="20"/>
         </w:rPr>
         <w:tab/>
       </w:r>
       <w:r>
         <w:rPr>
           <w:color w:val="010202"/>
+          <w:sz w:val="20"/>
+          <w:szCs w:val="20"/>
         </w:rPr>
         <w:t xml:space="preserve"> Date: </w:t>
       </w:r>
@@ -22386,12 +23243,16 @@
         <w:rPr>
           <w:color w:val="010202"/>
           <w:u w:val="single" w:color="010202"/>
+          <w:sz w:val="20"/>
+          <w:szCs w:val="20"/>
         </w:rPr>
         <w:tab/>
       </w:r>
       <w:r>
         <w:rPr>
           <w:color w:val="010202"/>
+          <w:sz w:val="20"/>
+          <w:szCs w:val="20"/>
         </w:rPr>
         <w:t xml:space="preserve"> Print Name: </w:t>
       </w:r>
@@ -22399,6 +23260,8 @@
         <w:rPr>
           <w:color w:val="010202"/>
           <w:u w:val="single" w:color="010202"/>
+          <w:sz w:val="20"/>
+          <w:szCs w:val="20"/>
         </w:rPr>
         <w:fldChar w:fldCharType="begin"/>
       </w:r>
@@ -22406,6 +23269,8 @@
         <w:rPr>
           <w:color w:val="010202"/>
           <w:u w:val="single" w:color="010202"/>
+          <w:sz w:val="20"/>
+          <w:szCs w:val="20"/>
         </w:rPr>
         <w:instrText xml:space="preserve"> MERGEFIELD "Merchant__1" </w:instrText>
       </w:r>
@@ -22413,6 +23278,8 @@
         <w:rPr>
           <w:color w:val="010202"/>
           <w:u w:val="single" w:color="010202"/>
+          <w:sz w:val="20"/>
+          <w:szCs w:val="20"/>
         </w:rPr>
         <w:fldChar w:fldCharType="separate"/>
       </w:r>
@@ -22421,6 +23288,8 @@
           <w:noProof/>
           <w:color w:val="010202"/>
           <w:u w:val="single" w:color="010202"/>
+          <w:sz w:val="20"/>
+          <w:szCs w:val="20"/>
         </w:rPr>
         <w:t>«Merchant__1»</w:t>
       </w:r>
@@ -22428,33 +23297,46 @@
         <w:rPr>
           <w:color w:val="010202"/>
           <w:u w:val="single" w:color="010202"/>
+          <w:sz w:val="20"/>
+          <w:szCs w:val="20"/>
         </w:rPr>
         <w:fldChar w:fldCharType="end"/>
       </w:r>
     </w:p>
+    «SIGNER2_BLOCK_BANKLOGIN»
     <w:p>
       <w:pPr>
         <w:pStyle w:val="BodyText"/>
         <w:spacing w:line="360" w:lineRule="auto"/>
       </w:pPr>
       <w:r>
+        <w:rPr>
+          <w:sz w:val="20"/>
+          <w:szCs w:val="20"/>
+        </w:rPr>
         <w:t xml:space="preserve">Merchant's Legal Name: </w:t>
       </w:r>
       <w:r>
         <w:rPr>
           <w:u w:color="010202"/>
+          <w:sz w:val="20"/>
+          <w:szCs w:val="20"/>
         </w:rPr>
         <w:fldChar w:fldCharType="begin"/>
       </w:r>
       <w:r>
         <w:rPr>
           <w:u w:color="010202"/>
+          <w:sz w:val="20"/>
+          <w:szCs w:val="20"/>
         </w:rPr>
         <w:instrText xml:space="preserve"> MERGEFIELD "Merchant_Legal_Name" </w:instrText>
       </w:r>
       <w:r>
         <w:rPr>
           <w:u w:color="010202"/>
+          <w:sz w:val="20"/>
+          <w:szCs w:val="20"/>
         </w:rPr>
         <w:fldChar w:fldCharType="separate"/>
       </w:r>
@@ -22462,16 +23344,24 @@
         <w:rPr>
           <w:noProof/>
           <w:u w:color="010202"/>
+          <w:sz w:val="20"/>
+          <w:szCs w:val="20"/>
         </w:rPr>
         <w:t>«Merchant_Legal_Name»</w:t>
       </w:r>
       <w:r>
         <w:rPr>
           <w:u w:color="010202"/>
+          <w:sz w:val="20"/>
+          <w:szCs w:val="20"/>
         </w:rPr>
         <w:fldChar w:fldCharType="end"/>
       </w:r>
       <w:r>
+        <w:rPr>
+          <w:sz w:val="20"/>
+          <w:szCs w:val="20"/>
+        </w:rPr>
         <w:t xml:space="preserve"> </w:t>
       </w:r>
     </w:p>
@@ -22484,33 +23374,61 @@
         </w:rPr>
       </w:pPr>
       <w:r>
+        <w:rPr>
+          <w:sz w:val="20"/>
+          <w:szCs w:val="20"/>
+        </w:rPr>
         <w:t>Merchant's</w:t>
       </w:r>
       <w:r>
-        <w:t xml:space="preserve"> </w:t>
-      </w:r>
-      <w:r>
+        <w:rPr>
+          <w:sz w:val="20"/>
+          <w:szCs w:val="20"/>
+        </w:rPr>
+        <w:t xml:space="preserve"> </w:t>
+      </w:r>
+      <w:r>
+        <w:rPr>
+          <w:sz w:val="20"/>
+          <w:szCs w:val="20"/>
+        </w:rPr>
         <w:t>DBA(if</w:t>
       </w:r>
       <w:r>
-        <w:t xml:space="preserve"> </w:t>
-      </w:r>
-      <w:r>
+        <w:rPr>
+          <w:sz w:val="20"/>
+          <w:szCs w:val="20"/>
+        </w:rPr>
+        <w:t xml:space="preserve"> </w:t>
+      </w:r>
+      <w:r>
+        <w:rPr>
+          <w:sz w:val="20"/>
+          <w:szCs w:val="20"/>
+        </w:rPr>
         <w:t>applicable):</w:t>
       </w:r>
       <w:r>
+        <w:rPr>
+          <w:sz w:val="20"/>
+          <w:szCs w:val="20"/>
+        </w:rPr>
         <w:t xml:space="preserve"> </w:t>
       </w:r>
       <w:r>
         <w:rPr>
           <w:b/>
           <w:u w:color="010202"/>
+          <w:sz w:val="20"/>
+          <w:szCs w:val="20"/>
         </w:rPr>
         <w:fldChar w:fldCharType="begin"/>
       </w:r>
       <w:r>
         <w:rPr>
           <w:u w:color="010202"/>
+          <w:sz w:val="20"/>
+          <w:szCs w:val="20"/>
         </w:rPr>
         <w:instrText xml:space="preserve"> MERGEFIELD "Merchant_DBA" </w:instrText>
       </w:r>
@@ -22518,6 +23436,8 @@
         <w:rPr>
           <w:b/>
           <w:u w:color="010202"/>
+          <w:sz w:val="20"/>
+          <w:szCs w:val="20"/>
         </w:rPr>
         <w:fldChar w:fldCharType="separate"/>
       </w:r>
@@ -22525,6 +23445,8 @@
         <w:rPr>
           <w:noProof/>
           <w:u w:color="010202"/>
+          <w:sz w:val="20"/>
+          <w:szCs w:val="20"/>
         </w:rPr>
         <w:t>«Merchant_DBA»</w:t>
       </w:r>
@@ -22532,6 +23454,8 @@
         <w:rPr>
           <w:b/>
           <w:u w:color="010202"/>
+          <w:sz w:val="20"/>
+          <w:szCs w:val="20"/>
         </w:rPr>
         <w:fldChar w:fldCharType="end"/>
       </w:r>
@@ -22544,12 +23468,16 @@
       <w:r>
         <w:rPr>
           <w:color w:val="010202"/>
+          <w:sz w:val="20"/>
+          <w:szCs w:val="20"/>
         </w:rPr>
         <w:t>Address:</w:t>
       </w:r>
       <w:r>
         <w:rPr>
           <w:color w:val="010202"/>
+          <w:sz w:val="20"/>
+          <w:szCs w:val="20"/>
         </w:rPr>
         <w:t xml:space="preserve"> </w:t>
       </w:r>
@@ -22557,6 +23485,8 @@
         <w:rPr>
           <w:color w:val="010202"/>
           <w:u w:val="single" w:color="010202"/>
+          <w:sz w:val="20"/>
+          <w:szCs w:val="20"/>
         </w:rPr>
         <w:fldChar w:fldCharType="begin"/>
       </w:r>
@@ -22564,6 +23494,8 @@
         <w:rPr>
           <w:color w:val="010202"/>
           <w:u w:val="single" w:color="010202"/>
+          <w:sz w:val="20"/>
+          <w:szCs w:val="20"/>
         </w:rPr>
         <w:instrText xml:space="preserve"> MERGEFIELD "Executive_Office_Address" </w:instrText>
       </w:r>
@@ -22571,6 +23503,8 @@
         <w:rPr>
           <w:color w:val="010202"/>
           <w:u w:val="single" w:color="010202"/>
+          <w:sz w:val="20"/>
+          <w:szCs w:val="20"/>
         </w:rPr>
         <w:fldChar w:fldCharType="separate"/>
       </w:r>
@@ -22579,6 +23513,8 @@
           <w:noProof/>
           <w:color w:val="010202"/>
           <w:u w:val="single" w:color="010202"/>
+          <w:sz w:val="20"/>
+          <w:szCs w:val="20"/>
         </w:rPr>
         <w:t>«Executive_Office_Address»</w:t>
       </w:r>
@@ -22586,6 +23522,8 @@
         <w:rPr>
           <w:color w:val="010202"/>
           <w:u w:val="single" w:color="010202"/>
+          <w:sz w:val="20"/>
+          <w:szCs w:val="20"/>
         </w:rPr>
         <w:fldChar w:fldCharType="end"/>
       </w:r>
@@ -22599,45 +23537,77 @@
         </w:rPr>
       </w:pPr>
       <w:r>
+        <w:rPr>
+          <w:sz w:val="20"/>
+          <w:szCs w:val="20"/>
+        </w:rPr>
         <w:t>Business</w:t>
       </w:r>
       <w:r>
-        <w:t xml:space="preserve"> </w:t>
-      </w:r>
-      <w:r>
+        <w:rPr>
+          <w:sz w:val="20"/>
+          <w:szCs w:val="20"/>
+        </w:rPr>
+        <w:t xml:space="preserve"> </w:t>
+      </w:r>
+      <w:r>
+        <w:rPr>
+          <w:sz w:val="20"/>
+          <w:szCs w:val="20"/>
+        </w:rPr>
         <w:t>Phone:</w:t>
       </w:r>
       <w:r>
+        <w:rPr>
+          <w:sz w:val="20"/>
+          <w:szCs w:val="20"/>
+        </w:rPr>
         <w:t xml:space="preserve"> </w:t>
       </w:r>
       <w:r>
         <w:rPr>
           <w:b/>
+          <w:sz w:val="20"/>
+          <w:szCs w:val="20"/>
         </w:rPr>
         <w:fldChar w:fldCharType="begin"/>
       </w:r>
       <w:r>
+        <w:rPr>
+          <w:sz w:val="20"/>
+          <w:szCs w:val="20"/>
+        </w:rPr>
         <w:instrText xml:space="preserve"> MERGEFIELD "Business_Phone" </w:instrText>
       </w:r>
       <w:r>
         <w:rPr>
           <w:b/>
+          <w:sz w:val="20"/>
+          <w:szCs w:val="20"/>
         </w:rPr>
         <w:fldChar w:fldCharType="separate"/>
       </w:r>
       <w:r>
         <w:rPr>
           <w:noProof/>
+          <w:sz w:val="20"/>
+          <w:szCs w:val="20"/>
         </w:rPr>
         <w:t>«Business_Phone»</w:t>
       </w:r>
       <w:r>
         <w:rPr>
           <w:b/>
+          <w:sz w:val="20"/>
+          <w:szCs w:val="20"/>
         </w:rPr>
         <w:fldChar w:fldCharType="end"/>
       </w:r>
       <w:r>
+        <w:rPr>
+          <w:sz w:val="20"/>
+          <w:szCs w:val="20"/>
+        </w:rPr>
         <w:t xml:space="preserve"> </w:t>
       </w:r>
     </w:p>
@@ -22680,7 +23650,7 @@
         <w:lastRenderedPageBreak/>
         <w:drawing>
           <wp:inline distT="0" distB="0" distL="0" distR="0">
-            <wp:extent cx="2864209" cy="441959"/>
+            <wp:extent cx="2864209" cy="447533"/>
             <wp:effectExtent l="0" t="0" r="0" b="0"/>
             <wp:docPr id="136" name="Image 29"/>
             <wp:cNvGraphicFramePr>
@@ -24649,6 +25619,7 @@
       </w:pPr>
       <w:r>
         <w:rPr>
+          <w:b/>
           <w:color w:val="010202"/>
           <w:u w:val="none"/>
         </w:rPr>
@@ -24656,6 +25627,7 @@
       </w:r>
       <w:r>
         <w:rPr>
+          <w:b/>
           <w:color w:val="010202"/>
           <w:u w:val="none"/>
         </w:rPr>
@@ -24663,6 +25635,7 @@
       </w:r>
       <w:r>
         <w:rPr>
+          <w:b/>
           <w:color w:val="010202"/>
           <w:u w:val="none"/>
         </w:rPr>
@@ -24670,6 +25643,7 @@
       </w:r>
       <w:r>
         <w:rPr>
+          <w:b/>
           <w:color w:val="010202"/>
           <w:u w:val="none"/>
         </w:rPr>
@@ -24677,6 +25651,7 @@
       </w:r>
       <w:r>
         <w:rPr>
+          <w:b/>
           <w:color w:val="010202"/>
           <w:spacing w:val="-2"/>
           <w:u w:val="none"/>
@@ -24785,6 +25760,7 @@
       </w:pPr>
       <w:r>
         <w:rPr>
+          <w:b/>
           <w:color w:val="010202"/>
           <w:u w:val="none"/>
         </w:rPr>
@@ -24792,6 +25768,7 @@
       </w:r>
       <w:r>
         <w:rPr>
+          <w:b/>
           <w:color w:val="010202"/>
           <w:u w:val="none"/>
         </w:rPr>
@@ -24799,6 +25776,7 @@
       </w:r>
       <w:r>
         <w:rPr>
+          <w:b/>
           <w:color w:val="010202"/>
           <w:u w:val="none"/>
         </w:rPr>
@@ -24806,6 +25784,7 @@
       </w:r>
       <w:r>
         <w:rPr>
+          <w:b/>
           <w:color w:val="010202"/>
           <w:u w:val="none"/>
         </w:rPr>
@@ -24813,6 +25792,7 @@
       </w:r>
       <w:r>
         <w:rPr>
+          <w:b/>
           <w:color w:val="010202"/>
           <w:spacing w:val="-2"/>
           <w:u w:val="none"/>
@@ -24831,6 +25811,7 @@
       </w:pPr>
       <w:r>
         <w:rPr>
+          <w:b/>
           <w:color w:val="010202"/>
           <w:u w:val="none"/>
         </w:rPr>
@@ -24838,6 +25819,7 @@
       </w:r>
       <w:r>
         <w:rPr>
+          <w:b/>
           <w:color w:val="010202"/>
           <w:u w:val="none"/>
         </w:rPr>
@@ -24845,6 +25827,7 @@
       </w:r>
       <w:r>
         <w:rPr>
+          <w:b/>
           <w:color w:val="010202"/>
           <w:u w:val="none"/>
         </w:rPr>
@@ -24852,6 +25835,7 @@
       </w:r>
       <w:r>
         <w:rPr>
+          <w:b/>
           <w:color w:val="010202"/>
           <w:u w:val="none"/>
         </w:rPr>
@@ -24867,6 +25851,7 @@
       </w:r>
       <w:r>
         <w:rPr>
+          <w:b/>
           <w:color w:val="010202"/>
           <w:u w:val="none"/>
         </w:rPr>
@@ -25031,6 +26016,7 @@
       </w:pPr>
       <w:r>
         <w:rPr>
+          <w:b/>
           <w:color w:val="010202"/>
           <w:u w:val="none"/>
         </w:rPr>
@@ -25038,6 +26024,7 @@
       </w:r>
       <w:r>
         <w:rPr>
+          <w:b/>
           <w:color w:val="010202"/>
           <w:u w:val="none"/>
         </w:rPr>
@@ -25045,6 +26032,7 @@
       </w:r>
       <w:r>
         <w:rPr>
+          <w:b/>
           <w:color w:val="010202"/>
           <w:u w:val="none"/>
         </w:rPr>
@@ -25052,6 +26040,7 @@
       </w:r>
       <w:r>
         <w:rPr>
+          <w:b/>
           <w:color w:val="010202"/>
           <w:u w:val="none"/>
         </w:rPr>
@@ -25059,6 +26048,7 @@
       </w:r>
       <w:r>
         <w:rPr>
+          <w:b/>
           <w:color w:val="010202"/>
           <w:spacing w:val="-2"/>
           <w:u w:val="none"/>
@@ -25170,6 +26160,7 @@
         <w:fldChar w:fldCharType="end"/>
       </w:r>
     </w:p>
+    «SIGNER2_BLOCK_ADDENDUM»
     <w:p>
       <w:pPr>
         <w:spacing w:before="122"/>

--- a/FUNDGATE_TEMPLATE_WEEKLY.docx
+++ b/FUNDGATE_TEMPLATE_WEEKLY.docx
@@ -16748,17 +16748,18 @@
           <w:p>
             <w:pPr>
               <w:pStyle w:val="TableParagraph"/>
-              <w:spacing w:line="20" w:lineRule="exact"/>
-              <w:ind w:left="127"/>
+              <w:spacing w:line="20" w:lineRule="exact" w:before="120" w:after="60"/>
+              <w:tabs>
+                <w:tab w:val="left" w:pos="3800"/>
+              </w:tabs>
             </w:pPr>
             <w:r>
-              <w:pict>
-                <v:group id="_x0000_s1068" style="width:201.3pt;height:.75pt;mso-position-horizontal-relative:char;mso-position-vertical-relative:line" coordsize="4026,15">
-                  <v:line id="_x0000_s1069" style="position:absolute" from="0,8" to="4026,8" strokecolor="#010202"/>
-                  <w10:wrap type="none"/>
-                  <w10:anchorlock/>
-                </v:group>
-              </w:pict>
+              <w:rPr>
+                <w:u w:val="single" w:color="010202"/>
+                <w:color w:val="010202"/>
+                <w:sz w:val="20"/>
+              </w:rPr>
+              <w:t xml:space="preserve">                                        </w:t>
             </w:r>
           </w:p>
           <w:p>
@@ -17086,17 +17087,18 @@
           <w:p>
             <w:pPr>
               <w:pStyle w:val="TableParagraph"/>
-              <w:spacing w:line="20" w:lineRule="exact"/>
-              <w:ind w:left="127"/>
+              <w:spacing w:line="20" w:lineRule="exact" w:before="120" w:after="60"/>
+              <w:tabs>
+                <w:tab w:val="left" w:pos="3800"/>
+              </w:tabs>
             </w:pPr>
             <w:r>
-              <w:pict>
-                <v:group id="docshapegroup7" o:spid="_x0000_s1066" style="width:160pt;height:.75pt;mso-position-horizontal-relative:char;mso-position-vertical-relative:line" coordsize="3200,15">
-                  <v:line id="_x0000_s1067" style="position:absolute" from="0,8" to="3200,8" strokecolor="#010202"/>
-                  <w10:wrap type="none"/>
-                  <w10:anchorlock/>
-                </v:group>
-              </w:pict>
+              <w:rPr>
+                <w:u w:val="single" w:color="010202"/>
+                <w:color w:val="010202"/>
+                <w:sz w:val="20"/>
+              </w:rPr>
+              <w:t xml:space="preserve">                                        </w:t>
             </w:r>
           </w:p>
           <w:p>
@@ -22325,30 +22327,6 @@
           <w:cols w:space="720"/>
         </w:sectPr>
       </w:pPr>
-    </w:p>
-    <w:p>
-      <w:pPr>
-        <w:pStyle w:val="BodyText"/>
-        <w:spacing w:line="192" w:lineRule="exact"/>
-        <w:ind w:left="5537"/>
-      </w:pPr>
-      <w:r>
-        <w:rPr>
-          <w:color w:val="010202"/>
-          <w:sz w:val="20"/>
-          <w:szCs w:val="20"/>
-        </w:rPr>
-        <w:t xml:space="preserve">[Attached Voided Check </w:t>
-      </w:r>
-      <w:r>
-        <w:rPr>
-          <w:color w:val="010202"/>
-          <w:spacing w:val="-2"/>
-          <w:sz w:val="20"/>
-          <w:szCs w:val="20"/>
-        </w:rPr>
-        <w:t>Here]</w:t>
-      </w:r>
     </w:p>
     <w:p>
       <w:pPr>

--- a/FUNDGATE_TEMPLATE_WEEKLY.docx
+++ b/FUNDGATE_TEMPLATE_WEEKLY.docx
@@ -16748,18 +16748,17 @@
           <w:p>
             <w:pPr>
               <w:pStyle w:val="TableParagraph"/>
-              <w:spacing w:line="20" w:lineRule="exact" w:before="120" w:after="60"/>
-              <w:tabs>
-                <w:tab w:val="left" w:pos="3800"/>
-              </w:tabs>
+              <w:spacing w:line="20" w:lineRule="exact"/>
+              <w:ind w:left="127"/>
             </w:pPr>
             <w:r>
-              <w:rPr>
-                <w:u w:val="single" w:color="010202"/>
-                <w:color w:val="010202"/>
-                <w:sz w:val="20"/>
-              </w:rPr>
-              <w:t xml:space="preserve">                                        </w:t>
+              <w:pict>
+                <v:group id="_x0000_s1068" style="width:201.3pt;height:.75pt;mso-position-horizontal-relative:char;mso-position-vertical-relative:line" coordsize="4026,15">
+                  <v:line id="_x0000_s1069" style="position:absolute" from="0,8" to="4026,8" strokecolor="#010202"/>
+                  <w10:wrap type="none"/>
+                  <w10:anchorlock/>
+                </v:group>
+              </w:pict>
             </w:r>
           </w:p>
           <w:p>
@@ -17087,18 +17086,17 @@
           <w:p>
             <w:pPr>
               <w:pStyle w:val="TableParagraph"/>
-              <w:spacing w:line="20" w:lineRule="exact" w:before="120" w:after="60"/>
-              <w:tabs>
-                <w:tab w:val="left" w:pos="3800"/>
-              </w:tabs>
+              <w:spacing w:line="20" w:lineRule="exact"/>
+              <w:ind w:left="127"/>
             </w:pPr>
             <w:r>
-              <w:rPr>
-                <w:u w:val="single" w:color="010202"/>
-                <w:color w:val="010202"/>
-                <w:sz w:val="20"/>
-              </w:rPr>
-              <w:t xml:space="preserve">                                        </w:t>
+              <w:pict>
+                <v:group id="docshapegroup7" o:spid="_x0000_s1066" style="width:160pt;height:.75pt;mso-position-horizontal-relative:char;mso-position-vertical-relative:line" coordsize="3200,15">
+                  <v:line id="_x0000_s1067" style="position:absolute" from="0,8" to="3200,8" strokecolor="#010202"/>
+                  <w10:wrap type="none"/>
+                  <w10:anchorlock/>
+                </v:group>
+              </w:pict>
             </w:r>
           </w:p>
           <w:p>

--- a/FUNDGATE_TEMPLATE_WEEKLY.docx
+++ b/FUNDGATE_TEMPLATE_WEEKLY.docx
@@ -16753,11 +16753,10 @@
             </w:pPr>
             <w:r>
               <w:pict>
-                <v:group id="_x0000_s1068" style="width:201.3pt;height:.75pt;mso-position-horizontal-relative:char;mso-position-vertical-relative:line" coordsize="4026,15">
-                  <v:line id="_x0000_s1069" style="position:absolute" from="0,8" to="4026,8" strokecolor="#010202"/>
-                  <w10:wrap type="none"/>
-                  <w10:anchorlock/>
-                </v:group>
+                <v:shape id="_x0000_s1068" style="position:absolute;left:0;text-align:left;margin-left:275pt;margin-top:2pt;width:192pt;height:.75pt;z-index:-251651072;mso-wrap-distance-left:0;mso-wrap-distance-right:0;mso-position-horizontal-relative:page" coordorigin="5500,40" coordsize="3840,0" path="m5500,40r3840,e" filled="f" strokecolor="#010202">
+                  <v:path arrowok="t"/>
+                  <w10:wrap type="topAndBottom" anchorx="page"/>
+                </v:shape>
               </w:pict>
             </w:r>
           </w:p>
@@ -17091,11 +17090,10 @@
             </w:pPr>
             <w:r>
               <w:pict>
-                <v:group id="docshapegroup7" o:spid="_x0000_s1066" style="width:160pt;height:.75pt;mso-position-horizontal-relative:char;mso-position-vertical-relative:line" coordsize="3200,15">
-                  <v:line id="_x0000_s1067" style="position:absolute" from="0,8" to="3200,8" strokecolor="#010202"/>
-                  <w10:wrap type="none"/>
-                  <w10:anchorlock/>
-                </v:group>
+                <v:shape id="_x0000_s1066" style="position:absolute;left:0;text-align:left;margin-left:275pt;margin-top:2pt;width:192pt;height:.75pt;z-index:-251651072;mso-wrap-distance-left:0;mso-wrap-distance-right:0;mso-position-horizontal-relative:page" coordorigin="5500,40" coordsize="3840,0" path="m5500,40r3840,e" filled="f" strokecolor="#010202">
+                  <v:path arrowok="t"/>
+                  <w10:wrap type="topAndBottom" anchorx="page"/>
+                </v:shape>
               </w:pict>
             </w:r>
           </w:p>

--- a/FUNDGATE_TEMPLATE_WEEKLY.docx
+++ b/FUNDGATE_TEMPLATE_WEEKLY.docx
@@ -23615,6 +23615,452 @@
     </w:p>
     <w:p>
       <w:pPr>
+        <w:sectPr>
+          <w:pgSz w:w="12240" w:h="15840"/>
+          <w:pgMar w:top="720" w:right="720" w:bottom="720" w:left="720" w:header="720" w:footer="720" w:gutter="0"/>
+          <w:cols w:space="720"/>
+        </w:sectPr>
+      </w:pPr>
+    </w:p>
+    <w:p>
+      <w:pPr>
+        <w:pStyle w:val="BodyText"/>
+        <w:jc w:val="center"/>
+        <w:spacing w:after="200"/>
+      </w:pPr>
+      <w:r>
+        <w:rPr>
+          <w:color w:val="010202"/>
+          <w:b/>
+          <w:u w:val="single" w:color="010202"/>
+          <w:sz w:val="22"/>
+          <w:szCs w:val="22"/>
+        </w:rPr>
+        <w:t>CONSUMER NOTICE REGARDING DEBT-RELIEF COMPANIES</w:t>
+      </w:r>
+    </w:p>
+    <w:p>
+      <w:pPr>
+        <w:pStyle w:val="BodyText"/>
+        <w:jc w:val="center"/>
+        <w:spacing w:after="200"/>
+        <w:ind w:left="119" w:right="116"/>
+      </w:pPr>
+      <w:r>
+        <w:rPr>
+          <w:color w:val="010202"/>
+          <w:i/>
+          <w:sz w:val="20"/>
+          <w:szCs w:val="20"/>
+        </w:rPr>
+        <w:t xml:space="preserve">For informational purposes only; not a contract and not legally binding.</w:t>
+      </w:r>
+    </w:p>
+    <w:p>
+      <w:pPr>
+        <w:pStyle w:val="BodyText"/>
+        <w:jc w:val="both"/>
+        <w:spacing w:after="120"/>
+        <w:ind w:left="119" w:right="116"/>
+      </w:pPr>
+      <w:r>
+        <w:rPr>
+          <w:color w:val="010202"/>
+          <w:sz w:val="22"/>
+          <w:szCs w:val="22"/>
+        </w:rPr>
+        <w:t xml:space="preserve">Some of the information in this guide is based, in part, on publicly available consumer-protection guidance from the Florida State Attorney General’s Office website and other consumer-protection sources regarding debt-relief and debt-settlement companies. This notice is intended to help protect customers from misleading or unauthorized third-party companies that may contact you after entering into a financial agreement.</w:t>
+      </w:r>
+    </w:p>
+    <w:p>
+      <w:pPr>
+        <w:pStyle w:val="BodyText"/>
+        <w:spacing w:before="200" w:after="80"/>
+      </w:pPr>
+      <w:r>
+        <w:rPr>
+          <w:color w:val="010202"/>
+          <w:b/>
+          <w:sz w:val="22"/>
+          <w:szCs w:val="22"/>
+        </w:rPr>
+        <w:t>Be Aware of Third-Party Debt-Relief Companies!</w:t>
+      </w:r>
+    </w:p>
+    <w:p>
+      <w:pPr>
+        <w:pStyle w:val="BodyText"/>
+        <w:jc w:val="both"/>
+        <w:spacing w:after="120"/>
+        <w:ind w:left="119" w:right="116"/>
+      </w:pPr>
+      <w:r>
+        <w:rPr>
+          <w:color w:val="010202"/>
+          <w:sz w:val="22"/>
+          <w:szCs w:val="22"/>
+        </w:rPr>
+        <w:t xml:space="preserve">Certain companies advertise “debt relief,” “debt settlement,” or “negotiation services.” Consumer-protection agencies have warned that many such companies:</w:t>
+      </w:r>
+    </w:p>
+    <w:p>
+      <w:pPr>
+        <w:pStyle w:val="ListParagraph"/>
+        <w:numPr>
+          <w:ilvl w:val="0"/>
+          <w:numId w:val="1"/>
+        </w:numPr>
+        <w:spacing w:after="40"/>
+        <w:ind w:left="720" w:hanging="360"/>
+      </w:pPr>
+      <w:r>
+        <w:rPr>
+          <w:color w:val="010202"/>
+          <w:sz w:val="20"/>
+          <w:szCs w:val="20"/>
+        </w:rPr>
+        <w:t>Make exaggerated or unrealistic promises</w:t>
+      </w:r>
+    </w:p>
+    <w:p>
+      <w:pPr>
+        <w:pStyle w:val="ListParagraph"/>
+        <w:numPr>
+          <w:ilvl w:val="0"/>
+          <w:numId w:val="1"/>
+        </w:numPr>
+        <w:spacing w:after="40"/>
+        <w:ind w:left="720" w:hanging="360"/>
+      </w:pPr>
+      <w:r>
+        <w:rPr>
+          <w:color w:val="010202"/>
+          <w:sz w:val="20"/>
+          <w:szCs w:val="20"/>
+        </w:rPr>
+        <w:t>Charge large upfront or recurring fees</w:t>
+      </w:r>
+    </w:p>
+    <w:p>
+      <w:pPr>
+        <w:pStyle w:val="ListParagraph"/>
+        <w:numPr>
+          <w:ilvl w:val="0"/>
+          <w:numId w:val="1"/>
+        </w:numPr>
+        <w:spacing w:after="40"/>
+        <w:ind w:left="720" w:hanging="360"/>
+      </w:pPr>
+      <w:r>
+        <w:rPr>
+          <w:color w:val="010202"/>
+          <w:sz w:val="20"/>
+          <w:szCs w:val="20"/>
+        </w:rPr>
+        <w:t>Provide little or no real benefit</w:t>
+      </w:r>
+    </w:p>
+    <w:p>
+      <w:pPr>
+        <w:pStyle w:val="ListParagraph"/>
+        <w:numPr>
+          <w:ilvl w:val="0"/>
+          <w:numId w:val="1"/>
+        </w:numPr>
+        <w:spacing w:after="40"/>
+        <w:ind w:left="720" w:hanging="360"/>
+      </w:pPr>
+      <w:r>
+        <w:rPr>
+          <w:color w:val="010202"/>
+          <w:sz w:val="20"/>
+          <w:szCs w:val="20"/>
+        </w:rPr>
+        <w:t>Use aggressive, misleading, or pressure-based tactics</w:t>
+      </w:r>
+    </w:p>
+    <w:p>
+      <w:pPr>
+        <w:pStyle w:val="ListParagraph"/>
+        <w:numPr>
+          <w:ilvl w:val="0"/>
+          <w:numId w:val="1"/>
+        </w:numPr>
+        <w:spacing w:after="40"/>
+        <w:ind w:left="720" w:hanging="360"/>
+      </w:pPr>
+      <w:r>
+        <w:rPr>
+          <w:color w:val="010202"/>
+          <w:sz w:val="20"/>
+          <w:szCs w:val="20"/>
+        </w:rPr>
+        <w:t>Encourage actions that may lead to financial harm</w:t>
+      </w:r>
+    </w:p>
+    <w:p>
+      <w:pPr>
+        <w:pStyle w:val="BodyText"/>
+        <w:jc w:val="both"/>
+        <w:spacing w:after="120"/>
+        <w:ind w:left="119" w:right="116"/>
+      </w:pPr>
+      <w:r>
+        <w:rPr>
+          <w:color w:val="010202"/>
+          <w:sz w:val="22"/>
+          <w:szCs w:val="22"/>
+        </w:rPr>
+        <w:t xml:space="preserve">These companies may contact you unexpectedly and may suggest that they can act on your behalf without your involvement.</w:t>
+      </w:r>
+    </w:p>
+    <w:p>
+      <w:pPr>
+        <w:pStyle w:val="BodyText"/>
+        <w:spacing w:before="200" w:after="80"/>
+      </w:pPr>
+      <w:r>
+        <w:rPr>
+          <w:color w:val="010202"/>
+          <w:b/>
+          <w:sz w:val="22"/>
+          <w:szCs w:val="22"/>
+        </w:rPr>
+        <w:t>Common Red Flags</w:t>
+      </w:r>
+    </w:p>
+    <w:p>
+      <w:pPr>
+        <w:pStyle w:val="BodyText"/>
+        <w:jc w:val="both"/>
+        <w:spacing w:after="120"/>
+        <w:ind w:left="119" w:right="116"/>
+      </w:pPr>
+      <w:r>
+        <w:rPr>
+          <w:color w:val="010202"/>
+          <w:sz w:val="22"/>
+          <w:szCs w:val="22"/>
+        </w:rPr>
+        <w:t xml:space="preserve">Exercise caution if a company:</w:t>
+      </w:r>
+    </w:p>
+    <w:p>
+      <w:pPr>
+        <w:pStyle w:val="ListParagraph"/>
+        <w:numPr>
+          <w:ilvl w:val="0"/>
+          <w:numId w:val="1"/>
+        </w:numPr>
+        <w:spacing w:after="40"/>
+        <w:ind w:left="720" w:hanging="360"/>
+      </w:pPr>
+      <w:r>
+        <w:rPr>
+          <w:color w:val="010202"/>
+          <w:sz w:val="20"/>
+          <w:szCs w:val="20"/>
+        </w:rPr>
+        <w:t>Promises to “eliminate” or drastically reduce your obligations</w:t>
+      </w:r>
+    </w:p>
+    <w:p>
+      <w:pPr>
+        <w:pStyle w:val="ListParagraph"/>
+        <w:numPr>
+          <w:ilvl w:val="0"/>
+          <w:numId w:val="1"/>
+        </w:numPr>
+        <w:spacing w:after="40"/>
+        <w:ind w:left="720" w:hanging="360"/>
+      </w:pPr>
+      <w:r>
+        <w:rPr>
+          <w:color w:val="010202"/>
+          <w:sz w:val="20"/>
+          <w:szCs w:val="20"/>
+        </w:rPr>
+        <w:t>Guarantees results that sound too good to be true</w:t>
+      </w:r>
+    </w:p>
+    <w:p>
+      <w:pPr>
+        <w:pStyle w:val="ListParagraph"/>
+        <w:numPr>
+          <w:ilvl w:val="0"/>
+          <w:numId w:val="1"/>
+        </w:numPr>
+        <w:spacing w:after="40"/>
+        <w:ind w:left="720" w:hanging="360"/>
+      </w:pPr>
+      <w:r>
+        <w:rPr>
+          <w:color w:val="010202"/>
+          <w:sz w:val="20"/>
+          <w:szCs w:val="20"/>
+        </w:rPr>
+        <w:t>Requests upfront or monthly fees for “representation”</w:t>
+      </w:r>
+    </w:p>
+    <w:p>
+      <w:pPr>
+        <w:pStyle w:val="ListParagraph"/>
+        <w:numPr>
+          <w:ilvl w:val="0"/>
+          <w:numId w:val="1"/>
+        </w:numPr>
+        <w:spacing w:after="40"/>
+        <w:ind w:left="720" w:hanging="360"/>
+      </w:pPr>
+      <w:r>
+        <w:rPr>
+          <w:color w:val="010202"/>
+          <w:sz w:val="20"/>
+          <w:szCs w:val="20"/>
+        </w:rPr>
+        <w:t>Uses pressure-based sales tactics</w:t>
+      </w:r>
+    </w:p>
+    <w:p>
+      <w:pPr>
+        <w:pStyle w:val="ListParagraph"/>
+        <w:numPr>
+          <w:ilvl w:val="0"/>
+          <w:numId w:val="1"/>
+        </w:numPr>
+        <w:spacing w:after="40"/>
+        <w:ind w:left="720" w:hanging="360"/>
+      </w:pPr>
+      <w:r>
+        <w:rPr>
+          <w:color w:val="010202"/>
+          <w:sz w:val="20"/>
+          <w:szCs w:val="20"/>
+        </w:rPr>
+        <w:t>Reaches out unexpectedly, claiming they can intervene for you</w:t>
+      </w:r>
+    </w:p>
+    <w:p>
+      <w:pPr>
+        <w:pStyle w:val="BodyText"/>
+        <w:spacing w:before="200" w:after="80"/>
+      </w:pPr>
+      <w:r>
+        <w:rPr>
+          <w:color w:val="010202"/>
+          <w:b/>
+          <w:sz w:val="22"/>
+          <w:szCs w:val="22"/>
+        </w:rPr>
+        <w:t>If You Have Questions or Need Assistance</w:t>
+      </w:r>
+    </w:p>
+    <w:p>
+      <w:pPr>
+        <w:pStyle w:val="BodyText"/>
+        <w:jc w:val="both"/>
+        <w:spacing w:after="120"/>
+        <w:ind w:left="119" w:right="116"/>
+      </w:pPr>
+      <w:r>
+        <w:rPr>
+          <w:color w:val="010202"/>
+          <w:sz w:val="22"/>
+          <w:szCs w:val="22"/>
+        </w:rPr>
+        <w:t xml:space="preserve">If you ever have questions about your account, experience payment issues, or need clarification on anything, you can contact us directly. There is no need to involve any outside company:</w:t>
+      </w:r>
+    </w:p>
+    <w:p>
+      <w:pPr>
+        <w:pStyle w:val="BodyText"/>
+        <w:spacing w:after="20"/>
+        <w:ind w:left="720"/>
+      </w:pPr>
+      <w:r>
+        <w:rPr>
+          <w:color w:val="010202"/>
+          <w:b/>
+          <w:sz w:val="20"/>
+          <w:szCs w:val="20"/>
+        </w:rPr>
+        <w:t xml:space="preserve">Phone: </w:t>
+      </w:r>
+      <w:r>
+        <w:rPr>
+          <w:color w:val="010202"/>
+          <w:sz w:val="20"/>
+          <w:szCs w:val="20"/>
+        </w:rPr>
+        <w:t>929-355-8918</w:t>
+      </w:r>
+    </w:p>
+    <w:p>
+      <w:pPr>
+        <w:pStyle w:val="BodyText"/>
+        <w:spacing w:after="20"/>
+        <w:ind w:left="720"/>
+      </w:pPr>
+      <w:r>
+        <w:rPr>
+          <w:color w:val="010202"/>
+          <w:b/>
+          <w:sz w:val="20"/>
+          <w:szCs w:val="20"/>
+        </w:rPr>
+        <w:t xml:space="preserve">Email: </w:t>
+      </w:r>
+      <w:r>
+        <w:rPr>
+          <w:color w:val="010202"/>
+          <w:sz w:val="20"/>
+          <w:szCs w:val="20"/>
+        </w:rPr>
+        <w:t>admin@fundgatellc.com</w:t>
+      </w:r>
+    </w:p>
+    <w:p>
+      <w:pPr>
+        <w:pStyle w:val="BodyText"/>
+        <w:spacing w:before="200" w:after="80"/>
+      </w:pPr>
+      <w:r>
+        <w:rPr>
+          <w:color w:val="010202"/>
+          <w:b/>
+          <w:sz w:val="22"/>
+          <w:szCs w:val="22"/>
+        </w:rPr>
+        <w:t>Purpose of This Notice</w:t>
+      </w:r>
+    </w:p>
+    <w:p>
+      <w:pPr>
+        <w:pStyle w:val="BodyText"/>
+        <w:jc w:val="both"/>
+        <w:spacing w:after="120"/>
+        <w:ind w:left="119" w:right="116"/>
+      </w:pPr>
+      <w:r>
+        <w:rPr>
+          <w:color w:val="010202"/>
+          <w:sz w:val="22"/>
+          <w:szCs w:val="22"/>
+        </w:rPr>
+        <w:t xml:space="preserve">This document is not part of your contract, is not legal advice, and is not legally binding. It is purely informational and is intended to help customers avoid misleading or unauthorized third-party companies.</w:t>
+      </w:r>
+    </w:p>
+    <w:p>
+      <w:pPr>
+        <w:sectPr>
+          <w:pgSz w:w="12240" w:h="15840"/>
+          <w:pgMar w:top="720" w:right="720" w:bottom="720" w:left="720" w:header="720" w:footer="720" w:gutter="0"/>
+          <w:cols w:space="720"/>
+        </w:sectPr>
+      </w:pPr>
+    </w:p>
+    <w:p>
+      <w:pPr>
         <w:ind w:left="3492"/>
       </w:pPr>
       <w:r>

--- a/FUNDGATE_TEMPLATE_WEEKLY.docx
+++ b/FUNDGATE_TEMPLATE_WEEKLY.docx
@@ -23615,15 +23615,6 @@
     </w:p>
     <w:p>
       <w:pPr>
-        <w:sectPr>
-          <w:pgSz w:w="12240" w:h="15840"/>
-          <w:pgMar w:top="720" w:right="720" w:bottom="720" w:left="720" w:header="720" w:footer="720" w:gutter="0"/>
-          <w:cols w:space="720"/>
-        </w:sectPr>
-      </w:pPr>
-    </w:p>
-    <w:p>
-      <w:pPr>
         <w:pStyle w:val="BodyText"/>
         <w:jc w:val="center"/>
         <w:spacing w:after="200"/>

--- a/FUNDGATE_TEMPLATE_WEEKLY.docx
+++ b/FUNDGATE_TEMPLATE_WEEKLY.docx
@@ -822,7 +822,7 @@
             <v:stroke joinstyle="miter"/>
             <v:path gradientshapeok="t" o:connecttype="rect"/>
           </v:shapetype>
-          <v:shape id="docshape2" o:spid="_x0000_s1044" type="#_x0000_t202" style="position:absolute;margin-left:23.25pt;margin-top:2.55pt;width:244.4pt;height:211.2pt;z-index:15728640;mso-position-horizontal-relative:page" filled="f" stroked="f">
+          <v:shape id="docshape2" o:spid="_x0000_s1044" type="#_x0000_t202" style="position:absolute;margin-left:23.25pt;margin-top:2.55pt;width:244.4pt;height:211.2pt;z-index:251653632;mso-position-horizontal-relative:page" filled="f" stroked="f">
             <v:textbox style="mso-next-textbox:#docshape2" inset="0,0,0,0">
               <w:txbxContent>
                 <w:tbl>
@@ -1145,19 +1145,7 @@
                           <w:rPr>
                             <w:color w:val="010202"/>
                           </w:rPr>
-                          <w:t xml:space="preserve">Specific </w:t>
-                        </w:r>
-                        <w:r>
-                          <w:rPr>
-                            <w:color w:val="010202"/>
-                          </w:rPr>
-                          <w:t>Weekly</w:t>
-                        </w:r>
-                        <w:r>
-                          <w:rPr>
-                            <w:color w:val="010202"/>
-                          </w:rPr>
-                          <w:t xml:space="preserve"> Amount </w:t>
+                          <w:t xml:space="preserve">Specific Weekly Amount </w:t>
                         </w:r>
                         <w:r>
                           <w:rPr>
@@ -1359,42 +1347,34 @@
         <w:pStyle w:val="Heading2"/>
         <w:spacing w:before="1"/>
         <w:ind w:left="5790"/>
-        <w:rPr>
-          <w:u w:val="none"/>
-        </w:rPr>
-      </w:pPr>
-      <w:r>
-        <w:rPr>
-          <w:color w:val="010202"/>
-          <w:u w:val="none"/>
+      </w:pPr>
+      <w:r>
+        <w:rPr>
+          <w:color w:val="010202"/>
         </w:rPr>
         <w:t>What</w:t>
       </w:r>
       <w:r>
         <w:rPr>
           <w:color w:val="010202"/>
-          <w:u w:val="none"/>
-        </w:rPr>
-        <w:t xml:space="preserve"> </w:t>
-      </w:r>
-      <w:r>
-        <w:rPr>
-          <w:color w:val="010202"/>
-          <w:u w:val="none"/>
+        </w:rPr>
+        <w:t xml:space="preserve"> </w:t>
+      </w:r>
+      <w:r>
+        <w:rPr>
+          <w:color w:val="010202"/>
         </w:rPr>
         <w:t>is</w:t>
       </w:r>
       <w:r>
         <w:rPr>
           <w:color w:val="010202"/>
-          <w:u w:val="none"/>
-        </w:rPr>
-        <w:t xml:space="preserve"> </w:t>
-      </w:r>
-      <w:r>
-        <w:rPr>
-          <w:color w:val="010202"/>
-          <w:u w:val="none"/>
+        </w:rPr>
+        <w:t xml:space="preserve"> </w:t>
+      </w:r>
+      <w:r>
+        <w:rPr>
+          <w:color w:val="010202"/>
         </w:rPr>
         <w:t xml:space="preserve">the Initial Specific Daily </w:t>
       </w:r>
@@ -1402,7 +1382,6 @@
         <w:rPr>
           <w:color w:val="010202"/>
           <w:spacing w:val="-2"/>
-          <w:u w:val="none"/>
         </w:rPr>
         <w:t>Amount?</w:t>
       </w:r>
@@ -1486,9 +1465,6 @@
       <w:pPr>
         <w:pStyle w:val="Heading2"/>
         <w:spacing w:before="222"/>
-        <w:rPr>
-          <w:u w:val="none"/>
-        </w:rPr>
       </w:pPr>
       <w:r>
         <w:rPr>
@@ -2605,9 +2581,6 @@
       <w:pPr>
         <w:pStyle w:val="Heading2"/>
         <w:spacing w:before="222"/>
-        <w:rPr>
-          <w:u w:val="none"/>
-        </w:rPr>
       </w:pPr>
       <w:r>
         <w:rPr>
@@ -3894,9 +3867,6 @@
         <w:spacing w:before="224"/>
         <w:ind w:left="120"/>
         <w:jc w:val="both"/>
-        <w:rPr>
-          <w:u w:val="none"/>
-        </w:rPr>
       </w:pPr>
       <w:r>
         <w:rPr>
@@ -4698,9 +4668,6 @@
         <w:spacing w:before="224"/>
         <w:ind w:left="120"/>
         <w:jc w:val="both"/>
-        <w:rPr>
-          <w:u w:val="none"/>
-        </w:rPr>
       </w:pPr>
       <w:r>
         <w:rPr>
@@ -5146,38 +5113,21 @@
         <w:pStyle w:val="BodyText"/>
         <w:spacing w:before="74"/>
       </w:pPr>
-    </w:p>
-    <w:p>
-      <w:pPr>
-        <w:pStyle w:val="Heading2"/>
-        <w:ind w:left="165"/>
-        <w:rPr>
-          <w:u w:val="none"/>
-        </w:rPr>
-      </w:pPr>
-      <w:r>
-        <w:pict>
-          <v:shape id="docshape3" o:spid="_x0000_s1070" style="position:absolute;left:0;text-align:left;margin-left:251.25pt;margin-top:15.25pt;width:222pt;height:.1pt;z-index:-251652096;mso-wrap-distance-left:0;mso-wrap-distance-right:0;mso-position-horizontal-relative:page" coordorigin="5025,305" coordsize="4440,0" path="m5025,305r4440,e" filled="f" strokecolor="#010202">
-            <v:path arrowok="t"/>
-            <w10:wrap type="topAndBottom" anchorx="page"/>
-          </v:shape>
-        </w:pict>
-      </w:r>
       <w:r>
         <w:rPr>
           <w:noProof/>
         </w:rPr>
         <w:drawing>
-          <wp:anchor distT="0" distB="0" distL="0" distR="0" simplePos="0" relativeHeight="251660288" behindDoc="0" locked="0" layoutInCell="1" allowOverlap="1">
+          <wp:anchor distT="0" distB="0" distL="0" distR="0" simplePos="0" relativeHeight="251650560" behindDoc="0" locked="0" layoutInCell="1" allowOverlap="1">
             <wp:simplePos x="0" y="0"/>
             <wp:positionH relativeFrom="page">
-              <wp:posOffset>6073252</wp:posOffset>
+              <wp:posOffset>5901690</wp:posOffset>
             </wp:positionH>
             <wp:positionV relativeFrom="paragraph">
-              <wp:posOffset>19786</wp:posOffset>
+              <wp:posOffset>69215</wp:posOffset>
             </wp:positionV>
-            <wp:extent cx="903426" cy="293816"/>
-            <wp:effectExtent l="0" t="0" r="0" b="0"/>
+            <wp:extent cx="902335" cy="296545"/>
+            <wp:effectExtent l="19050" t="0" r="0" b="0"/>
             <wp:wrapNone/>
             <wp:docPr id="127" name="Image 5"/>
             <wp:cNvGraphicFramePr>
@@ -5199,7 +5149,7 @@
                   <pic:spPr>
                     <a:xfrm>
                       <a:off x="0" y="0"/>
-                      <a:ext cx="903426" cy="293816"/>
+                      <a:ext cx="902335" cy="296545"/>
                     </a:xfrm>
                     <a:prstGeom prst="rect">
                       <a:avLst/>
@@ -5211,11 +5161,24 @@
           </wp:anchor>
         </w:drawing>
       </w:r>
+    </w:p>
+    <w:p>
+      <w:pPr>
+        <w:pStyle w:val="Heading2"/>
+        <w:ind w:left="165"/>
+      </w:pPr>
+      <w:r>
+        <w:pict>
+          <v:shape id="docshape3" o:spid="_x0000_s1070" style="position:absolute;left:0;text-align:left;margin-left:251.25pt;margin-top:15.25pt;width:222pt;height:.1pt;z-index:-251661824;mso-wrap-distance-left:0;mso-wrap-distance-right:0;mso-position-horizontal-relative:page" coordorigin="5025,305" coordsize="4440,0" path="m5025,305r4440,e" filled="f" strokecolor="#010202">
+            <v:path arrowok="t"/>
+            <w10:wrap type="topAndBottom" anchorx="page"/>
+          </v:shape>
+        </w:pict>
+      </w:r>
       <w:r>
         <w:rPr>
           <w:b w:val="0"/>
           <w:color w:val="010202"/>
-          <w:u w:val="none"/>
         </w:rPr>
         <w:t>By</w:t>
       </w:r>
@@ -5223,7 +5186,6 @@
         <w:rPr>
           <w:b w:val="0"/>
           <w:color w:val="010202"/>
-          <w:u w:val="none"/>
         </w:rPr>
         <w:t>:</w:t>
       </w:r>
@@ -5231,7 +5193,6 @@
         <w:rPr>
           <w:b w:val="0"/>
           <w:color w:val="010202"/>
-          <w:u w:val="none"/>
         </w:rPr>
         <w:t xml:space="preserve"> </w:t>
       </w:r>
@@ -5406,7 +5367,7 @@
           <w:noProof/>
         </w:rPr>
         <w:drawing>
-          <wp:anchor distT="0" distB="0" distL="0" distR="0" simplePos="0" relativeHeight="251661312" behindDoc="0" locked="0" layoutInCell="1" allowOverlap="1">
+          <wp:anchor distT="0" distB="0" distL="0" distR="0" simplePos="0" relativeHeight="251651584" behindDoc="0" locked="0" layoutInCell="1" allowOverlap="1">
             <wp:simplePos x="0" y="0"/>
             <wp:positionH relativeFrom="page">
               <wp:posOffset>6031230</wp:posOffset>
@@ -5454,13 +5415,10 @@
       <w:pPr>
         <w:pStyle w:val="Heading2"/>
         <w:ind w:left="165"/>
-        <w:rPr>
-          <w:u w:val="none"/>
-        </w:rPr>
       </w:pPr>
       <w:r>
         <w:pict>
-          <v:shape id="docshape4" o:spid="_x0000_s1071" style="position:absolute;left:0;text-align:left;margin-left:251.25pt;margin-top:15.2pt;width:222pt;height:.1pt;z-index:-251651072;mso-wrap-distance-left:0;mso-wrap-distance-right:0;mso-position-horizontal-relative:page" coordorigin="5025,304" coordsize="4440,0" path="m5025,304r4440,e" filled="f" strokecolor="#010202">
+          <v:shape id="docshape4" o:spid="_x0000_s1071" style="position:absolute;left:0;text-align:left;margin-left:251.25pt;margin-top:15.2pt;width:222pt;height:.1pt;z-index:-251660800;mso-wrap-distance-left:0;mso-wrap-distance-right:0;mso-position-horizontal-relative:page" coordorigin="5025,304" coordsize="4440,0" path="m5025,304r4440,e" filled="f" strokecolor="#010202">
             <v:path arrowok="t"/>
             <w10:wrap type="topAndBottom" anchorx="page"/>
           </v:shape>
@@ -5470,7 +5428,6 @@
         <w:rPr>
           <w:b w:val="0"/>
           <w:color w:val="010202"/>
-          <w:u w:val="none"/>
         </w:rPr>
         <w:t>By</w:t>
       </w:r>
@@ -5478,7 +5435,6 @@
         <w:rPr>
           <w:b w:val="0"/>
           <w:color w:val="010202"/>
-          <w:u w:val="none"/>
         </w:rPr>
         <w:t>:</w:t>
       </w:r>
@@ -5486,7 +5442,6 @@
         <w:rPr>
           <w:b w:val="0"/>
           <w:color w:val="010202"/>
-          <w:u w:val="none"/>
         </w:rPr>
         <w:t xml:space="preserve"> </w:t>
       </w:r>
@@ -5546,15 +5501,9 @@
           <w:color w:val="010202"/>
         </w:rPr>
         <w:tab/>
-      </w:r>
-      <w:r>
-        <w:rPr>
-          <w:color w:val="010202"/>
-        </w:rPr>
         <w:t>(Signature)</w:t>
       </w:r>
     </w:p>
-    «SIGNER2_BLOCK_P4»
     <w:p>
       <w:pPr>
         <w:pStyle w:val="BodyText"/>
@@ -5615,9 +5564,6 @@
         <w:pStyle w:val="Heading2"/>
         <w:spacing w:before="229"/>
         <w:ind w:left="120"/>
-        <w:rPr>
-          <w:u w:val="none"/>
-        </w:rPr>
       </w:pPr>
       <w:r>
         <w:rPr>
@@ -9121,105 +9067,88 @@
         <w:pStyle w:val="Heading2"/>
         <w:spacing w:before="228"/>
         <w:jc w:val="both"/>
-        <w:rPr>
-          <w:u w:val="none"/>
-        </w:rPr>
-      </w:pPr>
-      <w:r>
-        <w:rPr>
-          <w:color w:val="010202"/>
-          <w:u w:val="none"/>
+      </w:pPr>
+      <w:r>
+        <w:rPr>
+          <w:color w:val="010202"/>
         </w:rPr>
         <w:t>Section</w:t>
       </w:r>
       <w:r>
         <w:rPr>
           <w:color w:val="010202"/>
-          <w:u w:val="none"/>
-        </w:rPr>
-        <w:t xml:space="preserve"> </w:t>
-      </w:r>
-      <w:r>
-        <w:rPr>
-          <w:color w:val="010202"/>
-          <w:u w:val="none"/>
+        </w:rPr>
+        <w:t xml:space="preserve"> </w:t>
+      </w:r>
+      <w:r>
+        <w:rPr>
+          <w:color w:val="010202"/>
         </w:rPr>
         <w:t>6.</w:t>
       </w:r>
       <w:r>
         <w:rPr>
           <w:color w:val="010202"/>
-          <w:u w:val="none"/>
-        </w:rPr>
-        <w:t xml:space="preserve"> </w:t>
-      </w:r>
-      <w:r>
-        <w:rPr>
-          <w:color w:val="010202"/>
-          <w:u w:val="none"/>
+        </w:rPr>
+        <w:t xml:space="preserve"> </w:t>
+      </w:r>
+      <w:r>
+        <w:rPr>
+          <w:color w:val="010202"/>
         </w:rPr>
         <w:t>Representations,</w:t>
       </w:r>
       <w:r>
         <w:rPr>
           <w:color w:val="010202"/>
-          <w:u w:val="none"/>
-        </w:rPr>
-        <w:t xml:space="preserve"> </w:t>
-      </w:r>
-      <w:r>
-        <w:rPr>
-          <w:color w:val="010202"/>
-          <w:u w:val="none"/>
+        </w:rPr>
+        <w:t xml:space="preserve"> </w:t>
+      </w:r>
+      <w:r>
+        <w:rPr>
+          <w:color w:val="010202"/>
         </w:rPr>
         <w:t>Warranties</w:t>
       </w:r>
       <w:r>
         <w:rPr>
           <w:color w:val="010202"/>
-          <w:u w:val="none"/>
-        </w:rPr>
-        <w:t xml:space="preserve"> </w:t>
-      </w:r>
-      <w:r>
-        <w:rPr>
-          <w:color w:val="010202"/>
-          <w:u w:val="none"/>
+        </w:rPr>
+        <w:t xml:space="preserve"> </w:t>
+      </w:r>
+      <w:r>
+        <w:rPr>
+          <w:color w:val="010202"/>
         </w:rPr>
         <w:t>and</w:t>
       </w:r>
       <w:r>
         <w:rPr>
           <w:color w:val="010202"/>
-          <w:u w:val="none"/>
-        </w:rPr>
-        <w:t xml:space="preserve"> </w:t>
-      </w:r>
-      <w:r>
-        <w:rPr>
-          <w:color w:val="010202"/>
-          <w:u w:val="none"/>
+        </w:rPr>
+        <w:t xml:space="preserve"> </w:t>
+      </w:r>
+      <w:r>
+        <w:rPr>
+          <w:color w:val="010202"/>
         </w:rPr>
         <w:t>Covenants</w:t>
       </w:r>
       <w:r>
         <w:rPr>
           <w:color w:val="010202"/>
-          <w:u w:val="none"/>
-        </w:rPr>
-        <w:t xml:space="preserve"> </w:t>
-      </w:r>
-      <w:r>
-        <w:rPr>
-          <w:color w:val="010202"/>
-          <w:u w:val="none"/>
+        </w:rPr>
+        <w:t xml:space="preserve"> </w:t>
+      </w:r>
+      <w:r>
+        <w:rPr>
+          <w:color w:val="010202"/>
         </w:rPr>
         <w:t>of</w:t>
       </w:r>
       <w:r>
         <w:rPr>
           <w:color w:val="010202"/>
-          <w:u w:val="none"/>
         </w:rPr>
         <w:t xml:space="preserve"> </w:t>
       </w:r>
@@ -9227,7 +9156,6 @@
         <w:rPr>
           <w:color w:val="010202"/>
           <w:spacing w:val="-2"/>
-          <w:u w:val="none"/>
         </w:rPr>
         <w:t>Merchant.</w:t>
       </w:r>
@@ -11720,9 +11648,6 @@
         <w:pStyle w:val="Heading2"/>
         <w:spacing w:before="226"/>
         <w:jc w:val="both"/>
-        <w:rPr>
-          <w:u w:val="none"/>
-        </w:rPr>
       </w:pPr>
       <w:r>
         <w:rPr>
@@ -12564,9 +12489,6 @@
         <w:pStyle w:val="Heading2"/>
         <w:spacing w:before="63"/>
         <w:ind w:left="120"/>
-        <w:rPr>
-          <w:u w:val="none"/>
-        </w:rPr>
       </w:pPr>
       <w:r>
         <w:rPr>
@@ -12734,9 +12656,6 @@
       <w:pPr>
         <w:pStyle w:val="Heading2"/>
         <w:spacing w:before="226"/>
-        <w:rPr>
-          <w:u w:val="none"/>
-        </w:rPr>
       </w:pPr>
       <w:r>
         <w:rPr>
@@ -15702,14 +15621,10 @@
         <w:pStyle w:val="Heading2"/>
         <w:spacing w:before="248"/>
         <w:ind w:left="120"/>
-        <w:rPr>
-          <w:u w:val="none"/>
-        </w:rPr>
-      </w:pPr>
-      <w:r>
-        <w:rPr>
-          <w:color w:val="010202"/>
-          <w:u w:val="none"/>
+      </w:pPr>
+      <w:r>
+        <w:rPr>
+          <w:color w:val="010202"/>
         </w:rPr>
         <w:t xml:space="preserve">Merchant </w:t>
       </w:r>
@@ -15717,7 +15632,6 @@
         <w:rPr>
           <w:color w:val="010202"/>
           <w:spacing w:val="-2"/>
-          <w:u w:val="none"/>
         </w:rPr>
         <w:t>Initials</w:t>
       </w:r>
@@ -15751,7 +15665,7 @@
           <w:b/>
         </w:rPr>
         <w:pict>
-          <v:group id="docshapegroup5" o:spid="_x0000_s1072" style="position:absolute;margin-left:24pt;margin-top:13.7pt;width:236.4pt;height:.75pt;z-index:-251650048;mso-wrap-distance-left:0;mso-wrap-distance-right:0;mso-position-horizontal-relative:page" coordorigin="480,274" coordsize="4728,15">
+          <v:group id="docshapegroup5" o:spid="_x0000_s1072" style="position:absolute;margin-left:24pt;margin-top:13.7pt;width:236.4pt;height:.75pt;z-index:-251657728;mso-wrap-distance-left:0;mso-wrap-distance-right:0;mso-position-horizontal-relative:page" coordorigin="480,274" coordsize="4728,15">
             <v:line id="_x0000_s1073" style="position:absolute" from="480,281" to="2816,281" strokecolor="#010202"/>
             <v:line id="_x0000_s1074" style="position:absolute" from="2871,281" to="5207,281" strokecolor="#010202"/>
             <w10:wrap type="topAndBottom" anchorx="page"/>
@@ -16676,13 +16590,7 @@
               <w:rPr>
                 <w:color w:val="010202"/>
               </w:rPr>
-              <w:t>Its</w:t>
-            </w:r>
-            <w:r>
-              <w:rPr>
-                <w:color w:val="010202"/>
-              </w:rPr>
-              <w:t xml:space="preserve"> «Title»</w:t>
+              <w:t>Its «Title»</w:t>
             </w:r>
             <w:r>
               <w:rPr>
@@ -16751,14 +16659,6 @@
               <w:spacing w:line="20" w:lineRule="exact"/>
               <w:ind w:left="127"/>
             </w:pPr>
-            <w:r>
-              <w:pict>
-                <v:shape id="_x0000_s1068" style="position:absolute;left:0;text-align:left;margin-left:275pt;margin-top:2pt;width:192pt;height:.75pt;z-index:-251651072;mso-wrap-distance-left:0;mso-wrap-distance-right:0;mso-position-horizontal-relative:page" coordorigin="5500,40" coordsize="3840,0" path="m5500,40r3840,e" filled="f" strokecolor="#010202">
-                  <v:path arrowok="t"/>
-                  <w10:wrap type="topAndBottom" anchorx="page"/>
-                </v:shape>
-              </w:pict>
-            </w:r>
           </w:p>
           <w:p>
             <w:pPr>
@@ -16766,6 +16666,14 @@
               <w:ind w:left="16"/>
               <w:jc w:val="center"/>
             </w:pPr>
+            <w:r>
+              <w:pict>
+                <v:shape id="_x0000_s1068" style="position:absolute;left:0;text-align:left;margin-left:9.05pt;margin-top:.25pt;width:192pt;height:.75pt;z-index:-251659776;mso-wrap-distance-left:0;mso-wrap-distance-right:0;mso-position-horizontal-relative:page" coordorigin="5500,40" coordsize="3840,0" path="m5500,40r3840,e" filled="f" strokecolor="#010202">
+                  <v:path arrowok="t"/>
+                  <w10:wrap type="topAndBottom" anchorx="page"/>
+                </v:shape>
+              </w:pict>
+            </w:r>
             <w:r>
               <w:rPr>
                 <w:color w:val="010202"/>
@@ -17088,14 +16996,6 @@
               <w:spacing w:line="20" w:lineRule="exact"/>
               <w:ind w:left="127"/>
             </w:pPr>
-            <w:r>
-              <w:pict>
-                <v:shape id="_x0000_s1066" style="position:absolute;left:0;text-align:left;margin-left:275pt;margin-top:2pt;width:192pt;height:.75pt;z-index:-251651072;mso-wrap-distance-left:0;mso-wrap-distance-right:0;mso-position-horizontal-relative:page" coordorigin="5500,40" coordsize="3840,0" path="m5500,40r3840,e" filled="f" strokecolor="#010202">
-                  <v:path arrowok="t"/>
-                  <w10:wrap type="topAndBottom" anchorx="page"/>
-                </v:shape>
-              </w:pict>
-            </w:r>
           </w:p>
           <w:p>
             <w:pPr>
@@ -17107,6 +17007,14 @@
                 <w:spacing w:val="-2"/>
               </w:rPr>
             </w:pPr>
+            <w:r>
+              <w:pict>
+                <v:shape id="_x0000_s1066" style="position:absolute;left:0;text-align:left;margin-left:9.05pt;margin-top:1pt;width:192pt;height:.75pt;z-index:-251658752;mso-wrap-distance-left:0;mso-wrap-distance-right:0;mso-position-horizontal-relative:page" coordorigin="5500,40" coordsize="3840,0" path="m5500,40r3840,e" filled="f" strokecolor="#010202">
+                  <v:path arrowok="t"/>
+                  <w10:wrap type="topAndBottom" anchorx="page"/>
+                </v:shape>
+              </w:pict>
+            </w:r>
             <w:r>
               <w:rPr>
                 <w:color w:val="010202"/>
@@ -17204,12 +17112,6 @@
                 <w:b/>
               </w:rPr>
             </w:pPr>
-          </w:p>
-          <w:p>
-            <w:pPr>
-              <w:pStyle w:val="TableParagraph"/>
-              <w:ind w:left="167"/>
-            </w:pPr>
             <w:r>
               <w:rPr>
                 <w:noProof/>
@@ -17218,7 +17120,7 @@
                 <wp:inline distT="0" distB="0" distL="0" distR="0">
                   <wp:extent cx="908790" cy="295560"/>
                   <wp:effectExtent l="0" t="0" r="0" b="0"/>
-                  <wp:docPr id="130" name="Image 16"/>
+                  <wp:docPr id="1" name="Image 16"/>
                   <wp:cNvGraphicFramePr>
                     <a:graphicFrameLocks xmlns:a="http://schemas.openxmlformats.org/drawingml/2006/main"/>
                   </wp:cNvGraphicFramePr>
@@ -17250,6 +17152,12 @@
                 </wp:inline>
               </w:drawing>
             </w:r>
+          </w:p>
+          <w:p>
+            <w:pPr>
+              <w:pStyle w:val="TableParagraph"/>
+              <w:ind w:left="167"/>
+            </w:pPr>
           </w:p>
         </w:tc>
       </w:tr>
@@ -19076,7 +18984,7 @@
       </w:pPr>
       <w:r>
         <w:pict>
-          <v:group id="docshapegroup8" o:spid="_x0000_s1075" style="position:absolute;margin-left:25.5pt;margin-top:23.15pt;width:236.4pt;height:.75pt;z-index:-251649024;mso-wrap-distance-left:0;mso-wrap-distance-right:0;mso-position-horizontal-relative:page" coordorigin="510,463" coordsize="4728,15">
+          <v:group id="docshapegroup8" o:spid="_x0000_s1075" style="position:absolute;margin-left:25.5pt;margin-top:23.15pt;width:236.4pt;height:.75pt;z-index:-251656704;mso-wrap-distance-left:0;mso-wrap-distance-right:0;mso-position-horizontal-relative:page" coordorigin="510,463" coordsize="4728,15">
             <v:line id="_x0000_s1076" style="position:absolute" from="510,470" to="2846,470" strokecolor="#010202"/>
             <v:line id="_x0000_s1077" style="position:absolute" from="2901,470" to="5237,470" strokecolor="#010202"/>
             <w10:wrap type="topAndBottom" anchorx="page"/>
@@ -19226,108 +19134,108 @@
       <w:r>
         <w:rPr>
           <w:color w:val="010202"/>
+          <w:sz w:val="20"/>
+          <w:szCs w:val="20"/>
           <w:u w:val="single" w:color="010202"/>
-          <w:sz w:val="20"/>
-          <w:szCs w:val="20"/>
         </w:rPr>
         <w:t>AUTHORIZATION</w:t>
       </w:r>
       <w:r>
         <w:rPr>
           <w:color w:val="010202"/>
+          <w:sz w:val="20"/>
+          <w:szCs w:val="20"/>
           <w:u w:val="single" w:color="010202"/>
-          <w:sz w:val="20"/>
-          <w:szCs w:val="20"/>
-        </w:rPr>
-        <w:t xml:space="preserve"> </w:t>
-      </w:r>
-      <w:r>
-        <w:rPr>
-          <w:color w:val="010202"/>
+        </w:rPr>
+        <w:t xml:space="preserve"> </w:t>
+      </w:r>
+      <w:r>
+        <w:rPr>
+          <w:color w:val="010202"/>
+          <w:sz w:val="20"/>
+          <w:szCs w:val="20"/>
           <w:u w:val="single" w:color="010202"/>
-          <w:sz w:val="20"/>
-          <w:szCs w:val="20"/>
         </w:rPr>
         <w:t>AGREEMENT</w:t>
       </w:r>
       <w:r>
         <w:rPr>
           <w:color w:val="010202"/>
+          <w:sz w:val="20"/>
+          <w:szCs w:val="20"/>
           <w:u w:val="single" w:color="010202"/>
-          <w:sz w:val="20"/>
-          <w:szCs w:val="20"/>
-        </w:rPr>
-        <w:t xml:space="preserve"> </w:t>
-      </w:r>
-      <w:r>
-        <w:rPr>
-          <w:color w:val="010202"/>
+        </w:rPr>
+        <w:t xml:space="preserve"> </w:t>
+      </w:r>
+      <w:r>
+        <w:rPr>
+          <w:color w:val="010202"/>
+          <w:sz w:val="20"/>
+          <w:szCs w:val="20"/>
           <w:u w:val="single" w:color="010202"/>
-          <w:sz w:val="20"/>
-          <w:szCs w:val="20"/>
         </w:rPr>
         <w:t>FOR</w:t>
       </w:r>
       <w:r>
         <w:rPr>
           <w:color w:val="010202"/>
+          <w:sz w:val="20"/>
+          <w:szCs w:val="20"/>
           <w:u w:val="single" w:color="010202"/>
-          <w:sz w:val="20"/>
-          <w:szCs w:val="20"/>
-        </w:rPr>
-        <w:t xml:space="preserve"> </w:t>
-      </w:r>
-      <w:r>
-        <w:rPr>
-          <w:color w:val="010202"/>
+        </w:rPr>
+        <w:t xml:space="preserve"> </w:t>
+      </w:r>
+      <w:r>
+        <w:rPr>
+          <w:color w:val="010202"/>
+          <w:sz w:val="20"/>
+          <w:szCs w:val="20"/>
           <w:u w:val="single" w:color="010202"/>
-          <w:sz w:val="20"/>
-          <w:szCs w:val="20"/>
         </w:rPr>
         <w:t>AUTOMATED</w:t>
       </w:r>
       <w:r>
         <w:rPr>
           <w:color w:val="010202"/>
+          <w:sz w:val="20"/>
+          <w:szCs w:val="20"/>
           <w:u w:val="single" w:color="010202"/>
-          <w:sz w:val="20"/>
-          <w:szCs w:val="20"/>
-        </w:rPr>
-        <w:t xml:space="preserve"> </w:t>
-      </w:r>
-      <w:r>
-        <w:rPr>
-          <w:color w:val="010202"/>
+        </w:rPr>
+        <w:t xml:space="preserve"> </w:t>
+      </w:r>
+      <w:r>
+        <w:rPr>
+          <w:color w:val="010202"/>
+          <w:sz w:val="20"/>
+          <w:szCs w:val="20"/>
           <w:u w:val="single" w:color="010202"/>
-          <w:sz w:val="20"/>
-          <w:szCs w:val="20"/>
         </w:rPr>
         <w:t>CLEARING</w:t>
       </w:r>
       <w:r>
         <w:rPr>
           <w:color w:val="010202"/>
+          <w:sz w:val="20"/>
+          <w:szCs w:val="20"/>
           <w:u w:val="single" w:color="010202"/>
-          <w:sz w:val="20"/>
-          <w:szCs w:val="20"/>
-        </w:rPr>
-        <w:t xml:space="preserve"> </w:t>
-      </w:r>
-      <w:r>
-        <w:rPr>
-          <w:color w:val="010202"/>
+        </w:rPr>
+        <w:t xml:space="preserve"> </w:t>
+      </w:r>
+      <w:r>
+        <w:rPr>
+          <w:color w:val="010202"/>
+          <w:sz w:val="20"/>
+          <w:szCs w:val="20"/>
           <w:u w:val="single" w:color="010202"/>
-          <w:sz w:val="20"/>
-          <w:szCs w:val="20"/>
         </w:rPr>
         <w:t>HOUSE</w:t>
       </w:r>
       <w:r>
         <w:rPr>
           <w:color w:val="010202"/>
+          <w:sz w:val="20"/>
+          <w:szCs w:val="20"/>
           <w:u w:val="single" w:color="010202"/>
-          <w:sz w:val="20"/>
-          <w:szCs w:val="20"/>
         </w:rPr>
         <w:t xml:space="preserve"> </w:t>
       </w:r>
@@ -19335,9 +19243,9 @@
         <w:rPr>
           <w:color w:val="010202"/>
           <w:spacing w:val="-2"/>
+          <w:sz w:val="20"/>
+          <w:szCs w:val="20"/>
           <w:u w:val="single" w:color="010202"/>
-          <w:sz w:val="20"/>
-          <w:szCs w:val="20"/>
         </w:rPr>
         <w:t>TRANSACTIONS</w:t>
       </w:r>
@@ -21007,27 +20915,27 @@
       <w:r>
         <w:rPr>
           <w:color w:val="010202"/>
+          <w:sz w:val="20"/>
+          <w:szCs w:val="20"/>
           <w:u w:val="single" w:color="010202"/>
-          <w:sz w:val="20"/>
-          <w:szCs w:val="20"/>
         </w:rPr>
         <w:fldChar w:fldCharType="begin"/>
       </w:r>
       <w:r>
         <w:rPr>
           <w:color w:val="010202"/>
+          <w:sz w:val="20"/>
+          <w:szCs w:val="20"/>
           <w:u w:val="single" w:color="010202"/>
-          <w:sz w:val="20"/>
-          <w:szCs w:val="20"/>
         </w:rPr>
         <w:instrText xml:space="preserve"> MERGEFIELD "ACH_Frequency" </w:instrText>
       </w:r>
       <w:r>
         <w:rPr>
           <w:color w:val="010202"/>
+          <w:sz w:val="20"/>
+          <w:szCs w:val="20"/>
           <w:u w:val="single" w:color="010202"/>
-          <w:sz w:val="20"/>
-          <w:szCs w:val="20"/>
         </w:rPr>
         <w:fldChar w:fldCharType="separate"/>
       </w:r>
@@ -21035,36 +20943,36 @@
         <w:rPr>
           <w:noProof/>
           <w:color w:val="010202"/>
+          <w:sz w:val="20"/>
+          <w:szCs w:val="20"/>
           <w:u w:val="single" w:color="010202"/>
-          <w:sz w:val="20"/>
-          <w:szCs w:val="20"/>
         </w:rPr>
         <w:t>«ACH_Frequency»</w:t>
       </w:r>
       <w:r>
         <w:rPr>
           <w:color w:val="010202"/>
+          <w:sz w:val="20"/>
+          <w:szCs w:val="20"/>
           <w:u w:val="single" w:color="010202"/>
-          <w:sz w:val="20"/>
-          <w:szCs w:val="20"/>
         </w:rPr>
         <w:fldChar w:fldCharType="end"/>
       </w:r>
       <w:r>
         <w:rPr>
           <w:color w:val="010202"/>
+          <w:sz w:val="20"/>
+          <w:szCs w:val="20"/>
           <w:u w:val="single" w:color="010202"/>
-          <w:sz w:val="20"/>
-          <w:szCs w:val="20"/>
         </w:rPr>
         <w:t xml:space="preserve"> Amount</w:t>
       </w:r>
       <w:r>
         <w:rPr>
           <w:color w:val="010202"/>
+          <w:sz w:val="20"/>
+          <w:szCs w:val="20"/>
           <w:u w:color="010202"/>
-          <w:sz w:val="20"/>
-          <w:szCs w:val="20"/>
         </w:rPr>
         <w:t xml:space="preserve"> </w:t>
       </w:r>
@@ -21266,27 +21174,27 @@
       <w:r>
         <w:rPr>
           <w:color w:val="010202"/>
+          <w:sz w:val="20"/>
+          <w:szCs w:val="20"/>
           <w:u w:val="single" w:color="010202"/>
-          <w:sz w:val="20"/>
-          <w:szCs w:val="20"/>
         </w:rPr>
         <w:fldChar w:fldCharType="begin"/>
       </w:r>
       <w:r>
         <w:rPr>
           <w:color w:val="010202"/>
+          <w:sz w:val="20"/>
+          <w:szCs w:val="20"/>
           <w:u w:val="single" w:color="010202"/>
-          <w:sz w:val="20"/>
-          <w:szCs w:val="20"/>
         </w:rPr>
         <w:instrText xml:space="preserve"> MERGEFIELD "Bank_Name" </w:instrText>
       </w:r>
       <w:r>
         <w:rPr>
           <w:color w:val="010202"/>
+          <w:sz w:val="20"/>
+          <w:szCs w:val="20"/>
           <w:u w:val="single" w:color="010202"/>
-          <w:sz w:val="20"/>
-          <w:szCs w:val="20"/>
         </w:rPr>
         <w:fldChar w:fldCharType="separate"/>
       </w:r>
@@ -21294,18 +21202,18 @@
         <w:rPr>
           <w:noProof/>
           <w:color w:val="010202"/>
+          <w:sz w:val="20"/>
+          <w:szCs w:val="20"/>
           <w:u w:val="single" w:color="010202"/>
-          <w:sz w:val="20"/>
-          <w:szCs w:val="20"/>
         </w:rPr>
         <w:t>«Bank_Name»</w:t>
       </w:r>
       <w:r>
         <w:rPr>
           <w:color w:val="010202"/>
+          <w:sz w:val="20"/>
+          <w:szCs w:val="20"/>
           <w:u w:val="single" w:color="010202"/>
-          <w:sz w:val="20"/>
-          <w:szCs w:val="20"/>
         </w:rPr>
         <w:fldChar w:fldCharType="end"/>
       </w:r>
@@ -21338,27 +21246,27 @@
       <w:r>
         <w:rPr>
           <w:color w:val="010202"/>
+          <w:sz w:val="20"/>
+          <w:szCs w:val="20"/>
           <w:u w:val="single" w:color="010202"/>
-          <w:sz w:val="20"/>
-          <w:szCs w:val="20"/>
         </w:rPr>
         <w:fldChar w:fldCharType="begin"/>
       </w:r>
       <w:r>
         <w:rPr>
           <w:color w:val="010202"/>
+          <w:sz w:val="20"/>
+          <w:szCs w:val="20"/>
           <w:u w:val="single" w:color="010202"/>
-          <w:sz w:val="20"/>
-          <w:szCs w:val="20"/>
         </w:rPr>
         <w:instrText xml:space="preserve"> MERGEFIELD "Routing_Number" </w:instrText>
       </w:r>
       <w:r>
         <w:rPr>
           <w:color w:val="010202"/>
+          <w:sz w:val="20"/>
+          <w:szCs w:val="20"/>
           <w:u w:val="single" w:color="010202"/>
-          <w:sz w:val="20"/>
-          <w:szCs w:val="20"/>
         </w:rPr>
         <w:fldChar w:fldCharType="separate"/>
       </w:r>
@@ -21366,18 +21274,18 @@
         <w:rPr>
           <w:noProof/>
           <w:color w:val="010202"/>
+          <w:sz w:val="20"/>
+          <w:szCs w:val="20"/>
           <w:u w:val="single" w:color="010202"/>
-          <w:sz w:val="20"/>
-          <w:szCs w:val="20"/>
         </w:rPr>
         <w:t>«Routing_Number»</w:t>
       </w:r>
       <w:r>
         <w:rPr>
           <w:color w:val="010202"/>
+          <w:sz w:val="20"/>
+          <w:szCs w:val="20"/>
           <w:u w:val="single" w:color="010202"/>
-          <w:sz w:val="20"/>
-          <w:szCs w:val="20"/>
         </w:rPr>
         <w:fldChar w:fldCharType="end"/>
       </w:r>
@@ -21408,9 +21316,9 @@
         <w:rPr>
           <w:color w:val="010202"/>
           <w:spacing w:val="-2"/>
+          <w:sz w:val="20"/>
+          <w:szCs w:val="20"/>
           <w:u w:val="single" w:color="010202"/>
-          <w:sz w:val="20"/>
-          <w:szCs w:val="20"/>
         </w:rPr>
         <w:fldChar w:fldCharType="begin"/>
       </w:r>
@@ -21418,9 +21326,9 @@
         <w:rPr>
           <w:color w:val="010202"/>
           <w:spacing w:val="-2"/>
+          <w:sz w:val="20"/>
+          <w:szCs w:val="20"/>
           <w:u w:val="single" w:color="010202"/>
-          <w:sz w:val="20"/>
-          <w:szCs w:val="20"/>
         </w:rPr>
         <w:instrText xml:space="preserve"> MERGEFIELD "Account_Number" </w:instrText>
       </w:r>
@@ -21428,9 +21336,9 @@
         <w:rPr>
           <w:color w:val="010202"/>
           <w:spacing w:val="-2"/>
+          <w:sz w:val="20"/>
+          <w:szCs w:val="20"/>
           <w:u w:val="single" w:color="010202"/>
-          <w:sz w:val="20"/>
-          <w:szCs w:val="20"/>
         </w:rPr>
         <w:fldChar w:fldCharType="separate"/>
       </w:r>
@@ -21439,9 +21347,9 @@
           <w:noProof/>
           <w:color w:val="010202"/>
           <w:spacing w:val="-2"/>
+          <w:sz w:val="20"/>
+          <w:szCs w:val="20"/>
           <w:u w:val="single" w:color="010202"/>
-          <w:sz w:val="20"/>
-          <w:szCs w:val="20"/>
         </w:rPr>
         <w:t>«Account_Number»</w:t>
       </w:r>
@@ -21449,9 +21357,9 @@
         <w:rPr>
           <w:color w:val="010202"/>
           <w:spacing w:val="-2"/>
+          <w:sz w:val="20"/>
+          <w:szCs w:val="20"/>
           <w:u w:val="single" w:color="010202"/>
-          <w:sz w:val="20"/>
-          <w:szCs w:val="20"/>
         </w:rPr>
         <w:fldChar w:fldCharType="end"/>
       </w:r>
@@ -21812,45 +21720,45 @@
       <w:r>
         <w:rPr>
           <w:b w:val="0"/>
+          <w:sz w:val="20"/>
+          <w:szCs w:val="20"/>
           <w:u w:val="none"/>
-          <w:sz w:val="20"/>
-          <w:szCs w:val="20"/>
         </w:rPr>
         <w:t xml:space="preserve">Merchant's Name: </w:t>
       </w:r>
       <w:r>
         <w:rPr>
           <w:b w:val="0"/>
+          <w:sz w:val="20"/>
+          <w:szCs w:val="20"/>
           <w:u w:val="none" w:color="010202"/>
-          <w:sz w:val="20"/>
-          <w:szCs w:val="20"/>
         </w:rPr>
         <w:t xml:space="preserve"> </w:t>
       </w:r>
       <w:r>
         <w:rPr>
           <w:b w:val="0"/>
+          <w:sz w:val="20"/>
+          <w:szCs w:val="20"/>
           <w:u w:color="010202"/>
-          <w:sz w:val="20"/>
-          <w:szCs w:val="20"/>
         </w:rPr>
         <w:fldChar w:fldCharType="begin"/>
       </w:r>
       <w:r>
         <w:rPr>
           <w:b w:val="0"/>
+          <w:sz w:val="20"/>
+          <w:szCs w:val="20"/>
           <w:u w:color="010202"/>
-          <w:sz w:val="20"/>
-          <w:szCs w:val="20"/>
         </w:rPr>
         <w:instrText xml:space="preserve"> MERGEFIELD "Merchant_Legal_Name" </w:instrText>
       </w:r>
       <w:r>
         <w:rPr>
           <w:b w:val="0"/>
+          <w:sz w:val="20"/>
+          <w:szCs w:val="20"/>
           <w:u w:color="010202"/>
-          <w:sz w:val="20"/>
-          <w:szCs w:val="20"/>
         </w:rPr>
         <w:fldChar w:fldCharType="separate"/>
       </w:r>
@@ -21858,36 +21766,36 @@
         <w:rPr>
           <w:b w:val="0"/>
           <w:noProof/>
+          <w:sz w:val="20"/>
+          <w:szCs w:val="20"/>
           <w:u w:color="010202"/>
-          <w:sz w:val="20"/>
-          <w:szCs w:val="20"/>
         </w:rPr>
         <w:t>«Merchant_Legal_Name»</w:t>
       </w:r>
       <w:r>
         <w:rPr>
           <w:b w:val="0"/>
+          <w:sz w:val="20"/>
+          <w:szCs w:val="20"/>
           <w:u w:color="010202"/>
-          <w:sz w:val="20"/>
-          <w:szCs w:val="20"/>
         </w:rPr>
         <w:fldChar w:fldCharType="end"/>
       </w:r>
       <w:r>
         <w:rPr>
           <w:b w:val="0"/>
+          <w:sz w:val="20"/>
+          <w:szCs w:val="20"/>
           <w:u w:val="none" w:color="010202"/>
-          <w:sz w:val="20"/>
-          <w:szCs w:val="20"/>
         </w:rPr>
         <w:t xml:space="preserve"> </w:t>
       </w:r>
       <w:r>
         <w:rPr>
           <w:b w:val="0"/>
+          <w:sz w:val="20"/>
+          <w:szCs w:val="20"/>
           <w:u w:val="none"/>
-          <w:sz w:val="20"/>
-          <w:szCs w:val="20"/>
         </w:rPr>
         <w:t xml:space="preserve"> </w:t>
       </w:r>
@@ -21906,16 +21814,16 @@
           <w:szCs w:val="20"/>
         </w:rPr>
         <w:drawing>
-          <wp:anchor distT="0" distB="0" distL="0" distR="0" simplePos="0" relativeHeight="251662336" behindDoc="0" locked="0" layoutInCell="1" allowOverlap="1">
+          <wp:anchor distT="0" distB="0" distL="0" distR="0" simplePos="0" relativeHeight="251652608" behindDoc="0" locked="0" layoutInCell="1" allowOverlap="1">
             <wp:simplePos x="0" y="0"/>
             <wp:positionH relativeFrom="page">
-              <wp:posOffset>5359400</wp:posOffset>
+              <wp:posOffset>5505450</wp:posOffset>
             </wp:positionH>
             <wp:positionV relativeFrom="paragraph">
-              <wp:posOffset>175895</wp:posOffset>
+              <wp:posOffset>154346</wp:posOffset>
             </wp:positionV>
-            <wp:extent cx="905510" cy="295910"/>
-            <wp:effectExtent l="19050" t="0" r="8890" b="0"/>
+            <wp:extent cx="910210" cy="296883"/>
+            <wp:effectExtent l="19050" t="0" r="4190" b="0"/>
             <wp:wrapNone/>
             <wp:docPr id="133" name="Image 22"/>
             <wp:cNvGraphicFramePr>
@@ -21937,7 +21845,7 @@
                   <pic:spPr>
                     <a:xfrm>
                       <a:off x="0" y="0"/>
-                      <a:ext cx="905510" cy="295910"/>
+                      <a:ext cx="910210" cy="296883"/>
                     </a:xfrm>
                     <a:prstGeom prst="rect">
                       <a:avLst/>
@@ -22016,6 +21924,12 @@
           <w:sz w:val="20"/>
           <w:szCs w:val="20"/>
         </w:rPr>
+      </w:r>
+      <w:r>
+        <w:rPr>
+          <w:sz w:val="20"/>
+          <w:szCs w:val="20"/>
+        </w:rPr>
         <w:pict>
           <v:group id="docshapegroup9" o:spid="_x0000_s1064" style="width:213.35pt;height:.75pt;mso-position-horizontal-relative:char;mso-position-vertical-relative:line" coordsize="4267,15">
             <v:line id="_x0000_s1065" style="position:absolute" from="0,8" to="4267,8" strokecolor="#010202"/>
@@ -22070,27 +21984,27 @@
       <w:r>
         <w:rPr>
           <w:color w:val="010202"/>
+          <w:sz w:val="20"/>
+          <w:szCs w:val="20"/>
           <w:u w:val="single" w:color="010202"/>
-          <w:sz w:val="20"/>
-          <w:szCs w:val="20"/>
         </w:rPr>
         <w:fldChar w:fldCharType="begin"/>
       </w:r>
       <w:r>
         <w:rPr>
           <w:color w:val="010202"/>
+          <w:sz w:val="20"/>
+          <w:szCs w:val="20"/>
           <w:u w:val="single" w:color="010202"/>
-          <w:sz w:val="20"/>
-          <w:szCs w:val="20"/>
         </w:rPr>
         <w:instrText xml:space="preserve"> MERGEFIELD "Authorized_Signer_Name" </w:instrText>
       </w:r>
       <w:r>
         <w:rPr>
           <w:color w:val="010202"/>
+          <w:sz w:val="20"/>
+          <w:szCs w:val="20"/>
           <w:u w:val="single" w:color="010202"/>
-          <w:sz w:val="20"/>
-          <w:szCs w:val="20"/>
         </w:rPr>
         <w:fldChar w:fldCharType="separate"/>
       </w:r>
@@ -22098,18 +22012,18 @@
         <w:rPr>
           <w:noProof/>
           <w:color w:val="010202"/>
+          <w:sz w:val="20"/>
+          <w:szCs w:val="20"/>
           <w:u w:val="single" w:color="010202"/>
-          <w:sz w:val="20"/>
-          <w:szCs w:val="20"/>
         </w:rPr>
         <w:t>«Authorized_Signer_Name»</w:t>
       </w:r>
       <w:r>
         <w:rPr>
           <w:color w:val="010202"/>
+          <w:sz w:val="20"/>
+          <w:szCs w:val="20"/>
           <w:u w:val="single" w:color="010202"/>
-          <w:sz w:val="20"/>
-          <w:szCs w:val="20"/>
         </w:rPr>
         <w:fldChar w:fldCharType="end"/>
       </w:r>
@@ -22125,9 +22039,9 @@
       <w:r>
         <w:rPr>
           <w:color w:val="010202"/>
+          <w:sz w:val="20"/>
+          <w:szCs w:val="20"/>
           <w:u w:val="single" w:color="000101"/>
-          <w:sz w:val="20"/>
-          <w:szCs w:val="20"/>
         </w:rPr>
         <w:t>«Title»</w:t>
       </w:r>
@@ -22140,7 +22054,6 @@
         </w:tabs>
         <w:spacing w:before="69" w:line="360" w:lineRule="exact"/>
         <w:ind w:left="165"/>
-        <w:rPr/>
       </w:pPr>
       <w:r>
         <w:rPr>
@@ -22194,9 +22107,9 @@
         <w:rPr>
           <w:color w:val="010202"/>
           <w:spacing w:val="-2"/>
+          <w:sz w:val="20"/>
+          <w:szCs w:val="20"/>
           <w:u w:val="single" w:color="010202"/>
-          <w:sz w:val="20"/>
-          <w:szCs w:val="20"/>
         </w:rPr>
         <w:fldChar w:fldCharType="begin"/>
       </w:r>
@@ -22204,9 +22117,9 @@
         <w:rPr>
           <w:color w:val="010202"/>
           <w:spacing w:val="-2"/>
+          <w:sz w:val="20"/>
+          <w:szCs w:val="20"/>
           <w:u w:val="single" w:color="010202"/>
-          <w:sz w:val="20"/>
-          <w:szCs w:val="20"/>
         </w:rPr>
         <w:instrText xml:space="preserve"> MERGEFIELD "Federal_EIN" </w:instrText>
       </w:r>
@@ -22214,9 +22127,9 @@
         <w:rPr>
           <w:color w:val="010202"/>
           <w:spacing w:val="-2"/>
+          <w:sz w:val="20"/>
+          <w:szCs w:val="20"/>
           <w:u w:val="single" w:color="010202"/>
-          <w:sz w:val="20"/>
-          <w:szCs w:val="20"/>
         </w:rPr>
         <w:fldChar w:fldCharType="separate"/>
       </w:r>
@@ -22225,9 +22138,9 @@
           <w:noProof/>
           <w:color w:val="010202"/>
           <w:spacing w:val="-2"/>
+          <w:sz w:val="20"/>
+          <w:szCs w:val="20"/>
           <w:u w:val="single" w:color="010202"/>
-          <w:sz w:val="20"/>
-          <w:szCs w:val="20"/>
         </w:rPr>
         <w:t>«Federal_EIN»</w:t>
       </w:r>
@@ -22235,9 +22148,9 @@
         <w:rPr>
           <w:color w:val="010202"/>
           <w:spacing w:val="-2"/>
+          <w:sz w:val="20"/>
+          <w:szCs w:val="20"/>
           <w:u w:val="single" w:color="010202"/>
-          <w:sz w:val="20"/>
-          <w:szCs w:val="20"/>
         </w:rPr>
         <w:fldChar w:fldCharType="end"/>
       </w:r>
@@ -22248,13 +22161,6 @@
           <w:szCs w:val="20"/>
         </w:rPr>
         <w:tab/>
-      </w:r>
-      <w:r>
-        <w:rPr>
-          <w:color w:val="010202"/>
-          <w:sz w:val="20"/>
-          <w:szCs w:val="20"/>
-        </w:rPr>
         <w:t>Date:</w:t>
       </w:r>
       <w:r>
@@ -22268,27 +22174,27 @@
       <w:r>
         <w:rPr>
           <w:color w:val="010202"/>
+          <w:sz w:val="20"/>
+          <w:szCs w:val="20"/>
           <w:u w:val="single" w:color="010202"/>
-          <w:sz w:val="20"/>
-          <w:szCs w:val="20"/>
         </w:rPr>
         <w:fldChar w:fldCharType="begin"/>
       </w:r>
       <w:r>
         <w:rPr>
           <w:color w:val="010202"/>
+          <w:sz w:val="20"/>
+          <w:szCs w:val="20"/>
           <w:u w:val="single" w:color="010202"/>
-          <w:sz w:val="20"/>
-          <w:szCs w:val="20"/>
         </w:rPr>
         <w:instrText xml:space="preserve"> MERGEFIELD "Agreement_Date1" </w:instrText>
       </w:r>
       <w:r>
         <w:rPr>
           <w:color w:val="010202"/>
+          <w:sz w:val="20"/>
+          <w:szCs w:val="20"/>
           <w:u w:val="single" w:color="010202"/>
-          <w:sz w:val="20"/>
-          <w:szCs w:val="20"/>
         </w:rPr>
         <w:fldChar w:fldCharType="separate"/>
       </w:r>
@@ -22296,23 +22202,22 @@
         <w:rPr>
           <w:noProof/>
           <w:color w:val="010202"/>
+          <w:sz w:val="20"/>
+          <w:szCs w:val="20"/>
           <w:u w:val="single" w:color="010202"/>
-          <w:sz w:val="20"/>
-          <w:szCs w:val="20"/>
         </w:rPr>
         <w:t>«Agreement_Date1»</w:t>
       </w:r>
       <w:r>
         <w:rPr>
           <w:color w:val="010202"/>
+          <w:sz w:val="20"/>
+          <w:szCs w:val="20"/>
           <w:u w:val="single" w:color="010202"/>
-          <w:sz w:val="20"/>
-          <w:szCs w:val="20"/>
         </w:rPr>
         <w:fldChar w:fldCharType="end"/>
       </w:r>
     </w:p>
-    «SIGNER2_BLOCK_ACH»
     <w:p>
       <w:pPr>
         <w:pStyle w:val="BodyText"/>
@@ -22851,18 +22756,18 @@
       <w:r>
         <w:rPr>
           <w:color w:val="010202"/>
+          <w:sz w:val="20"/>
+          <w:szCs w:val="20"/>
           <w:u w:val="single" w:color="010202"/>
-          <w:sz w:val="20"/>
-          <w:szCs w:val="20"/>
         </w:rPr>
         <w:tab/>
       </w:r>
       <w:r>
         <w:rPr>
           <w:color w:val="010202"/>
+          <w:sz w:val="20"/>
+          <w:szCs w:val="20"/>
           <w:u w:val="single" w:color="010202"/>
-          <w:sz w:val="20"/>
-          <w:szCs w:val="20"/>
         </w:rPr>
         <w:tab/>
       </w:r>
@@ -22877,18 +22782,18 @@
       <w:r>
         <w:rPr>
           <w:color w:val="010202"/>
+          <w:sz w:val="20"/>
+          <w:szCs w:val="20"/>
           <w:u w:val="single" w:color="010202"/>
-          <w:sz w:val="20"/>
-          <w:szCs w:val="20"/>
         </w:rPr>
         <w:tab/>
       </w:r>
       <w:r>
         <w:rPr>
           <w:color w:val="010202"/>
+          <w:sz w:val="20"/>
+          <w:szCs w:val="20"/>
           <w:u w:val="single" w:color="010202"/>
-          <w:sz w:val="20"/>
-          <w:szCs w:val="20"/>
         </w:rPr>
         <w:tab/>
       </w:r>
@@ -22903,9 +22808,9 @@
       <w:r>
         <w:rPr>
           <w:color w:val="010202"/>
+          <w:sz w:val="20"/>
+          <w:szCs w:val="20"/>
           <w:u w:val="single" w:color="010202"/>
-          <w:sz w:val="20"/>
-          <w:szCs w:val="20"/>
         </w:rPr>
         <w:tab/>
       </w:r>
@@ -22920,9 +22825,9 @@
       <w:r>
         <w:rPr>
           <w:color w:val="010202"/>
+          <w:sz w:val="20"/>
+          <w:szCs w:val="20"/>
           <w:u w:val="single" w:color="010202"/>
-          <w:sz w:val="20"/>
-          <w:szCs w:val="20"/>
         </w:rPr>
         <w:tab/>
       </w:r>
@@ -22949,9 +22854,9 @@
       <w:r>
         <w:rPr>
           <w:color w:val="010202"/>
+          <w:sz w:val="20"/>
+          <w:szCs w:val="20"/>
           <w:u w:val="single" w:color="010202"/>
-          <w:sz w:val="20"/>
-          <w:szCs w:val="20"/>
         </w:rPr>
         <w:tab/>
       </w:r>
@@ -22966,18 +22871,18 @@
       <w:r>
         <w:rPr>
           <w:color w:val="010202"/>
+          <w:sz w:val="20"/>
+          <w:szCs w:val="20"/>
           <w:u w:val="single" w:color="010202"/>
-          <w:sz w:val="20"/>
-          <w:szCs w:val="20"/>
         </w:rPr>
         <w:tab/>
       </w:r>
       <w:r>
         <w:rPr>
           <w:color w:val="010202"/>
+          <w:sz w:val="20"/>
+          <w:szCs w:val="20"/>
           <w:u w:val="single" w:color="010202"/>
-          <w:sz w:val="20"/>
-          <w:szCs w:val="20"/>
         </w:rPr>
         <w:tab/>
       </w:r>
@@ -22992,18 +22897,18 @@
       <w:r>
         <w:rPr>
           <w:color w:val="010202"/>
+          <w:sz w:val="20"/>
+          <w:szCs w:val="20"/>
           <w:u w:val="single" w:color="010202"/>
-          <w:sz w:val="20"/>
-          <w:szCs w:val="20"/>
         </w:rPr>
         <w:tab/>
       </w:r>
       <w:r>
         <w:rPr>
           <w:color w:val="010202"/>
+          <w:sz w:val="20"/>
+          <w:szCs w:val="20"/>
           <w:u w:val="single" w:color="010202"/>
-          <w:sz w:val="20"/>
-          <w:szCs w:val="20"/>
         </w:rPr>
         <w:tab/>
       </w:r>
@@ -23123,7 +23028,7 @@
           <w:szCs w:val="20"/>
         </w:rPr>
         <w:pict>
-          <v:shape id="docshape10" o:spid="_x0000_s1078" style="position:absolute;margin-left:24pt;margin-top:18.3pt;width:564.05pt;height:.1pt;z-index:-251648000;mso-wrap-distance-left:0;mso-wrap-distance-right:0;mso-position-horizontal-relative:page" coordorigin="480,366" coordsize="11281,0" path="m480,366r11280,e" filled="f" strokecolor="#010202">
+          <v:shape id="docshape10" o:spid="_x0000_s1078" style="position:absolute;margin-left:24pt;margin-top:18.3pt;width:564.05pt;height:.1pt;z-index:-251655680;mso-wrap-distance-left:0;mso-wrap-distance-right:0;mso-position-horizontal-relative:page" coordorigin="480,366" coordsize="11281,0" path="m480,366r11280,e" filled="f" strokecolor="#010202">
             <v:path arrowok="t"/>
             <w10:wrap type="topAndBottom" anchorx="page"/>
           </v:shape>
@@ -23199,9 +23104,9 @@
       <w:r>
         <w:rPr>
           <w:color w:val="010202"/>
+          <w:sz w:val="20"/>
+          <w:szCs w:val="20"/>
           <w:u w:val="single" w:color="010202"/>
-          <w:sz w:val="20"/>
-          <w:szCs w:val="20"/>
         </w:rPr>
         <w:tab/>
       </w:r>
@@ -23216,9 +23121,9 @@
       <w:r>
         <w:rPr>
           <w:color w:val="010202"/>
+          <w:sz w:val="20"/>
+          <w:szCs w:val="20"/>
           <w:u w:val="single" w:color="010202"/>
-          <w:sz w:val="20"/>
-          <w:szCs w:val="20"/>
         </w:rPr>
         <w:tab/>
       </w:r>
@@ -23233,27 +23138,27 @@
       <w:r>
         <w:rPr>
           <w:color w:val="010202"/>
+          <w:sz w:val="20"/>
+          <w:szCs w:val="20"/>
           <w:u w:val="single" w:color="010202"/>
-          <w:sz w:val="20"/>
-          <w:szCs w:val="20"/>
         </w:rPr>
         <w:fldChar w:fldCharType="begin"/>
       </w:r>
       <w:r>
         <w:rPr>
           <w:color w:val="010202"/>
+          <w:sz w:val="20"/>
+          <w:szCs w:val="20"/>
           <w:u w:val="single" w:color="010202"/>
-          <w:sz w:val="20"/>
-          <w:szCs w:val="20"/>
         </w:rPr>
         <w:instrText xml:space="preserve"> MERGEFIELD "Merchant__1" </w:instrText>
       </w:r>
       <w:r>
         <w:rPr>
           <w:color w:val="010202"/>
+          <w:sz w:val="20"/>
+          <w:szCs w:val="20"/>
           <w:u w:val="single" w:color="010202"/>
-          <w:sz w:val="20"/>
-          <w:szCs w:val="20"/>
         </w:rPr>
         <w:fldChar w:fldCharType="separate"/>
       </w:r>
@@ -23261,23 +23166,22 @@
         <w:rPr>
           <w:noProof/>
           <w:color w:val="010202"/>
+          <w:sz w:val="20"/>
+          <w:szCs w:val="20"/>
           <w:u w:val="single" w:color="010202"/>
-          <w:sz w:val="20"/>
-          <w:szCs w:val="20"/>
         </w:rPr>
         <w:t>«Merchant__1»</w:t>
       </w:r>
       <w:r>
         <w:rPr>
           <w:color w:val="010202"/>
+          <w:sz w:val="20"/>
+          <w:szCs w:val="20"/>
           <w:u w:val="single" w:color="010202"/>
-          <w:sz w:val="20"/>
-          <w:szCs w:val="20"/>
         </w:rPr>
         <w:fldChar w:fldCharType="end"/>
       </w:r>
     </w:p>
-    «SIGNER2_BLOCK_BANKLOGIN»
     <w:p>
       <w:pPr>
         <w:pStyle w:val="BodyText"/>
@@ -23292,42 +23196,42 @@
       </w:r>
       <w:r>
         <w:rPr>
+          <w:sz w:val="20"/>
+          <w:szCs w:val="20"/>
           <w:u w:color="010202"/>
-          <w:sz w:val="20"/>
-          <w:szCs w:val="20"/>
         </w:rPr>
         <w:fldChar w:fldCharType="begin"/>
       </w:r>
       <w:r>
         <w:rPr>
+          <w:sz w:val="20"/>
+          <w:szCs w:val="20"/>
           <w:u w:color="010202"/>
-          <w:sz w:val="20"/>
-          <w:szCs w:val="20"/>
         </w:rPr>
         <w:instrText xml:space="preserve"> MERGEFIELD "Merchant_Legal_Name" </w:instrText>
       </w:r>
       <w:r>
         <w:rPr>
+          <w:sz w:val="20"/>
+          <w:szCs w:val="20"/>
           <w:u w:color="010202"/>
-          <w:sz w:val="20"/>
-          <w:szCs w:val="20"/>
         </w:rPr>
         <w:fldChar w:fldCharType="separate"/>
       </w:r>
       <w:r>
         <w:rPr>
           <w:noProof/>
+          <w:sz w:val="20"/>
+          <w:szCs w:val="20"/>
           <w:u w:color="010202"/>
-          <w:sz w:val="20"/>
-          <w:szCs w:val="20"/>
         </w:rPr>
         <w:t>«Merchant_Legal_Name»</w:t>
       </w:r>
       <w:r>
         <w:rPr>
+          <w:sz w:val="20"/>
+          <w:szCs w:val="20"/>
           <w:u w:color="010202"/>
-          <w:sz w:val="20"/>
-          <w:szCs w:val="20"/>
         </w:rPr>
         <w:fldChar w:fldCharType="end"/>
       </w:r>
@@ -23392,44 +23296,44 @@
       <w:r>
         <w:rPr>
           <w:b/>
+          <w:sz w:val="20"/>
+          <w:szCs w:val="20"/>
           <w:u w:color="010202"/>
-          <w:sz w:val="20"/>
-          <w:szCs w:val="20"/>
         </w:rPr>
         <w:fldChar w:fldCharType="begin"/>
       </w:r>
       <w:r>
         <w:rPr>
+          <w:sz w:val="20"/>
+          <w:szCs w:val="20"/>
           <w:u w:color="010202"/>
-          <w:sz w:val="20"/>
-          <w:szCs w:val="20"/>
         </w:rPr>
         <w:instrText xml:space="preserve"> MERGEFIELD "Merchant_DBA" </w:instrText>
       </w:r>
       <w:r>
         <w:rPr>
           <w:b/>
+          <w:sz w:val="20"/>
+          <w:szCs w:val="20"/>
           <w:u w:color="010202"/>
-          <w:sz w:val="20"/>
-          <w:szCs w:val="20"/>
         </w:rPr>
         <w:fldChar w:fldCharType="separate"/>
       </w:r>
       <w:r>
         <w:rPr>
           <w:noProof/>
+          <w:sz w:val="20"/>
+          <w:szCs w:val="20"/>
           <w:u w:color="010202"/>
-          <w:sz w:val="20"/>
-          <w:szCs w:val="20"/>
         </w:rPr>
         <w:t>«Merchant_DBA»</w:t>
       </w:r>
       <w:r>
         <w:rPr>
           <w:b/>
+          <w:sz w:val="20"/>
+          <w:szCs w:val="20"/>
           <w:u w:color="010202"/>
-          <w:sz w:val="20"/>
-          <w:szCs w:val="20"/>
         </w:rPr>
         <w:fldChar w:fldCharType="end"/>
       </w:r>
@@ -23458,27 +23362,27 @@
       <w:r>
         <w:rPr>
           <w:color w:val="010202"/>
+          <w:sz w:val="20"/>
+          <w:szCs w:val="20"/>
           <w:u w:val="single" w:color="010202"/>
-          <w:sz w:val="20"/>
-          <w:szCs w:val="20"/>
         </w:rPr>
         <w:fldChar w:fldCharType="begin"/>
       </w:r>
       <w:r>
         <w:rPr>
           <w:color w:val="010202"/>
+          <w:sz w:val="20"/>
+          <w:szCs w:val="20"/>
           <w:u w:val="single" w:color="010202"/>
-          <w:sz w:val="20"/>
-          <w:szCs w:val="20"/>
         </w:rPr>
         <w:instrText xml:space="preserve"> MERGEFIELD "Executive_Office_Address" </w:instrText>
       </w:r>
       <w:r>
         <w:rPr>
           <w:color w:val="010202"/>
+          <w:sz w:val="20"/>
+          <w:szCs w:val="20"/>
           <w:u w:val="single" w:color="010202"/>
-          <w:sz w:val="20"/>
-          <w:szCs w:val="20"/>
         </w:rPr>
         <w:fldChar w:fldCharType="separate"/>
       </w:r>
@@ -23486,18 +23390,18 @@
         <w:rPr>
           <w:noProof/>
           <w:color w:val="010202"/>
+          <w:sz w:val="20"/>
+          <w:szCs w:val="20"/>
           <w:u w:val="single" w:color="010202"/>
-          <w:sz w:val="20"/>
-          <w:szCs w:val="20"/>
         </w:rPr>
         <w:t>«Executive_Office_Address»</w:t>
       </w:r>
       <w:r>
         <w:rPr>
           <w:color w:val="010202"/>
+          <w:sz w:val="20"/>
+          <w:szCs w:val="20"/>
           <w:u w:val="single" w:color="010202"/>
-          <w:sz w:val="20"/>
-          <w:szCs w:val="20"/>
         </w:rPr>
         <w:fldChar w:fldCharType="end"/>
       </w:r>
@@ -23606,7 +23510,7 @@
           <w:b/>
         </w:rPr>
         <w:pict>
-          <v:shape id="docshape11" o:spid="_x0000_s1079" style="position:absolute;margin-left:24pt;margin-top:11.3pt;width:564.05pt;height:.1pt;z-index:-251646976;mso-wrap-distance-left:0;mso-wrap-distance-right:0;mso-position-horizontal-relative:page;mso-position-vertical-relative:text" coordorigin="480,226" coordsize="11281,0" path="m480,226r11280,e" filled="f" strokecolor="#010202">
+          <v:shape id="docshape11" o:spid="_x0000_s1079" style="position:absolute;margin-left:24pt;margin-top:11.3pt;width:564.05pt;height:.1pt;z-index:-251654656;mso-wrap-distance-left:0;mso-wrap-distance-right:0;mso-position-horizontal-relative:page;mso-position-vertical-relative:text" coordorigin="480,226" coordsize="11281,0" path="m480,226r11280,e" filled="f" strokecolor="#010202">
             <v:path arrowok="t"/>
             <w10:wrap type="topAndBottom" anchorx="page"/>
           </v:shape>
@@ -23616,51 +23520,54 @@
     <w:p>
       <w:pPr>
         <w:pStyle w:val="BodyText"/>
+        <w:spacing w:after="200"/>
         <w:jc w:val="center"/>
-        <w:spacing w:after="200"/>
-      </w:pPr>
-      <w:r>
-        <w:rPr>
-          <w:color w:val="010202"/>
+      </w:pPr>
+      <w:r>
+        <w:rPr>
           <w:b/>
+          <w:color w:val="010202"/>
           <w:u w:val="single" w:color="010202"/>
-          <w:sz w:val="22"/>
-          <w:szCs w:val="22"/>
-        </w:rPr>
+        </w:rPr>
+        <w:lastRenderedPageBreak/>
         <w:t>CONSUMER NOTICE REGARDING DEBT-RELIEF COMPANIES</w:t>
       </w:r>
     </w:p>
     <w:p>
       <w:pPr>
         <w:pStyle w:val="BodyText"/>
-        <w:jc w:val="center"/>
         <w:spacing w:after="200"/>
         <w:ind w:left="119" w:right="116"/>
-      </w:pPr>
-      <w:r>
-        <w:rPr>
-          <w:color w:val="010202"/>
+        <w:jc w:val="center"/>
+      </w:pPr>
+      <w:r>
+        <w:rPr>
           <w:i/>
-          <w:sz w:val="20"/>
-          <w:szCs w:val="20"/>
-        </w:rPr>
-        <w:t xml:space="preserve">For informational purposes only; not a contract and not legally binding.</w:t>
+          <w:color w:val="010202"/>
+          <w:sz w:val="20"/>
+          <w:szCs w:val="20"/>
+        </w:rPr>
+        <w:t>For informational purposes only; not a contract and not legally binding.</w:t>
       </w:r>
     </w:p>
     <w:p>
       <w:pPr>
         <w:pStyle w:val="BodyText"/>
-        <w:jc w:val="both"/>
         <w:spacing w:after="120"/>
         <w:ind w:left="119" w:right="116"/>
-      </w:pPr>
-      <w:r>
-        <w:rPr>
-          <w:color w:val="010202"/>
-          <w:sz w:val="22"/>
-          <w:szCs w:val="22"/>
-        </w:rPr>
-        <w:t xml:space="preserve">Some of the information in this guide is based, in part, on publicly available consumer-protection guidance from the Florida State Attorney General’s Office website and other consumer-protection sources regarding debt-relief and debt-settlement companies. This notice is intended to help protect customers from misleading or unauthorized third-party companies that may contact you after entering into a financial agreement.</w:t>
+        <w:jc w:val="both"/>
+      </w:pPr>
+      <w:r>
+        <w:rPr>
+          <w:color w:val="010202"/>
+        </w:rPr>
+        <w:t>Some of the information in this guide is based, in part, on publicly available consumer-protection guidance from the Florida State Attorney General’s Office website and other consumer</w:t>
+      </w:r>
+      <w:r>
+        <w:rPr>
+          <w:color w:val="010202"/>
+        </w:rPr>
+        <w:t>-protection sources regarding debt-relief and debt-settlement companies. This notice is intended to help protect customers from misleading or unauthorized third-party companies that may contact you after entering into a financial agreement.</w:t>
       </w:r>
     </w:p>
     <w:p>
@@ -23670,28 +23577,31 @@
       </w:pPr>
       <w:r>
         <w:rPr>
-          <w:color w:val="010202"/>
           <w:b/>
-          <w:sz w:val="22"/>
-          <w:szCs w:val="22"/>
-        </w:rPr>
-        <w:t>Be Aware of Third-Party Debt-Relief Companies!</w:t>
+          <w:color w:val="010202"/>
+        </w:rPr>
+        <w:t>Be Aware of Thi</w:t>
+      </w:r>
+      <w:r>
+        <w:rPr>
+          <w:b/>
+          <w:color w:val="010202"/>
+        </w:rPr>
+        <w:t>rd-Party Debt-Relief Companies!</w:t>
       </w:r>
     </w:p>
     <w:p>
       <w:pPr>
         <w:pStyle w:val="BodyText"/>
-        <w:jc w:val="both"/>
         <w:spacing w:after="120"/>
         <w:ind w:left="119" w:right="116"/>
-      </w:pPr>
-      <w:r>
-        <w:rPr>
-          <w:color w:val="010202"/>
-          <w:sz w:val="22"/>
-          <w:szCs w:val="22"/>
-        </w:rPr>
-        <w:t xml:space="preserve">Certain companies advertise “debt relief,” “debt settlement,” or “negotiation services.” Consumer-protection agencies have warned that many such companies:</w:t>
+        <w:jc w:val="both"/>
+      </w:pPr>
+      <w:r>
+        <w:rPr>
+          <w:color w:val="010202"/>
+        </w:rPr>
+        <w:t>Certain companies advertise “debt relief,” “debt settlement,” or “negotiation services.” Consumer-protection agencies have warned that many such companies:</w:t>
       </w:r>
     </w:p>
     <w:p>
@@ -23729,7 +23639,15 @@
           <w:sz w:val="20"/>
           <w:szCs w:val="20"/>
         </w:rPr>
-        <w:t>Charge large upfront or recurring fees</w:t>
+        <w:t xml:space="preserve">Charge large upfront or </w:t>
+      </w:r>
+      <w:r>
+        <w:rPr>
+          <w:color w:val="010202"/>
+          <w:sz w:val="20"/>
+          <w:szCs w:val="20"/>
+        </w:rPr>
+        <w:t>recurring fees</w:t>
       </w:r>
     </w:p>
     <w:p>
@@ -23792,17 +23710,21 @@
     <w:p>
       <w:pPr>
         <w:pStyle w:val="BodyText"/>
-        <w:jc w:val="both"/>
         <w:spacing w:after="120"/>
         <w:ind w:left="119" w:right="116"/>
-      </w:pPr>
-      <w:r>
-        <w:rPr>
-          <w:color w:val="010202"/>
-          <w:sz w:val="22"/>
-          <w:szCs w:val="22"/>
-        </w:rPr>
-        <w:t xml:space="preserve">These companies may contact you unexpectedly and may suggest that they can act on your behalf without your involvement.</w:t>
+        <w:jc w:val="both"/>
+      </w:pPr>
+      <w:r>
+        <w:rPr>
+          <w:color w:val="010202"/>
+        </w:rPr>
+        <w:t>These companies may contact you unexpectedly and may suggest that they can act on your behalf without y</w:t>
+      </w:r>
+      <w:r>
+        <w:rPr>
+          <w:color w:val="010202"/>
+        </w:rPr>
+        <w:t>our involvement.</w:t>
       </w:r>
     </w:p>
     <w:p>
@@ -23812,10 +23734,8 @@
       </w:pPr>
       <w:r>
         <w:rPr>
-          <w:color w:val="010202"/>
           <w:b/>
-          <w:sz w:val="22"/>
-          <w:szCs w:val="22"/>
+          <w:color w:val="010202"/>
         </w:rPr>
         <w:t>Common Red Flags</w:t>
       </w:r>
@@ -23823,17 +23743,15 @@
     <w:p>
       <w:pPr>
         <w:pStyle w:val="BodyText"/>
-        <w:jc w:val="both"/>
         <w:spacing w:after="120"/>
         <w:ind w:left="119" w:right="116"/>
-      </w:pPr>
-      <w:r>
-        <w:rPr>
-          <w:color w:val="010202"/>
-          <w:sz w:val="22"/>
-          <w:szCs w:val="22"/>
-        </w:rPr>
-        <w:t xml:space="preserve">Exercise caution if a company:</w:t>
+        <w:jc w:val="both"/>
+      </w:pPr>
+      <w:r>
+        <w:rPr>
+          <w:color w:val="010202"/>
+        </w:rPr>
+        <w:t>Exercise caution if a company:</w:t>
       </w:r>
     </w:p>
     <w:p>
@@ -23909,7 +23827,15 @@
           <w:sz w:val="20"/>
           <w:szCs w:val="20"/>
         </w:rPr>
-        <w:t>Uses pressure-based sales tactics</w:t>
+        <w:t xml:space="preserve">Uses pressure-based </w:t>
+      </w:r>
+      <w:r>
+        <w:rPr>
+          <w:color w:val="010202"/>
+          <w:sz w:val="20"/>
+          <w:szCs w:val="20"/>
+        </w:rPr>
+        <w:t>sales tactics</w:t>
       </w:r>
     </w:p>
     <w:p>
@@ -23938,10 +23864,8 @@
       </w:pPr>
       <w:r>
         <w:rPr>
-          <w:color w:val="010202"/>
           <w:b/>
-          <w:sz w:val="22"/>
-          <w:szCs w:val="22"/>
+          <w:color w:val="010202"/>
         </w:rPr>
         <w:t>If You Have Questions or Need Assistance</w:t>
       </w:r>
@@ -23949,17 +23873,21 @@
     <w:p>
       <w:pPr>
         <w:pStyle w:val="BodyText"/>
-        <w:jc w:val="both"/>
         <w:spacing w:after="120"/>
         <w:ind w:left="119" w:right="116"/>
-      </w:pPr>
-      <w:r>
-        <w:rPr>
-          <w:color w:val="010202"/>
-          <w:sz w:val="22"/>
-          <w:szCs w:val="22"/>
-        </w:rPr>
-        <w:t xml:space="preserve">If you ever have questions about your account, experience payment issues, or need clarification on anything, you can contact us directly. There is no need to involve any outside company:</w:t>
+        <w:jc w:val="both"/>
+      </w:pPr>
+      <w:r>
+        <w:rPr>
+          <w:color w:val="010202"/>
+        </w:rPr>
+        <w:t>If you ever have questions about your account, experience payment issues, or need clarification on anything, you can contact us directly. T</w:t>
+      </w:r>
+      <w:r>
+        <w:rPr>
+          <w:color w:val="010202"/>
+        </w:rPr>
+        <w:t>here is no need to involve any outside company:</w:t>
       </w:r>
     </w:p>
     <w:p>
@@ -23970,8 +23898,8 @@
       </w:pPr>
       <w:r>
         <w:rPr>
-          <w:color w:val="010202"/>
           <w:b/>
+          <w:color w:val="010202"/>
           <w:sz w:val="20"/>
           <w:szCs w:val="20"/>
         </w:rPr>
@@ -23994,8 +23922,8 @@
       </w:pPr>
       <w:r>
         <w:rPr>
-          <w:color w:val="010202"/>
           <w:b/>
+          <w:color w:val="010202"/>
           <w:sz w:val="20"/>
           <w:szCs w:val="20"/>
         </w:rPr>
@@ -24017,10 +23945,8 @@
       </w:pPr>
       <w:r>
         <w:rPr>
-          <w:color w:val="010202"/>
           <w:b/>
-          <w:sz w:val="22"/>
-          <w:szCs w:val="22"/>
+          <w:color w:val="010202"/>
         </w:rPr>
         <w:t>Purpose of This Notice</w:t>
       </w:r>
@@ -24028,17 +23954,21 @@
     <w:p>
       <w:pPr>
         <w:pStyle w:val="BodyText"/>
-        <w:jc w:val="both"/>
         <w:spacing w:after="120"/>
         <w:ind w:left="119" w:right="116"/>
-      </w:pPr>
-      <w:r>
-        <w:rPr>
-          <w:color w:val="010202"/>
-          <w:sz w:val="22"/>
-          <w:szCs w:val="22"/>
-        </w:rPr>
-        <w:t xml:space="preserve">This document is not part of your contract, is not legal advice, and is not legally binding. It is purely informational and is intended to help customers avoid misleading or unauthorized third-party companies.</w:t>
+        <w:jc w:val="both"/>
+      </w:pPr>
+      <w:r>
+        <w:rPr>
+          <w:color w:val="010202"/>
+        </w:rPr>
+        <w:t xml:space="preserve">This document is not part of your contract, is not legal advice, and is not legally binding. It is purely informational and is intended </w:t>
+      </w:r>
+      <w:r>
+        <w:rPr>
+          <w:color w:val="010202"/>
+        </w:rPr>
+        <w:t>to help customers avoid misleading or unauthorized third-party companies.</w:t>
       </w:r>
     </w:p>
     <w:p>
@@ -26030,7 +25960,6 @@
       </w:pPr>
       <w:r>
         <w:rPr>
-          <w:b/>
           <w:color w:val="010202"/>
           <w:u w:val="none"/>
         </w:rPr>
@@ -26038,7 +25967,6 @@
       </w:r>
       <w:r>
         <w:rPr>
-          <w:b/>
           <w:color w:val="010202"/>
           <w:u w:val="none"/>
         </w:rPr>
@@ -26046,7 +25974,6 @@
       </w:r>
       <w:r>
         <w:rPr>
-          <w:b/>
           <w:color w:val="010202"/>
           <w:u w:val="none"/>
         </w:rPr>
@@ -26054,7 +25981,6 @@
       </w:r>
       <w:r>
         <w:rPr>
-          <w:b/>
           <w:color w:val="010202"/>
           <w:u w:val="none"/>
         </w:rPr>
@@ -26062,7 +25988,6 @@
       </w:r>
       <w:r>
         <w:rPr>
-          <w:b/>
           <w:color w:val="010202"/>
           <w:spacing w:val="-2"/>
           <w:u w:val="none"/>
@@ -26171,7 +26096,6 @@
       </w:pPr>
       <w:r>
         <w:rPr>
-          <w:b/>
           <w:color w:val="010202"/>
           <w:u w:val="none"/>
         </w:rPr>
@@ -26179,7 +26103,6 @@
       </w:r>
       <w:r>
         <w:rPr>
-          <w:b/>
           <w:color w:val="010202"/>
           <w:u w:val="none"/>
         </w:rPr>
@@ -26187,7 +26110,6 @@
       </w:r>
       <w:r>
         <w:rPr>
-          <w:b/>
           <w:color w:val="010202"/>
           <w:u w:val="none"/>
         </w:rPr>
@@ -26195,7 +26117,6 @@
       </w:r>
       <w:r>
         <w:rPr>
-          <w:b/>
           <w:color w:val="010202"/>
           <w:u w:val="none"/>
         </w:rPr>
@@ -26203,7 +26124,6 @@
       </w:r>
       <w:r>
         <w:rPr>
-          <w:b/>
           <w:color w:val="010202"/>
           <w:spacing w:val="-2"/>
           <w:u w:val="none"/>
@@ -26216,39 +26136,28 @@
         <w:pStyle w:val="Heading2"/>
         <w:spacing w:before="228"/>
         <w:ind w:left="120"/>
-        <w:rPr>
-          <w:u w:val="none"/>
-        </w:rPr>
-      </w:pPr>
-      <w:r>
-        <w:rPr>
-          <w:b/>
-          <w:color w:val="010202"/>
-          <w:u w:val="none"/>
+      </w:pPr>
+      <w:r>
+        <w:rPr>
+          <w:color w:val="010202"/>
         </w:rPr>
         <w:t xml:space="preserve">Merchant: </w:t>
       </w:r>
       <w:r>
         <w:rPr>
-          <w:b/>
-          <w:color w:val="010202"/>
-          <w:u w:val="none"/>
+          <w:color w:val="010202"/>
         </w:rPr>
         <w:fldChar w:fldCharType="begin"/>
       </w:r>
       <w:r>
         <w:rPr>
-          <w:b/>
-          <w:color w:val="010202"/>
-          <w:u w:val="none"/>
+          <w:color w:val="010202"/>
         </w:rPr>
         <w:instrText xml:space="preserve"> MERGEFIELD "Merchant_Legal_Name" </w:instrText>
       </w:r>
       <w:r>
         <w:rPr>
-          <w:b/>
-          <w:color w:val="010202"/>
-          <w:u w:val="none"/>
+          <w:color w:val="010202"/>
         </w:rPr>
         <w:fldChar w:fldCharType="separate"/>
       </w:r>
@@ -26256,15 +26165,12 @@
         <w:rPr>
           <w:noProof/>
           <w:color w:val="010202"/>
-          <w:u w:val="none"/>
         </w:rPr>
         <w:t>«Merchant_Legal_Name»</w:t>
       </w:r>
       <w:r>
         <w:rPr>
-          <w:b/>
-          <w:color w:val="010202"/>
-          <w:u w:val="none"/>
+          <w:color w:val="010202"/>
         </w:rPr>
         <w:fldChar w:fldCharType="end"/>
       </w:r>
@@ -26290,7 +26196,7 @@
       </w:pPr>
       <w:r>
         <w:pict>
-          <v:shape id="docshape12" o:spid="_x0000_s1080" style="position:absolute;margin-left:42.65pt;margin-top:4.9pt;width:105.35pt;height:.1pt;z-index:-251645952;mso-wrap-distance-left:0;mso-wrap-distance-right:0;mso-position-horizontal-relative:page" coordorigin="853,98" coordsize="2107,0" path="m853,98r2107,e" filled="f" strokecolor="#010202">
+          <v:shape id="docshape12" o:spid="_x0000_s1080" style="position:absolute;margin-left:42.65pt;margin-top:4.9pt;width:105.35pt;height:.1pt;z-index:-251653632;mso-wrap-distance-left:0;mso-wrap-distance-right:0;mso-position-horizontal-relative:page" coordorigin="853,98" coordsize="2107,0" path="m853,98r2107,e" filled="f" strokecolor="#010202">
             <v:path arrowok="t"/>
             <w10:wrap type="topAndBottom" anchorx="page"/>
           </v:shape>
@@ -26427,7 +26333,6 @@
       </w:pPr>
       <w:r>
         <w:rPr>
-          <w:b/>
           <w:color w:val="010202"/>
           <w:u w:val="none"/>
         </w:rPr>
@@ -26435,7 +26340,6 @@
       </w:r>
       <w:r>
         <w:rPr>
-          <w:b/>
           <w:color w:val="010202"/>
           <w:u w:val="none"/>
         </w:rPr>
@@ -26443,7 +26347,6 @@
       </w:r>
       <w:r>
         <w:rPr>
-          <w:b/>
           <w:color w:val="010202"/>
           <w:u w:val="none"/>
         </w:rPr>
@@ -26451,7 +26354,6 @@
       </w:r>
       <w:r>
         <w:rPr>
-          <w:b/>
           <w:color w:val="010202"/>
           <w:u w:val="none"/>
         </w:rPr>
@@ -26459,7 +26361,6 @@
       </w:r>
       <w:r>
         <w:rPr>
-          <w:b/>
           <w:color w:val="010202"/>
           <w:spacing w:val="-2"/>
           <w:u w:val="none"/>
@@ -26471,15 +26372,11 @@
       <w:pPr>
         <w:pStyle w:val="Heading2"/>
         <w:spacing w:before="228"/>
-        <w:rPr>
-          <w:u w:val="none"/>
-        </w:rPr>
       </w:pPr>
       <w:r>
         <w:rPr>
           <w:color w:val="010202"/>
           <w:spacing w:val="-2"/>
-          <w:u w:val="none"/>
         </w:rPr>
         <w:t>Guarantor</w:t>
       </w:r>
@@ -26505,7 +26402,7 @@
       </w:pPr>
       <w:r>
         <w:pict>
-          <v:shape id="docshape13" o:spid="_x0000_s1081" style="position:absolute;margin-left:42.65pt;margin-top:4.95pt;width:105.35pt;height:.1pt;z-index:-251644928;mso-wrap-distance-left:0;mso-wrap-distance-right:0;mso-position-horizontal-relative:page" coordorigin="853,99" coordsize="2107,0" path="m853,99r2107,e" filled="f" strokecolor="#010202">
+          <v:shape id="docshape13" o:spid="_x0000_s1081" style="position:absolute;margin-left:42.65pt;margin-top:4.95pt;width:105.35pt;height:.1pt;z-index:-251652608;mso-wrap-distance-left:0;mso-wrap-distance-right:0;mso-position-horizontal-relative:page" coordorigin="853,99" coordsize="2107,0" path="m853,99r2107,e" filled="f" strokecolor="#010202">
             <v:path arrowok="t"/>
             <w10:wrap type="topAndBottom" anchorx="page"/>
           </v:shape>
@@ -26571,7 +26468,6 @@
         <w:fldChar w:fldCharType="end"/>
       </w:r>
     </w:p>
-    «SIGNER2_BLOCK_ADDENDUM»
     <w:p>
       <w:pPr>
         <w:spacing w:before="122"/>
@@ -26826,7 +26722,7 @@
                     <w:spacing w:val="-5"/>
                     <w:sz w:val="24"/>
                   </w:rPr>
-                  <w:t>1</w:t>
+                  <w:t>21</w:t>
                 </w:r>
                 <w:r>
                   <w:rPr>

--- a/FUNDGATE_TEMPLATE_WEEKLY.docx
+++ b/FUNDGATE_TEMPLATE_WEEKLY.docx
@@ -822,7 +822,7 @@
             <v:stroke joinstyle="miter"/>
             <v:path gradientshapeok="t" o:connecttype="rect"/>
           </v:shapetype>
-          <v:shape id="docshape2" o:spid="_x0000_s1044" type="#_x0000_t202" style="position:absolute;margin-left:23.25pt;margin-top:2.55pt;width:244.4pt;height:211.2pt;z-index:251653632;mso-position-horizontal-relative:page" filled="f" stroked="f">
+          <v:shape id="docshape2" o:spid="_x0000_s1044" type="#_x0000_t202" style="position:absolute;margin-left:23.25pt;margin-top:2.55pt;width:244.4pt;height:211.2pt;z-index:15728640;mso-position-horizontal-relative:page" filled="f" stroked="f">
             <v:textbox style="mso-next-textbox:#docshape2" inset="0,0,0,0">
               <w:txbxContent>
                 <w:tbl>
@@ -1145,7 +1145,19 @@
                           <w:rPr>
                             <w:color w:val="010202"/>
                           </w:rPr>
-                          <w:t xml:space="preserve">Specific Weekly Amount </w:t>
+                          <w:t xml:space="preserve">Specific </w:t>
+                        </w:r>
+                        <w:r>
+                          <w:rPr>
+                            <w:color w:val="010202"/>
+                          </w:rPr>
+                          <w:t>Weekly</w:t>
+                        </w:r>
+                        <w:r>
+                          <w:rPr>
+                            <w:color w:val="010202"/>
+                          </w:rPr>
+                          <w:t xml:space="preserve"> Amount </w:t>
                         </w:r>
                         <w:r>
                           <w:rPr>
@@ -1347,34 +1359,42 @@
         <w:pStyle w:val="Heading2"/>
         <w:spacing w:before="1"/>
         <w:ind w:left="5790"/>
-      </w:pPr>
-      <w:r>
-        <w:rPr>
-          <w:color w:val="010202"/>
+        <w:rPr>
+          <w:u w:val="none"/>
+        </w:rPr>
+      </w:pPr>
+      <w:r>
+        <w:rPr>
+          <w:color w:val="010202"/>
+          <w:u w:val="none"/>
         </w:rPr>
         <w:t>What</w:t>
       </w:r>
       <w:r>
         <w:rPr>
           <w:color w:val="010202"/>
-        </w:rPr>
-        <w:t xml:space="preserve"> </w:t>
-      </w:r>
-      <w:r>
-        <w:rPr>
-          <w:color w:val="010202"/>
+          <w:u w:val="none"/>
+        </w:rPr>
+        <w:t xml:space="preserve"> </w:t>
+      </w:r>
+      <w:r>
+        <w:rPr>
+          <w:color w:val="010202"/>
+          <w:u w:val="none"/>
         </w:rPr>
         <w:t>is</w:t>
       </w:r>
       <w:r>
         <w:rPr>
           <w:color w:val="010202"/>
-        </w:rPr>
-        <w:t xml:space="preserve"> </w:t>
-      </w:r>
-      <w:r>
-        <w:rPr>
-          <w:color w:val="010202"/>
+          <w:u w:val="none"/>
+        </w:rPr>
+        <w:t xml:space="preserve"> </w:t>
+      </w:r>
+      <w:r>
+        <w:rPr>
+          <w:color w:val="010202"/>
+          <w:u w:val="none"/>
         </w:rPr>
         <w:t xml:space="preserve">the Initial Specific Daily </w:t>
       </w:r>
@@ -1382,6 +1402,7 @@
         <w:rPr>
           <w:color w:val="010202"/>
           <w:spacing w:val="-2"/>
+          <w:u w:val="none"/>
         </w:rPr>
         <w:t>Amount?</w:t>
       </w:r>
@@ -1465,6 +1486,9 @@
       <w:pPr>
         <w:pStyle w:val="Heading2"/>
         <w:spacing w:before="222"/>
+        <w:rPr>
+          <w:u w:val="none"/>
+        </w:rPr>
       </w:pPr>
       <w:r>
         <w:rPr>
@@ -2581,6 +2605,9 @@
       <w:pPr>
         <w:pStyle w:val="Heading2"/>
         <w:spacing w:before="222"/>
+        <w:rPr>
+          <w:u w:val="none"/>
+        </w:rPr>
       </w:pPr>
       <w:r>
         <w:rPr>
@@ -3867,6 +3894,9 @@
         <w:spacing w:before="224"/>
         <w:ind w:left="120"/>
         <w:jc w:val="both"/>
+        <w:rPr>
+          <w:u w:val="none"/>
+        </w:rPr>
       </w:pPr>
       <w:r>
         <w:rPr>
@@ -4668,6 +4698,9 @@
         <w:spacing w:before="224"/>
         <w:ind w:left="120"/>
         <w:jc w:val="both"/>
+        <w:rPr>
+          <w:u w:val="none"/>
+        </w:rPr>
       </w:pPr>
       <w:r>
         <w:rPr>
@@ -5113,21 +5146,38 @@
         <w:pStyle w:val="BodyText"/>
         <w:spacing w:before="74"/>
       </w:pPr>
+    </w:p>
+    <w:p>
+      <w:pPr>
+        <w:pStyle w:val="Heading2"/>
+        <w:ind w:left="165"/>
+        <w:rPr>
+          <w:u w:val="none"/>
+        </w:rPr>
+      </w:pPr>
+      <w:r>
+        <w:pict>
+          <v:shape id="docshape3" o:spid="_x0000_s1070" style="position:absolute;left:0;text-align:left;margin-left:251.25pt;margin-top:15.25pt;width:222pt;height:.1pt;z-index:-251652096;mso-wrap-distance-left:0;mso-wrap-distance-right:0;mso-position-horizontal-relative:page" coordorigin="5025,305" coordsize="4440,0" path="m5025,305r4440,e" filled="f" strokecolor="#010202">
+            <v:path arrowok="t"/>
+            <w10:wrap type="topAndBottom" anchorx="page"/>
+          </v:shape>
+        </w:pict>
+      </w:r>
       <w:r>
         <w:rPr>
           <w:noProof/>
         </w:rPr>
         <w:drawing>
-          <wp:anchor distT="0" distB="0" distL="0" distR="0" simplePos="0" relativeHeight="251650560" behindDoc="0" locked="0" layoutInCell="1" allowOverlap="1">
+          <wp:anchor distT="0" distB="0" distL="0" distR="0" simplePos="0" relativeHeight="251660288" behindDoc="0" locked="0" layoutInCell="1" allowOverlap="1">
             <wp:simplePos x="0" y="0"/>
             <wp:positionH relativeFrom="page">
-              <wp:posOffset>5901690</wp:posOffset>
+              <wp:posOffset>6073252</wp:posOffset>
             </wp:positionH>
             <wp:positionV relativeFrom="paragraph">
-              <wp:posOffset>69215</wp:posOffset>
+              <wp:posOffset>19786</wp:posOffset>
             </wp:positionV>
-            <wp:extent cx="902335" cy="296545"/>
-            <wp:effectExtent l="19050" t="0" r="0" b="0"/>
+            <wp:extent cx="903426" cy="293816"/>
+            <wp:effectExtent l="0" t="0" r="0" b="0"/>
             <wp:wrapNone/>
             <wp:docPr id="127" name="Image 5"/>
             <wp:cNvGraphicFramePr>
@@ -5149,7 +5199,7 @@
                   <pic:spPr>
                     <a:xfrm>
                       <a:off x="0" y="0"/>
-                      <a:ext cx="902335" cy="296545"/>
+                      <a:ext cx="903426" cy="293816"/>
                     </a:xfrm>
                     <a:prstGeom prst="rect">
                       <a:avLst/>
@@ -5161,24 +5211,11 @@
           </wp:anchor>
         </w:drawing>
       </w:r>
-    </w:p>
-    <w:p>
-      <w:pPr>
-        <w:pStyle w:val="Heading2"/>
-        <w:ind w:left="165"/>
-      </w:pPr>
-      <w:r>
-        <w:pict>
-          <v:shape id="docshape3" o:spid="_x0000_s1070" style="position:absolute;left:0;text-align:left;margin-left:251.25pt;margin-top:15.25pt;width:222pt;height:.1pt;z-index:-251661824;mso-wrap-distance-left:0;mso-wrap-distance-right:0;mso-position-horizontal-relative:page" coordorigin="5025,305" coordsize="4440,0" path="m5025,305r4440,e" filled="f" strokecolor="#010202">
-            <v:path arrowok="t"/>
-            <w10:wrap type="topAndBottom" anchorx="page"/>
-          </v:shape>
-        </w:pict>
-      </w:r>
       <w:r>
         <w:rPr>
           <w:b w:val="0"/>
           <w:color w:val="010202"/>
+          <w:u w:val="none"/>
         </w:rPr>
         <w:t>By</w:t>
       </w:r>
@@ -5186,6 +5223,7 @@
         <w:rPr>
           <w:b w:val="0"/>
           <w:color w:val="010202"/>
+          <w:u w:val="none"/>
         </w:rPr>
         <w:t>:</w:t>
       </w:r>
@@ -5193,6 +5231,7 @@
         <w:rPr>
           <w:b w:val="0"/>
           <w:color w:val="010202"/>
+          <w:u w:val="none"/>
         </w:rPr>
         <w:t xml:space="preserve"> </w:t>
       </w:r>
@@ -5367,7 +5406,7 @@
           <w:noProof/>
         </w:rPr>
         <w:drawing>
-          <wp:anchor distT="0" distB="0" distL="0" distR="0" simplePos="0" relativeHeight="251651584" behindDoc="0" locked="0" layoutInCell="1" allowOverlap="1">
+          <wp:anchor distT="0" distB="0" distL="0" distR="0" simplePos="0" relativeHeight="251661312" behindDoc="0" locked="0" layoutInCell="1" allowOverlap="1">
             <wp:simplePos x="0" y="0"/>
             <wp:positionH relativeFrom="page">
               <wp:posOffset>6031230</wp:posOffset>
@@ -5415,10 +5454,13 @@
       <w:pPr>
         <w:pStyle w:val="Heading2"/>
         <w:ind w:left="165"/>
+        <w:rPr>
+          <w:u w:val="none"/>
+        </w:rPr>
       </w:pPr>
       <w:r>
         <w:pict>
-          <v:shape id="docshape4" o:spid="_x0000_s1071" style="position:absolute;left:0;text-align:left;margin-left:251.25pt;margin-top:15.2pt;width:222pt;height:.1pt;z-index:-251660800;mso-wrap-distance-left:0;mso-wrap-distance-right:0;mso-position-horizontal-relative:page" coordorigin="5025,304" coordsize="4440,0" path="m5025,304r4440,e" filled="f" strokecolor="#010202">
+          <v:shape id="docshape4" o:spid="_x0000_s1071" style="position:absolute;left:0;text-align:left;margin-left:251.25pt;margin-top:15.2pt;width:222pt;height:.1pt;z-index:-251651072;mso-wrap-distance-left:0;mso-wrap-distance-right:0;mso-position-horizontal-relative:page" coordorigin="5025,304" coordsize="4440,0" path="m5025,304r4440,e" filled="f" strokecolor="#010202">
             <v:path arrowok="t"/>
             <w10:wrap type="topAndBottom" anchorx="page"/>
           </v:shape>
@@ -5428,6 +5470,7 @@
         <w:rPr>
           <w:b w:val="0"/>
           <w:color w:val="010202"/>
+          <w:u w:val="none"/>
         </w:rPr>
         <w:t>By</w:t>
       </w:r>
@@ -5435,6 +5478,7 @@
         <w:rPr>
           <w:b w:val="0"/>
           <w:color w:val="010202"/>
+          <w:u w:val="none"/>
         </w:rPr>
         <w:t>:</w:t>
       </w:r>
@@ -5442,6 +5486,7 @@
         <w:rPr>
           <w:b w:val="0"/>
           <w:color w:val="010202"/>
+          <w:u w:val="none"/>
         </w:rPr>
         <w:t xml:space="preserve"> </w:t>
       </w:r>
@@ -5501,9 +5546,15 @@
           <w:color w:val="010202"/>
         </w:rPr>
         <w:tab/>
+      </w:r>
+      <w:r>
+        <w:rPr>
+          <w:color w:val="010202"/>
+        </w:rPr>
         <w:t>(Signature)</w:t>
       </w:r>
     </w:p>
+    «SIGNER2_BLOCK_P4»
     <w:p>
       <w:pPr>
         <w:pStyle w:val="BodyText"/>
@@ -5564,6 +5615,9 @@
         <w:pStyle w:val="Heading2"/>
         <w:spacing w:before="229"/>
         <w:ind w:left="120"/>
+        <w:rPr>
+          <w:u w:val="none"/>
+        </w:rPr>
       </w:pPr>
       <w:r>
         <w:rPr>
@@ -9067,88 +9121,105 @@
         <w:pStyle w:val="Heading2"/>
         <w:spacing w:before="228"/>
         <w:jc w:val="both"/>
-      </w:pPr>
-      <w:r>
-        <w:rPr>
-          <w:color w:val="010202"/>
+        <w:rPr>
+          <w:u w:val="none"/>
+        </w:rPr>
+      </w:pPr>
+      <w:r>
+        <w:rPr>
+          <w:color w:val="010202"/>
+          <w:u w:val="none"/>
         </w:rPr>
         <w:t>Section</w:t>
       </w:r>
       <w:r>
         <w:rPr>
           <w:color w:val="010202"/>
-        </w:rPr>
-        <w:t xml:space="preserve"> </w:t>
-      </w:r>
-      <w:r>
-        <w:rPr>
-          <w:color w:val="010202"/>
+          <w:u w:val="none"/>
+        </w:rPr>
+        <w:t xml:space="preserve"> </w:t>
+      </w:r>
+      <w:r>
+        <w:rPr>
+          <w:color w:val="010202"/>
+          <w:u w:val="none"/>
         </w:rPr>
         <w:t>6.</w:t>
       </w:r>
       <w:r>
         <w:rPr>
           <w:color w:val="010202"/>
-        </w:rPr>
-        <w:t xml:space="preserve"> </w:t>
-      </w:r>
-      <w:r>
-        <w:rPr>
-          <w:color w:val="010202"/>
+          <w:u w:val="none"/>
+        </w:rPr>
+        <w:t xml:space="preserve"> </w:t>
+      </w:r>
+      <w:r>
+        <w:rPr>
+          <w:color w:val="010202"/>
+          <w:u w:val="none"/>
         </w:rPr>
         <w:t>Representations,</w:t>
       </w:r>
       <w:r>
         <w:rPr>
           <w:color w:val="010202"/>
-        </w:rPr>
-        <w:t xml:space="preserve"> </w:t>
-      </w:r>
-      <w:r>
-        <w:rPr>
-          <w:color w:val="010202"/>
+          <w:u w:val="none"/>
+        </w:rPr>
+        <w:t xml:space="preserve"> </w:t>
+      </w:r>
+      <w:r>
+        <w:rPr>
+          <w:color w:val="010202"/>
+          <w:u w:val="none"/>
         </w:rPr>
         <w:t>Warranties</w:t>
       </w:r>
       <w:r>
         <w:rPr>
           <w:color w:val="010202"/>
-        </w:rPr>
-        <w:t xml:space="preserve"> </w:t>
-      </w:r>
-      <w:r>
-        <w:rPr>
-          <w:color w:val="010202"/>
+          <w:u w:val="none"/>
+        </w:rPr>
+        <w:t xml:space="preserve"> </w:t>
+      </w:r>
+      <w:r>
+        <w:rPr>
+          <w:color w:val="010202"/>
+          <w:u w:val="none"/>
         </w:rPr>
         <w:t>and</w:t>
       </w:r>
       <w:r>
         <w:rPr>
           <w:color w:val="010202"/>
-        </w:rPr>
-        <w:t xml:space="preserve"> </w:t>
-      </w:r>
-      <w:r>
-        <w:rPr>
-          <w:color w:val="010202"/>
+          <w:u w:val="none"/>
+        </w:rPr>
+        <w:t xml:space="preserve"> </w:t>
+      </w:r>
+      <w:r>
+        <w:rPr>
+          <w:color w:val="010202"/>
+          <w:u w:val="none"/>
         </w:rPr>
         <w:t>Covenants</w:t>
       </w:r>
       <w:r>
         <w:rPr>
           <w:color w:val="010202"/>
-        </w:rPr>
-        <w:t xml:space="preserve"> </w:t>
-      </w:r>
-      <w:r>
-        <w:rPr>
-          <w:color w:val="010202"/>
+          <w:u w:val="none"/>
+        </w:rPr>
+        <w:t xml:space="preserve"> </w:t>
+      </w:r>
+      <w:r>
+        <w:rPr>
+          <w:color w:val="010202"/>
+          <w:u w:val="none"/>
         </w:rPr>
         <w:t>of</w:t>
       </w:r>
       <w:r>
         <w:rPr>
           <w:color w:val="010202"/>
+          <w:u w:val="none"/>
         </w:rPr>
         <w:t xml:space="preserve"> </w:t>
       </w:r>
@@ -9156,6 +9227,7 @@
         <w:rPr>
           <w:color w:val="010202"/>
           <w:spacing w:val="-2"/>
+          <w:u w:val="none"/>
         </w:rPr>
         <w:t>Merchant.</w:t>
       </w:r>
@@ -11648,6 +11720,9 @@
         <w:pStyle w:val="Heading2"/>
         <w:spacing w:before="226"/>
         <w:jc w:val="both"/>
+        <w:rPr>
+          <w:u w:val="none"/>
+        </w:rPr>
       </w:pPr>
       <w:r>
         <w:rPr>
@@ -12489,6 +12564,9 @@
         <w:pStyle w:val="Heading2"/>
         <w:spacing w:before="63"/>
         <w:ind w:left="120"/>
+        <w:rPr>
+          <w:u w:val="none"/>
+        </w:rPr>
       </w:pPr>
       <w:r>
         <w:rPr>
@@ -12656,6 +12734,9 @@
       <w:pPr>
         <w:pStyle w:val="Heading2"/>
         <w:spacing w:before="226"/>
+        <w:rPr>
+          <w:u w:val="none"/>
+        </w:rPr>
       </w:pPr>
       <w:r>
         <w:rPr>
@@ -15621,10 +15702,14 @@
         <w:pStyle w:val="Heading2"/>
         <w:spacing w:before="248"/>
         <w:ind w:left="120"/>
-      </w:pPr>
-      <w:r>
-        <w:rPr>
-          <w:color w:val="010202"/>
+        <w:rPr>
+          <w:u w:val="none"/>
+        </w:rPr>
+      </w:pPr>
+      <w:r>
+        <w:rPr>
+          <w:color w:val="010202"/>
+          <w:u w:val="none"/>
         </w:rPr>
         <w:t xml:space="preserve">Merchant </w:t>
       </w:r>
@@ -15632,6 +15717,7 @@
         <w:rPr>
           <w:color w:val="010202"/>
           <w:spacing w:val="-2"/>
+          <w:u w:val="none"/>
         </w:rPr>
         <w:t>Initials</w:t>
       </w:r>
@@ -15665,7 +15751,7 @@
           <w:b/>
         </w:rPr>
         <w:pict>
-          <v:group id="docshapegroup5" o:spid="_x0000_s1072" style="position:absolute;margin-left:24pt;margin-top:13.7pt;width:236.4pt;height:.75pt;z-index:-251657728;mso-wrap-distance-left:0;mso-wrap-distance-right:0;mso-position-horizontal-relative:page" coordorigin="480,274" coordsize="4728,15">
+          <v:group id="docshapegroup5" o:spid="_x0000_s1072" style="position:absolute;margin-left:24pt;margin-top:13.7pt;width:236.4pt;height:.75pt;z-index:-251650048;mso-wrap-distance-left:0;mso-wrap-distance-right:0;mso-position-horizontal-relative:page" coordorigin="480,274" coordsize="4728,15">
             <v:line id="_x0000_s1073" style="position:absolute" from="480,281" to="2816,281" strokecolor="#010202"/>
             <v:line id="_x0000_s1074" style="position:absolute" from="2871,281" to="5207,281" strokecolor="#010202"/>
             <w10:wrap type="topAndBottom" anchorx="page"/>
@@ -16590,7 +16676,13 @@
               <w:rPr>
                 <w:color w:val="010202"/>
               </w:rPr>
-              <w:t>Its «Title»</w:t>
+              <w:t>Its</w:t>
+            </w:r>
+            <w:r>
+              <w:rPr>
+                <w:color w:val="010202"/>
+              </w:rPr>
+              <w:t xml:space="preserve"> «Title»</w:t>
             </w:r>
             <w:r>
               <w:rPr>
@@ -16659,6 +16751,14 @@
               <w:spacing w:line="20" w:lineRule="exact"/>
               <w:ind w:left="127"/>
             </w:pPr>
+            <w:r>
+              <w:pict>
+                <v:shape id="_x0000_s1068" style="position:absolute;left:0;text-align:left;margin-left:275pt;margin-top:2pt;width:192pt;height:.75pt;z-index:-251651072;mso-wrap-distance-left:0;mso-wrap-distance-right:0;mso-position-horizontal-relative:page" coordorigin="5500,40" coordsize="3840,0" path="m5500,40r3840,e" filled="f" strokecolor="#010202">
+                  <v:path arrowok="t"/>
+                  <w10:wrap type="topAndBottom" anchorx="page"/>
+                </v:shape>
+              </w:pict>
+            </w:r>
           </w:p>
           <w:p>
             <w:pPr>
@@ -16666,14 +16766,6 @@
               <w:ind w:left="16"/>
               <w:jc w:val="center"/>
             </w:pPr>
-            <w:r>
-              <w:pict>
-                <v:shape id="_x0000_s1068" style="position:absolute;left:0;text-align:left;margin-left:9.05pt;margin-top:.25pt;width:192pt;height:.75pt;z-index:-251659776;mso-wrap-distance-left:0;mso-wrap-distance-right:0;mso-position-horizontal-relative:page" coordorigin="5500,40" coordsize="3840,0" path="m5500,40r3840,e" filled="f" strokecolor="#010202">
-                  <v:path arrowok="t"/>
-                  <w10:wrap type="topAndBottom" anchorx="page"/>
-                </v:shape>
-              </w:pict>
-            </w:r>
             <w:r>
               <w:rPr>
                 <w:color w:val="010202"/>
@@ -16996,6 +17088,14 @@
               <w:spacing w:line="20" w:lineRule="exact"/>
               <w:ind w:left="127"/>
             </w:pPr>
+            <w:r>
+              <w:pict>
+                <v:shape id="_x0000_s1066" style="position:absolute;left:0;text-align:left;margin-left:275pt;margin-top:2pt;width:192pt;height:.75pt;z-index:-251651072;mso-wrap-distance-left:0;mso-wrap-distance-right:0;mso-position-horizontal-relative:page" coordorigin="5500,40" coordsize="3840,0" path="m5500,40r3840,e" filled="f" strokecolor="#010202">
+                  <v:path arrowok="t"/>
+                  <w10:wrap type="topAndBottom" anchorx="page"/>
+                </v:shape>
+              </w:pict>
+            </w:r>
           </w:p>
           <w:p>
             <w:pPr>
@@ -17007,14 +17107,6 @@
                 <w:spacing w:val="-2"/>
               </w:rPr>
             </w:pPr>
-            <w:r>
-              <w:pict>
-                <v:shape id="_x0000_s1066" style="position:absolute;left:0;text-align:left;margin-left:9.05pt;margin-top:1pt;width:192pt;height:.75pt;z-index:-251658752;mso-wrap-distance-left:0;mso-wrap-distance-right:0;mso-position-horizontal-relative:page" coordorigin="5500,40" coordsize="3840,0" path="m5500,40r3840,e" filled="f" strokecolor="#010202">
-                  <v:path arrowok="t"/>
-                  <w10:wrap type="topAndBottom" anchorx="page"/>
-                </v:shape>
-              </w:pict>
-            </w:r>
             <w:r>
               <w:rPr>
                 <w:color w:val="010202"/>
@@ -17112,6 +17204,12 @@
                 <w:b/>
               </w:rPr>
             </w:pPr>
+          </w:p>
+          <w:p>
+            <w:pPr>
+              <w:pStyle w:val="TableParagraph"/>
+              <w:ind w:left="167"/>
+            </w:pPr>
             <w:r>
               <w:rPr>
                 <w:noProof/>
@@ -17120,7 +17218,7 @@
                 <wp:inline distT="0" distB="0" distL="0" distR="0">
                   <wp:extent cx="908790" cy="295560"/>
                   <wp:effectExtent l="0" t="0" r="0" b="0"/>
-                  <wp:docPr id="1" name="Image 16"/>
+                  <wp:docPr id="130" name="Image 16"/>
                   <wp:cNvGraphicFramePr>
                     <a:graphicFrameLocks xmlns:a="http://schemas.openxmlformats.org/drawingml/2006/main"/>
                   </wp:cNvGraphicFramePr>
@@ -17152,12 +17250,6 @@
                 </wp:inline>
               </w:drawing>
             </w:r>
-          </w:p>
-          <w:p>
-            <w:pPr>
-              <w:pStyle w:val="TableParagraph"/>
-              <w:ind w:left="167"/>
-            </w:pPr>
           </w:p>
         </w:tc>
       </w:tr>
@@ -18984,7 +19076,7 @@
       </w:pPr>
       <w:r>
         <w:pict>
-          <v:group id="docshapegroup8" o:spid="_x0000_s1075" style="position:absolute;margin-left:25.5pt;margin-top:23.15pt;width:236.4pt;height:.75pt;z-index:-251656704;mso-wrap-distance-left:0;mso-wrap-distance-right:0;mso-position-horizontal-relative:page" coordorigin="510,463" coordsize="4728,15">
+          <v:group id="docshapegroup8" o:spid="_x0000_s1075" style="position:absolute;margin-left:25.5pt;margin-top:23.15pt;width:236.4pt;height:.75pt;z-index:-251649024;mso-wrap-distance-left:0;mso-wrap-distance-right:0;mso-position-horizontal-relative:page" coordorigin="510,463" coordsize="4728,15">
             <v:line id="_x0000_s1076" style="position:absolute" from="510,470" to="2846,470" strokecolor="#010202"/>
             <v:line id="_x0000_s1077" style="position:absolute" from="2901,470" to="5237,470" strokecolor="#010202"/>
             <w10:wrap type="topAndBottom" anchorx="page"/>
@@ -19134,108 +19226,108 @@
       <w:r>
         <w:rPr>
           <w:color w:val="010202"/>
-          <w:sz w:val="20"/>
-          <w:szCs w:val="20"/>
           <w:u w:val="single" w:color="010202"/>
+          <w:sz w:val="20"/>
+          <w:szCs w:val="20"/>
         </w:rPr>
         <w:t>AUTHORIZATION</w:t>
       </w:r>
       <w:r>
         <w:rPr>
           <w:color w:val="010202"/>
-          <w:sz w:val="20"/>
-          <w:szCs w:val="20"/>
           <w:u w:val="single" w:color="010202"/>
-        </w:rPr>
-        <w:t xml:space="preserve"> </w:t>
-      </w:r>
-      <w:r>
-        <w:rPr>
-          <w:color w:val="010202"/>
-          <w:sz w:val="20"/>
-          <w:szCs w:val="20"/>
+          <w:sz w:val="20"/>
+          <w:szCs w:val="20"/>
+        </w:rPr>
+        <w:t xml:space="preserve"> </w:t>
+      </w:r>
+      <w:r>
+        <w:rPr>
+          <w:color w:val="010202"/>
           <w:u w:val="single" w:color="010202"/>
+          <w:sz w:val="20"/>
+          <w:szCs w:val="20"/>
         </w:rPr>
         <w:t>AGREEMENT</w:t>
       </w:r>
       <w:r>
         <w:rPr>
           <w:color w:val="010202"/>
-          <w:sz w:val="20"/>
-          <w:szCs w:val="20"/>
           <w:u w:val="single" w:color="010202"/>
-        </w:rPr>
-        <w:t xml:space="preserve"> </w:t>
-      </w:r>
-      <w:r>
-        <w:rPr>
-          <w:color w:val="010202"/>
-          <w:sz w:val="20"/>
-          <w:szCs w:val="20"/>
+          <w:sz w:val="20"/>
+          <w:szCs w:val="20"/>
+        </w:rPr>
+        <w:t xml:space="preserve"> </w:t>
+      </w:r>
+      <w:r>
+        <w:rPr>
+          <w:color w:val="010202"/>
           <w:u w:val="single" w:color="010202"/>
+          <w:sz w:val="20"/>
+          <w:szCs w:val="20"/>
         </w:rPr>
         <w:t>FOR</w:t>
       </w:r>
       <w:r>
         <w:rPr>
           <w:color w:val="010202"/>
-          <w:sz w:val="20"/>
-          <w:szCs w:val="20"/>
           <w:u w:val="single" w:color="010202"/>
-        </w:rPr>
-        <w:t xml:space="preserve"> </w:t>
-      </w:r>
-      <w:r>
-        <w:rPr>
-          <w:color w:val="010202"/>
-          <w:sz w:val="20"/>
-          <w:szCs w:val="20"/>
+          <w:sz w:val="20"/>
+          <w:szCs w:val="20"/>
+        </w:rPr>
+        <w:t xml:space="preserve"> </w:t>
+      </w:r>
+      <w:r>
+        <w:rPr>
+          <w:color w:val="010202"/>
           <w:u w:val="single" w:color="010202"/>
+          <w:sz w:val="20"/>
+          <w:szCs w:val="20"/>
         </w:rPr>
         <w:t>AUTOMATED</w:t>
       </w:r>
       <w:r>
         <w:rPr>
           <w:color w:val="010202"/>
-          <w:sz w:val="20"/>
-          <w:szCs w:val="20"/>
           <w:u w:val="single" w:color="010202"/>
-        </w:rPr>
-        <w:t xml:space="preserve"> </w:t>
-      </w:r>
-      <w:r>
-        <w:rPr>
-          <w:color w:val="010202"/>
-          <w:sz w:val="20"/>
-          <w:szCs w:val="20"/>
+          <w:sz w:val="20"/>
+          <w:szCs w:val="20"/>
+        </w:rPr>
+        <w:t xml:space="preserve"> </w:t>
+      </w:r>
+      <w:r>
+        <w:rPr>
+          <w:color w:val="010202"/>
           <w:u w:val="single" w:color="010202"/>
+          <w:sz w:val="20"/>
+          <w:szCs w:val="20"/>
         </w:rPr>
         <w:t>CLEARING</w:t>
       </w:r>
       <w:r>
         <w:rPr>
           <w:color w:val="010202"/>
-          <w:sz w:val="20"/>
-          <w:szCs w:val="20"/>
           <w:u w:val="single" w:color="010202"/>
-        </w:rPr>
-        <w:t xml:space="preserve"> </w:t>
-      </w:r>
-      <w:r>
-        <w:rPr>
-          <w:color w:val="010202"/>
-          <w:sz w:val="20"/>
-          <w:szCs w:val="20"/>
+          <w:sz w:val="20"/>
+          <w:szCs w:val="20"/>
+        </w:rPr>
+        <w:t xml:space="preserve"> </w:t>
+      </w:r>
+      <w:r>
+        <w:rPr>
+          <w:color w:val="010202"/>
           <w:u w:val="single" w:color="010202"/>
+          <w:sz w:val="20"/>
+          <w:szCs w:val="20"/>
         </w:rPr>
         <w:t>HOUSE</w:t>
       </w:r>
       <w:r>
         <w:rPr>
           <w:color w:val="010202"/>
-          <w:sz w:val="20"/>
-          <w:szCs w:val="20"/>
           <w:u w:val="single" w:color="010202"/>
+          <w:sz w:val="20"/>
+          <w:szCs w:val="20"/>
         </w:rPr>
         <w:t xml:space="preserve"> </w:t>
       </w:r>
@@ -19243,9 +19335,9 @@
         <w:rPr>
           <w:color w:val="010202"/>
           <w:spacing w:val="-2"/>
-          <w:sz w:val="20"/>
-          <w:szCs w:val="20"/>
           <w:u w:val="single" w:color="010202"/>
+          <w:sz w:val="20"/>
+          <w:szCs w:val="20"/>
         </w:rPr>
         <w:t>TRANSACTIONS</w:t>
       </w:r>
@@ -20915,27 +21007,27 @@
       <w:r>
         <w:rPr>
           <w:color w:val="010202"/>
-          <w:sz w:val="20"/>
-          <w:szCs w:val="20"/>
           <w:u w:val="single" w:color="010202"/>
+          <w:sz w:val="20"/>
+          <w:szCs w:val="20"/>
         </w:rPr>
         <w:fldChar w:fldCharType="begin"/>
       </w:r>
       <w:r>
         <w:rPr>
           <w:color w:val="010202"/>
-          <w:sz w:val="20"/>
-          <w:szCs w:val="20"/>
           <w:u w:val="single" w:color="010202"/>
+          <w:sz w:val="20"/>
+          <w:szCs w:val="20"/>
         </w:rPr>
         <w:instrText xml:space="preserve"> MERGEFIELD "ACH_Frequency" </w:instrText>
       </w:r>
       <w:r>
         <w:rPr>
           <w:color w:val="010202"/>
-          <w:sz w:val="20"/>
-          <w:szCs w:val="20"/>
           <w:u w:val="single" w:color="010202"/>
+          <w:sz w:val="20"/>
+          <w:szCs w:val="20"/>
         </w:rPr>
         <w:fldChar w:fldCharType="separate"/>
       </w:r>
@@ -20943,36 +21035,36 @@
         <w:rPr>
           <w:noProof/>
           <w:color w:val="010202"/>
-          <w:sz w:val="20"/>
-          <w:szCs w:val="20"/>
           <w:u w:val="single" w:color="010202"/>
+          <w:sz w:val="20"/>
+          <w:szCs w:val="20"/>
         </w:rPr>
         <w:t>«ACH_Frequency»</w:t>
       </w:r>
       <w:r>
         <w:rPr>
           <w:color w:val="010202"/>
-          <w:sz w:val="20"/>
-          <w:szCs w:val="20"/>
           <w:u w:val="single" w:color="010202"/>
+          <w:sz w:val="20"/>
+          <w:szCs w:val="20"/>
         </w:rPr>
         <w:fldChar w:fldCharType="end"/>
       </w:r>
       <w:r>
         <w:rPr>
           <w:color w:val="010202"/>
-          <w:sz w:val="20"/>
-          <w:szCs w:val="20"/>
           <w:u w:val="single" w:color="010202"/>
+          <w:sz w:val="20"/>
+          <w:szCs w:val="20"/>
         </w:rPr>
         <w:t xml:space="preserve"> Amount</w:t>
       </w:r>
       <w:r>
         <w:rPr>
           <w:color w:val="010202"/>
-          <w:sz w:val="20"/>
-          <w:szCs w:val="20"/>
           <w:u w:color="010202"/>
+          <w:sz w:val="20"/>
+          <w:szCs w:val="20"/>
         </w:rPr>
         <w:t xml:space="preserve"> </w:t>
       </w:r>
@@ -21174,27 +21266,27 @@
       <w:r>
         <w:rPr>
           <w:color w:val="010202"/>
-          <w:sz w:val="20"/>
-          <w:szCs w:val="20"/>
           <w:u w:val="single" w:color="010202"/>
+          <w:sz w:val="20"/>
+          <w:szCs w:val="20"/>
         </w:rPr>
         <w:fldChar w:fldCharType="begin"/>
       </w:r>
       <w:r>
         <w:rPr>
           <w:color w:val="010202"/>
-          <w:sz w:val="20"/>
-          <w:szCs w:val="20"/>
           <w:u w:val="single" w:color="010202"/>
+          <w:sz w:val="20"/>
+          <w:szCs w:val="20"/>
         </w:rPr>
         <w:instrText xml:space="preserve"> MERGEFIELD "Bank_Name" </w:instrText>
       </w:r>
       <w:r>
         <w:rPr>
           <w:color w:val="010202"/>
-          <w:sz w:val="20"/>
-          <w:szCs w:val="20"/>
           <w:u w:val="single" w:color="010202"/>
+          <w:sz w:val="20"/>
+          <w:szCs w:val="20"/>
         </w:rPr>
         <w:fldChar w:fldCharType="separate"/>
       </w:r>
@@ -21202,18 +21294,18 @@
         <w:rPr>
           <w:noProof/>
           <w:color w:val="010202"/>
-          <w:sz w:val="20"/>
-          <w:szCs w:val="20"/>
           <w:u w:val="single" w:color="010202"/>
+          <w:sz w:val="20"/>
+          <w:szCs w:val="20"/>
         </w:rPr>
         <w:t>«Bank_Name»</w:t>
       </w:r>
       <w:r>
         <w:rPr>
           <w:color w:val="010202"/>
-          <w:sz w:val="20"/>
-          <w:szCs w:val="20"/>
           <w:u w:val="single" w:color="010202"/>
+          <w:sz w:val="20"/>
+          <w:szCs w:val="20"/>
         </w:rPr>
         <w:fldChar w:fldCharType="end"/>
       </w:r>
@@ -21246,27 +21338,27 @@
       <w:r>
         <w:rPr>
           <w:color w:val="010202"/>
-          <w:sz w:val="20"/>
-          <w:szCs w:val="20"/>
           <w:u w:val="single" w:color="010202"/>
+          <w:sz w:val="20"/>
+          <w:szCs w:val="20"/>
         </w:rPr>
         <w:fldChar w:fldCharType="begin"/>
       </w:r>
       <w:r>
         <w:rPr>
           <w:color w:val="010202"/>
-          <w:sz w:val="20"/>
-          <w:szCs w:val="20"/>
           <w:u w:val="single" w:color="010202"/>
+          <w:sz w:val="20"/>
+          <w:szCs w:val="20"/>
         </w:rPr>
         <w:instrText xml:space="preserve"> MERGEFIELD "Routing_Number" </w:instrText>
       </w:r>
       <w:r>
         <w:rPr>
           <w:color w:val="010202"/>
-          <w:sz w:val="20"/>
-          <w:szCs w:val="20"/>
           <w:u w:val="single" w:color="010202"/>
+          <w:sz w:val="20"/>
+          <w:szCs w:val="20"/>
         </w:rPr>
         <w:fldChar w:fldCharType="separate"/>
       </w:r>
@@ -21274,18 +21366,18 @@
         <w:rPr>
           <w:noProof/>
           <w:color w:val="010202"/>
-          <w:sz w:val="20"/>
-          <w:szCs w:val="20"/>
           <w:u w:val="single" w:color="010202"/>
+          <w:sz w:val="20"/>
+          <w:szCs w:val="20"/>
         </w:rPr>
         <w:t>«Routing_Number»</w:t>
       </w:r>
       <w:r>
         <w:rPr>
           <w:color w:val="010202"/>
-          <w:sz w:val="20"/>
-          <w:szCs w:val="20"/>
           <w:u w:val="single" w:color="010202"/>
+          <w:sz w:val="20"/>
+          <w:szCs w:val="20"/>
         </w:rPr>
         <w:fldChar w:fldCharType="end"/>
       </w:r>
@@ -21316,9 +21408,9 @@
         <w:rPr>
           <w:color w:val="010202"/>
           <w:spacing w:val="-2"/>
-          <w:sz w:val="20"/>
-          <w:szCs w:val="20"/>
           <w:u w:val="single" w:color="010202"/>
+          <w:sz w:val="20"/>
+          <w:szCs w:val="20"/>
         </w:rPr>
         <w:fldChar w:fldCharType="begin"/>
       </w:r>
@@ -21326,9 +21418,9 @@
         <w:rPr>
           <w:color w:val="010202"/>
           <w:spacing w:val="-2"/>
-          <w:sz w:val="20"/>
-          <w:szCs w:val="20"/>
           <w:u w:val="single" w:color="010202"/>
+          <w:sz w:val="20"/>
+          <w:szCs w:val="20"/>
         </w:rPr>
         <w:instrText xml:space="preserve"> MERGEFIELD "Account_Number" </w:instrText>
       </w:r>
@@ -21336,9 +21428,9 @@
         <w:rPr>
           <w:color w:val="010202"/>
           <w:spacing w:val="-2"/>
-          <w:sz w:val="20"/>
-          <w:szCs w:val="20"/>
           <w:u w:val="single" w:color="010202"/>
+          <w:sz w:val="20"/>
+          <w:szCs w:val="20"/>
         </w:rPr>
         <w:fldChar w:fldCharType="separate"/>
       </w:r>
@@ -21347,9 +21439,9 @@
           <w:noProof/>
           <w:color w:val="010202"/>
           <w:spacing w:val="-2"/>
-          <w:sz w:val="20"/>
-          <w:szCs w:val="20"/>
           <w:u w:val="single" w:color="010202"/>
+          <w:sz w:val="20"/>
+          <w:szCs w:val="20"/>
         </w:rPr>
         <w:t>«Account_Number»</w:t>
       </w:r>
@@ -21357,9 +21449,9 @@
         <w:rPr>
           <w:color w:val="010202"/>
           <w:spacing w:val="-2"/>
-          <w:sz w:val="20"/>
-          <w:szCs w:val="20"/>
           <w:u w:val="single" w:color="010202"/>
+          <w:sz w:val="20"/>
+          <w:szCs w:val="20"/>
         </w:rPr>
         <w:fldChar w:fldCharType="end"/>
       </w:r>
@@ -21720,45 +21812,45 @@
       <w:r>
         <w:rPr>
           <w:b w:val="0"/>
-          <w:sz w:val="20"/>
-          <w:szCs w:val="20"/>
           <w:u w:val="none"/>
+          <w:sz w:val="20"/>
+          <w:szCs w:val="20"/>
         </w:rPr>
         <w:t xml:space="preserve">Merchant's Name: </w:t>
       </w:r>
       <w:r>
         <w:rPr>
           <w:b w:val="0"/>
-          <w:sz w:val="20"/>
-          <w:szCs w:val="20"/>
           <w:u w:val="none" w:color="010202"/>
+          <w:sz w:val="20"/>
+          <w:szCs w:val="20"/>
         </w:rPr>
         <w:t xml:space="preserve"> </w:t>
       </w:r>
       <w:r>
         <w:rPr>
           <w:b w:val="0"/>
-          <w:sz w:val="20"/>
-          <w:szCs w:val="20"/>
           <w:u w:color="010202"/>
+          <w:sz w:val="20"/>
+          <w:szCs w:val="20"/>
         </w:rPr>
         <w:fldChar w:fldCharType="begin"/>
       </w:r>
       <w:r>
         <w:rPr>
           <w:b w:val="0"/>
-          <w:sz w:val="20"/>
-          <w:szCs w:val="20"/>
           <w:u w:color="010202"/>
+          <w:sz w:val="20"/>
+          <w:szCs w:val="20"/>
         </w:rPr>
         <w:instrText xml:space="preserve"> MERGEFIELD "Merchant_Legal_Name" </w:instrText>
       </w:r>
       <w:r>
         <w:rPr>
           <w:b w:val="0"/>
-          <w:sz w:val="20"/>
-          <w:szCs w:val="20"/>
           <w:u w:color="010202"/>
+          <w:sz w:val="20"/>
+          <w:szCs w:val="20"/>
         </w:rPr>
         <w:fldChar w:fldCharType="separate"/>
       </w:r>
@@ -21766,36 +21858,36 @@
         <w:rPr>
           <w:b w:val="0"/>
           <w:noProof/>
-          <w:sz w:val="20"/>
-          <w:szCs w:val="20"/>
           <w:u w:color="010202"/>
+          <w:sz w:val="20"/>
+          <w:szCs w:val="20"/>
         </w:rPr>
         <w:t>«Merchant_Legal_Name»</w:t>
       </w:r>
       <w:r>
         <w:rPr>
           <w:b w:val="0"/>
-          <w:sz w:val="20"/>
-          <w:szCs w:val="20"/>
           <w:u w:color="010202"/>
+          <w:sz w:val="20"/>
+          <w:szCs w:val="20"/>
         </w:rPr>
         <w:fldChar w:fldCharType="end"/>
       </w:r>
       <w:r>
         <w:rPr>
           <w:b w:val="0"/>
-          <w:sz w:val="20"/>
-          <w:szCs w:val="20"/>
           <w:u w:val="none" w:color="010202"/>
+          <w:sz w:val="20"/>
+          <w:szCs w:val="20"/>
         </w:rPr>
         <w:t xml:space="preserve"> </w:t>
       </w:r>
       <w:r>
         <w:rPr>
           <w:b w:val="0"/>
-          <w:sz w:val="20"/>
-          <w:szCs w:val="20"/>
           <w:u w:val="none"/>
+          <w:sz w:val="20"/>
+          <w:szCs w:val="20"/>
         </w:rPr>
         <w:t xml:space="preserve"> </w:t>
       </w:r>
@@ -21814,16 +21906,16 @@
           <w:szCs w:val="20"/>
         </w:rPr>
         <w:drawing>
-          <wp:anchor distT="0" distB="0" distL="0" distR="0" simplePos="0" relativeHeight="251652608" behindDoc="0" locked="0" layoutInCell="1" allowOverlap="1">
+          <wp:anchor distT="0" distB="0" distL="0" distR="0" simplePos="0" relativeHeight="251662336" behindDoc="0" locked="0" layoutInCell="1" allowOverlap="1">
             <wp:simplePos x="0" y="0"/>
             <wp:positionH relativeFrom="page">
-              <wp:posOffset>5505450</wp:posOffset>
+              <wp:posOffset>5359400</wp:posOffset>
             </wp:positionH>
             <wp:positionV relativeFrom="paragraph">
-              <wp:posOffset>154346</wp:posOffset>
+              <wp:posOffset>175895</wp:posOffset>
             </wp:positionV>
-            <wp:extent cx="910210" cy="296883"/>
-            <wp:effectExtent l="19050" t="0" r="4190" b="0"/>
+            <wp:extent cx="905510" cy="295910"/>
+            <wp:effectExtent l="19050" t="0" r="8890" b="0"/>
             <wp:wrapNone/>
             <wp:docPr id="133" name="Image 22"/>
             <wp:cNvGraphicFramePr>
@@ -21845,7 +21937,7 @@
                   <pic:spPr>
                     <a:xfrm>
                       <a:off x="0" y="0"/>
-                      <a:ext cx="910210" cy="296883"/>
+                      <a:ext cx="905510" cy="295910"/>
                     </a:xfrm>
                     <a:prstGeom prst="rect">
                       <a:avLst/>
@@ -21924,12 +22016,6 @@
           <w:sz w:val="20"/>
           <w:szCs w:val="20"/>
         </w:rPr>
-      </w:r>
-      <w:r>
-        <w:rPr>
-          <w:sz w:val="20"/>
-          <w:szCs w:val="20"/>
-        </w:rPr>
         <w:pict>
           <v:group id="docshapegroup9" o:spid="_x0000_s1064" style="width:213.35pt;height:.75pt;mso-position-horizontal-relative:char;mso-position-vertical-relative:line" coordsize="4267,15">
             <v:line id="_x0000_s1065" style="position:absolute" from="0,8" to="4267,8" strokecolor="#010202"/>
@@ -21984,27 +22070,27 @@
       <w:r>
         <w:rPr>
           <w:color w:val="010202"/>
-          <w:sz w:val="20"/>
-          <w:szCs w:val="20"/>
           <w:u w:val="single" w:color="010202"/>
+          <w:sz w:val="20"/>
+          <w:szCs w:val="20"/>
         </w:rPr>
         <w:fldChar w:fldCharType="begin"/>
       </w:r>
       <w:r>
         <w:rPr>
           <w:color w:val="010202"/>
-          <w:sz w:val="20"/>
-          <w:szCs w:val="20"/>
           <w:u w:val="single" w:color="010202"/>
+          <w:sz w:val="20"/>
+          <w:szCs w:val="20"/>
         </w:rPr>
         <w:instrText xml:space="preserve"> MERGEFIELD "Authorized_Signer_Name" </w:instrText>
       </w:r>
       <w:r>
         <w:rPr>
           <w:color w:val="010202"/>
-          <w:sz w:val="20"/>
-          <w:szCs w:val="20"/>
           <w:u w:val="single" w:color="010202"/>
+          <w:sz w:val="20"/>
+          <w:szCs w:val="20"/>
         </w:rPr>
         <w:fldChar w:fldCharType="separate"/>
       </w:r>
@@ -22012,18 +22098,18 @@
         <w:rPr>
           <w:noProof/>
           <w:color w:val="010202"/>
-          <w:sz w:val="20"/>
-          <w:szCs w:val="20"/>
           <w:u w:val="single" w:color="010202"/>
+          <w:sz w:val="20"/>
+          <w:szCs w:val="20"/>
         </w:rPr>
         <w:t>«Authorized_Signer_Name»</w:t>
       </w:r>
       <w:r>
         <w:rPr>
           <w:color w:val="010202"/>
-          <w:sz w:val="20"/>
-          <w:szCs w:val="20"/>
           <w:u w:val="single" w:color="010202"/>
+          <w:sz w:val="20"/>
+          <w:szCs w:val="20"/>
         </w:rPr>
         <w:fldChar w:fldCharType="end"/>
       </w:r>
@@ -22039,9 +22125,9 @@
       <w:r>
         <w:rPr>
           <w:color w:val="010202"/>
-          <w:sz w:val="20"/>
-          <w:szCs w:val="20"/>
           <w:u w:val="single" w:color="000101"/>
+          <w:sz w:val="20"/>
+          <w:szCs w:val="20"/>
         </w:rPr>
         <w:t>«Title»</w:t>
       </w:r>
@@ -22054,6 +22140,7 @@
         </w:tabs>
         <w:spacing w:before="69" w:line="360" w:lineRule="exact"/>
         <w:ind w:left="165"/>
+        <w:rPr/>
       </w:pPr>
       <w:r>
         <w:rPr>
@@ -22107,9 +22194,9 @@
         <w:rPr>
           <w:color w:val="010202"/>
           <w:spacing w:val="-2"/>
-          <w:sz w:val="20"/>
-          <w:szCs w:val="20"/>
           <w:u w:val="single" w:color="010202"/>
+          <w:sz w:val="20"/>
+          <w:szCs w:val="20"/>
         </w:rPr>
         <w:fldChar w:fldCharType="begin"/>
       </w:r>
@@ -22117,9 +22204,9 @@
         <w:rPr>
           <w:color w:val="010202"/>
           <w:spacing w:val="-2"/>
-          <w:sz w:val="20"/>
-          <w:szCs w:val="20"/>
           <w:u w:val="single" w:color="010202"/>
+          <w:sz w:val="20"/>
+          <w:szCs w:val="20"/>
         </w:rPr>
         <w:instrText xml:space="preserve"> MERGEFIELD "Federal_EIN" </w:instrText>
       </w:r>
@@ -22127,9 +22214,9 @@
         <w:rPr>
           <w:color w:val="010202"/>
           <w:spacing w:val="-2"/>
-          <w:sz w:val="20"/>
-          <w:szCs w:val="20"/>
           <w:u w:val="single" w:color="010202"/>
+          <w:sz w:val="20"/>
+          <w:szCs w:val="20"/>
         </w:rPr>
         <w:fldChar w:fldCharType="separate"/>
       </w:r>
@@ -22138,9 +22225,9 @@
           <w:noProof/>
           <w:color w:val="010202"/>
           <w:spacing w:val="-2"/>
-          <w:sz w:val="20"/>
-          <w:szCs w:val="20"/>
           <w:u w:val="single" w:color="010202"/>
+          <w:sz w:val="20"/>
+          <w:szCs w:val="20"/>
         </w:rPr>
         <w:t>«Federal_EIN»</w:t>
       </w:r>
@@ -22148,9 +22235,9 @@
         <w:rPr>
           <w:color w:val="010202"/>
           <w:spacing w:val="-2"/>
-          <w:sz w:val="20"/>
-          <w:szCs w:val="20"/>
           <w:u w:val="single" w:color="010202"/>
+          <w:sz w:val="20"/>
+          <w:szCs w:val="20"/>
         </w:rPr>
         <w:fldChar w:fldCharType="end"/>
       </w:r>
@@ -22161,6 +22248,13 @@
           <w:szCs w:val="20"/>
         </w:rPr>
         <w:tab/>
+      </w:r>
+      <w:r>
+        <w:rPr>
+          <w:color w:val="010202"/>
+          <w:sz w:val="20"/>
+          <w:szCs w:val="20"/>
+        </w:rPr>
         <w:t>Date:</w:t>
       </w:r>
       <w:r>
@@ -22174,27 +22268,27 @@
       <w:r>
         <w:rPr>
           <w:color w:val="010202"/>
-          <w:sz w:val="20"/>
-          <w:szCs w:val="20"/>
           <w:u w:val="single" w:color="010202"/>
+          <w:sz w:val="20"/>
+          <w:szCs w:val="20"/>
         </w:rPr>
         <w:fldChar w:fldCharType="begin"/>
       </w:r>
       <w:r>
         <w:rPr>
           <w:color w:val="010202"/>
-          <w:sz w:val="20"/>
-          <w:szCs w:val="20"/>
           <w:u w:val="single" w:color="010202"/>
+          <w:sz w:val="20"/>
+          <w:szCs w:val="20"/>
         </w:rPr>
         <w:instrText xml:space="preserve"> MERGEFIELD "Agreement_Date1" </w:instrText>
       </w:r>
       <w:r>
         <w:rPr>
           <w:color w:val="010202"/>
-          <w:sz w:val="20"/>
-          <w:szCs w:val="20"/>
           <w:u w:val="single" w:color="010202"/>
+          <w:sz w:val="20"/>
+          <w:szCs w:val="20"/>
         </w:rPr>
         <w:fldChar w:fldCharType="separate"/>
       </w:r>
@@ -22202,22 +22296,23 @@
         <w:rPr>
           <w:noProof/>
           <w:color w:val="010202"/>
-          <w:sz w:val="20"/>
-          <w:szCs w:val="20"/>
           <w:u w:val="single" w:color="010202"/>
+          <w:sz w:val="20"/>
+          <w:szCs w:val="20"/>
         </w:rPr>
         <w:t>«Agreement_Date1»</w:t>
       </w:r>
       <w:r>
         <w:rPr>
           <w:color w:val="010202"/>
-          <w:sz w:val="20"/>
-          <w:szCs w:val="20"/>
           <w:u w:val="single" w:color="010202"/>
+          <w:sz w:val="20"/>
+          <w:szCs w:val="20"/>
         </w:rPr>
         <w:fldChar w:fldCharType="end"/>
       </w:r>
     </w:p>
+    «SIGNER2_BLOCK_ACH»
     <w:p>
       <w:pPr>
         <w:pStyle w:val="BodyText"/>
@@ -22756,18 +22851,18 @@
       <w:r>
         <w:rPr>
           <w:color w:val="010202"/>
-          <w:sz w:val="20"/>
-          <w:szCs w:val="20"/>
           <w:u w:val="single" w:color="010202"/>
+          <w:sz w:val="20"/>
+          <w:szCs w:val="20"/>
         </w:rPr>
         <w:tab/>
       </w:r>
       <w:r>
         <w:rPr>
           <w:color w:val="010202"/>
-          <w:sz w:val="20"/>
-          <w:szCs w:val="20"/>
           <w:u w:val="single" w:color="010202"/>
+          <w:sz w:val="20"/>
+          <w:szCs w:val="20"/>
         </w:rPr>
         <w:tab/>
       </w:r>
@@ -22782,18 +22877,18 @@
       <w:r>
         <w:rPr>
           <w:color w:val="010202"/>
-          <w:sz w:val="20"/>
-          <w:szCs w:val="20"/>
           <w:u w:val="single" w:color="010202"/>
+          <w:sz w:val="20"/>
+          <w:szCs w:val="20"/>
         </w:rPr>
         <w:tab/>
       </w:r>
       <w:r>
         <w:rPr>
           <w:color w:val="010202"/>
-          <w:sz w:val="20"/>
-          <w:szCs w:val="20"/>
           <w:u w:val="single" w:color="010202"/>
+          <w:sz w:val="20"/>
+          <w:szCs w:val="20"/>
         </w:rPr>
         <w:tab/>
       </w:r>
@@ -22808,9 +22903,9 @@
       <w:r>
         <w:rPr>
           <w:color w:val="010202"/>
-          <w:sz w:val="20"/>
-          <w:szCs w:val="20"/>
           <w:u w:val="single" w:color="010202"/>
+          <w:sz w:val="20"/>
+          <w:szCs w:val="20"/>
         </w:rPr>
         <w:tab/>
       </w:r>
@@ -22825,9 +22920,9 @@
       <w:r>
         <w:rPr>
           <w:color w:val="010202"/>
-          <w:sz w:val="20"/>
-          <w:szCs w:val="20"/>
           <w:u w:val="single" w:color="010202"/>
+          <w:sz w:val="20"/>
+          <w:szCs w:val="20"/>
         </w:rPr>
         <w:tab/>
       </w:r>
@@ -22854,9 +22949,9 @@
       <w:r>
         <w:rPr>
           <w:color w:val="010202"/>
-          <w:sz w:val="20"/>
-          <w:szCs w:val="20"/>
           <w:u w:val="single" w:color="010202"/>
+          <w:sz w:val="20"/>
+          <w:szCs w:val="20"/>
         </w:rPr>
         <w:tab/>
       </w:r>
@@ -22871,18 +22966,18 @@
       <w:r>
         <w:rPr>
           <w:color w:val="010202"/>
-          <w:sz w:val="20"/>
-          <w:szCs w:val="20"/>
           <w:u w:val="single" w:color="010202"/>
+          <w:sz w:val="20"/>
+          <w:szCs w:val="20"/>
         </w:rPr>
         <w:tab/>
       </w:r>
       <w:r>
         <w:rPr>
           <w:color w:val="010202"/>
-          <w:sz w:val="20"/>
-          <w:szCs w:val="20"/>
           <w:u w:val="single" w:color="010202"/>
+          <w:sz w:val="20"/>
+          <w:szCs w:val="20"/>
         </w:rPr>
         <w:tab/>
       </w:r>
@@ -22897,18 +22992,18 @@
       <w:r>
         <w:rPr>
           <w:color w:val="010202"/>
-          <w:sz w:val="20"/>
-          <w:szCs w:val="20"/>
           <w:u w:val="single" w:color="010202"/>
+          <w:sz w:val="20"/>
+          <w:szCs w:val="20"/>
         </w:rPr>
         <w:tab/>
       </w:r>
       <w:r>
         <w:rPr>
           <w:color w:val="010202"/>
-          <w:sz w:val="20"/>
-          <w:szCs w:val="20"/>
           <w:u w:val="single" w:color="010202"/>
+          <w:sz w:val="20"/>
+          <w:szCs w:val="20"/>
         </w:rPr>
         <w:tab/>
       </w:r>
@@ -23028,7 +23123,7 @@
           <w:szCs w:val="20"/>
         </w:rPr>
         <w:pict>
-          <v:shape id="docshape10" o:spid="_x0000_s1078" style="position:absolute;margin-left:24pt;margin-top:18.3pt;width:564.05pt;height:.1pt;z-index:-251655680;mso-wrap-distance-left:0;mso-wrap-distance-right:0;mso-position-horizontal-relative:page" coordorigin="480,366" coordsize="11281,0" path="m480,366r11280,e" filled="f" strokecolor="#010202">
+          <v:shape id="docshape10" o:spid="_x0000_s1078" style="position:absolute;margin-left:24pt;margin-top:18.3pt;width:564.05pt;height:.1pt;z-index:-251648000;mso-wrap-distance-left:0;mso-wrap-distance-right:0;mso-position-horizontal-relative:page" coordorigin="480,366" coordsize="11281,0" path="m480,366r11280,e" filled="f" strokecolor="#010202">
             <v:path arrowok="t"/>
             <w10:wrap type="topAndBottom" anchorx="page"/>
           </v:shape>
@@ -23104,9 +23199,9 @@
       <w:r>
         <w:rPr>
           <w:color w:val="010202"/>
-          <w:sz w:val="20"/>
-          <w:szCs w:val="20"/>
           <w:u w:val="single" w:color="010202"/>
+          <w:sz w:val="20"/>
+          <w:szCs w:val="20"/>
         </w:rPr>
         <w:tab/>
       </w:r>
@@ -23121,9 +23216,9 @@
       <w:r>
         <w:rPr>
           <w:color w:val="010202"/>
-          <w:sz w:val="20"/>
-          <w:szCs w:val="20"/>
           <w:u w:val="single" w:color="010202"/>
+          <w:sz w:val="20"/>
+          <w:szCs w:val="20"/>
         </w:rPr>
         <w:tab/>
       </w:r>
@@ -23138,27 +23233,27 @@
       <w:r>
         <w:rPr>
           <w:color w:val="010202"/>
-          <w:sz w:val="20"/>
-          <w:szCs w:val="20"/>
           <w:u w:val="single" w:color="010202"/>
+          <w:sz w:val="20"/>
+          <w:szCs w:val="20"/>
         </w:rPr>
         <w:fldChar w:fldCharType="begin"/>
       </w:r>
       <w:r>
         <w:rPr>
           <w:color w:val="010202"/>
-          <w:sz w:val="20"/>
-          <w:szCs w:val="20"/>
           <w:u w:val="single" w:color="010202"/>
+          <w:sz w:val="20"/>
+          <w:szCs w:val="20"/>
         </w:rPr>
         <w:instrText xml:space="preserve"> MERGEFIELD "Merchant__1" </w:instrText>
       </w:r>
       <w:r>
         <w:rPr>
           <w:color w:val="010202"/>
-          <w:sz w:val="20"/>
-          <w:szCs w:val="20"/>
           <w:u w:val="single" w:color="010202"/>
+          <w:sz w:val="20"/>
+          <w:szCs w:val="20"/>
         </w:rPr>
         <w:fldChar w:fldCharType="separate"/>
       </w:r>
@@ -23166,22 +23261,23 @@
         <w:rPr>
           <w:noProof/>
           <w:color w:val="010202"/>
-          <w:sz w:val="20"/>
-          <w:szCs w:val="20"/>
           <w:u w:val="single" w:color="010202"/>
+          <w:sz w:val="20"/>
+          <w:szCs w:val="20"/>
         </w:rPr>
         <w:t>«Merchant__1»</w:t>
       </w:r>
       <w:r>
         <w:rPr>
           <w:color w:val="010202"/>
-          <w:sz w:val="20"/>
-          <w:szCs w:val="20"/>
           <w:u w:val="single" w:color="010202"/>
+          <w:sz w:val="20"/>
+          <w:szCs w:val="20"/>
         </w:rPr>
         <w:fldChar w:fldCharType="end"/>
       </w:r>
     </w:p>
+    «SIGNER2_BLOCK_BANKLOGIN»
     <w:p>
       <w:pPr>
         <w:pStyle w:val="BodyText"/>
@@ -23196,42 +23292,42 @@
       </w:r>
       <w:r>
         <w:rPr>
-          <w:sz w:val="20"/>
-          <w:szCs w:val="20"/>
           <w:u w:color="010202"/>
+          <w:sz w:val="20"/>
+          <w:szCs w:val="20"/>
         </w:rPr>
         <w:fldChar w:fldCharType="begin"/>
       </w:r>
       <w:r>
         <w:rPr>
-          <w:sz w:val="20"/>
-          <w:szCs w:val="20"/>
           <w:u w:color="010202"/>
+          <w:sz w:val="20"/>
+          <w:szCs w:val="20"/>
         </w:rPr>
         <w:instrText xml:space="preserve"> MERGEFIELD "Merchant_Legal_Name" </w:instrText>
       </w:r>
       <w:r>
         <w:rPr>
-          <w:sz w:val="20"/>
-          <w:szCs w:val="20"/>
           <w:u w:color="010202"/>
+          <w:sz w:val="20"/>
+          <w:szCs w:val="20"/>
         </w:rPr>
         <w:fldChar w:fldCharType="separate"/>
       </w:r>
       <w:r>
         <w:rPr>
           <w:noProof/>
-          <w:sz w:val="20"/>
-          <w:szCs w:val="20"/>
           <w:u w:color="010202"/>
+          <w:sz w:val="20"/>
+          <w:szCs w:val="20"/>
         </w:rPr>
         <w:t>«Merchant_Legal_Name»</w:t>
       </w:r>
       <w:r>
         <w:rPr>
-          <w:sz w:val="20"/>
-          <w:szCs w:val="20"/>
           <w:u w:color="010202"/>
+          <w:sz w:val="20"/>
+          <w:szCs w:val="20"/>
         </w:rPr>
         <w:fldChar w:fldCharType="end"/>
       </w:r>
@@ -23296,44 +23392,44 @@
       <w:r>
         <w:rPr>
           <w:b/>
-          <w:sz w:val="20"/>
-          <w:szCs w:val="20"/>
           <w:u w:color="010202"/>
+          <w:sz w:val="20"/>
+          <w:szCs w:val="20"/>
         </w:rPr>
         <w:fldChar w:fldCharType="begin"/>
       </w:r>
       <w:r>
         <w:rPr>
-          <w:sz w:val="20"/>
-          <w:szCs w:val="20"/>
           <w:u w:color="010202"/>
+          <w:sz w:val="20"/>
+          <w:szCs w:val="20"/>
         </w:rPr>
         <w:instrText xml:space="preserve"> MERGEFIELD "Merchant_DBA" </w:instrText>
       </w:r>
       <w:r>
         <w:rPr>
           <w:b/>
-          <w:sz w:val="20"/>
-          <w:szCs w:val="20"/>
           <w:u w:color="010202"/>
+          <w:sz w:val="20"/>
+          <w:szCs w:val="20"/>
         </w:rPr>
         <w:fldChar w:fldCharType="separate"/>
       </w:r>
       <w:r>
         <w:rPr>
           <w:noProof/>
-          <w:sz w:val="20"/>
-          <w:szCs w:val="20"/>
           <w:u w:color="010202"/>
+          <w:sz w:val="20"/>
+          <w:szCs w:val="20"/>
         </w:rPr>
         <w:t>«Merchant_DBA»</w:t>
       </w:r>
       <w:r>
         <w:rPr>
           <w:b/>
-          <w:sz w:val="20"/>
-          <w:szCs w:val="20"/>
           <w:u w:color="010202"/>
+          <w:sz w:val="20"/>
+          <w:szCs w:val="20"/>
         </w:rPr>
         <w:fldChar w:fldCharType="end"/>
       </w:r>
@@ -23362,27 +23458,27 @@
       <w:r>
         <w:rPr>
           <w:color w:val="010202"/>
-          <w:sz w:val="20"/>
-          <w:szCs w:val="20"/>
           <w:u w:val="single" w:color="010202"/>
+          <w:sz w:val="20"/>
+          <w:szCs w:val="20"/>
         </w:rPr>
         <w:fldChar w:fldCharType="begin"/>
       </w:r>
       <w:r>
         <w:rPr>
           <w:color w:val="010202"/>
-          <w:sz w:val="20"/>
-          <w:szCs w:val="20"/>
           <w:u w:val="single" w:color="010202"/>
+          <w:sz w:val="20"/>
+          <w:szCs w:val="20"/>
         </w:rPr>
         <w:instrText xml:space="preserve"> MERGEFIELD "Executive_Office_Address" </w:instrText>
       </w:r>
       <w:r>
         <w:rPr>
           <w:color w:val="010202"/>
-          <w:sz w:val="20"/>
-          <w:szCs w:val="20"/>
           <w:u w:val="single" w:color="010202"/>
+          <w:sz w:val="20"/>
+          <w:szCs w:val="20"/>
         </w:rPr>
         <w:fldChar w:fldCharType="separate"/>
       </w:r>
@@ -23390,18 +23486,18 @@
         <w:rPr>
           <w:noProof/>
           <w:color w:val="010202"/>
-          <w:sz w:val="20"/>
-          <w:szCs w:val="20"/>
           <w:u w:val="single" w:color="010202"/>
+          <w:sz w:val="20"/>
+          <w:szCs w:val="20"/>
         </w:rPr>
         <w:t>«Executive_Office_Address»</w:t>
       </w:r>
       <w:r>
         <w:rPr>
           <w:color w:val="010202"/>
-          <w:sz w:val="20"/>
-          <w:szCs w:val="20"/>
           <w:u w:val="single" w:color="010202"/>
+          <w:sz w:val="20"/>
+          <w:szCs w:val="20"/>
         </w:rPr>
         <w:fldChar w:fldCharType="end"/>
       </w:r>
@@ -23510,475 +23606,12 @@
           <w:b/>
         </w:rPr>
         <w:pict>
-          <v:shape id="docshape11" o:spid="_x0000_s1079" style="position:absolute;margin-left:24pt;margin-top:11.3pt;width:564.05pt;height:.1pt;z-index:-251654656;mso-wrap-distance-left:0;mso-wrap-distance-right:0;mso-position-horizontal-relative:page;mso-position-vertical-relative:text" coordorigin="480,226" coordsize="11281,0" path="m480,226r11280,e" filled="f" strokecolor="#010202">
+          <v:shape id="docshape11" o:spid="_x0000_s1079" style="position:absolute;margin-left:24pt;margin-top:11.3pt;width:564.05pt;height:.1pt;z-index:-251646976;mso-wrap-distance-left:0;mso-wrap-distance-right:0;mso-position-horizontal-relative:page;mso-position-vertical-relative:text" coordorigin="480,226" coordsize="11281,0" path="m480,226r11280,e" filled="f" strokecolor="#010202">
             <v:path arrowok="t"/>
             <w10:wrap type="topAndBottom" anchorx="page"/>
           </v:shape>
         </w:pict>
       </w:r>
-    </w:p>
-    <w:p>
-      <w:pPr>
-        <w:pStyle w:val="BodyText"/>
-        <w:spacing w:after="200"/>
-        <w:jc w:val="center"/>
-      </w:pPr>
-      <w:r>
-        <w:rPr>
-          <w:b/>
-          <w:color w:val="010202"/>
-          <w:u w:val="single" w:color="010202"/>
-        </w:rPr>
-        <w:lastRenderedPageBreak/>
-        <w:t>CONSUMER NOTICE REGARDING DEBT-RELIEF COMPANIES</w:t>
-      </w:r>
-    </w:p>
-    <w:p>
-      <w:pPr>
-        <w:pStyle w:val="BodyText"/>
-        <w:spacing w:after="200"/>
-        <w:ind w:left="119" w:right="116"/>
-        <w:jc w:val="center"/>
-      </w:pPr>
-      <w:r>
-        <w:rPr>
-          <w:i/>
-          <w:color w:val="010202"/>
-          <w:sz w:val="20"/>
-          <w:szCs w:val="20"/>
-        </w:rPr>
-        <w:t>For informational purposes only; not a contract and not legally binding.</w:t>
-      </w:r>
-    </w:p>
-    <w:p>
-      <w:pPr>
-        <w:pStyle w:val="BodyText"/>
-        <w:spacing w:after="120"/>
-        <w:ind w:left="119" w:right="116"/>
-        <w:jc w:val="both"/>
-      </w:pPr>
-      <w:r>
-        <w:rPr>
-          <w:color w:val="010202"/>
-        </w:rPr>
-        <w:t>Some of the information in this guide is based, in part, on publicly available consumer-protection guidance from the Florida State Attorney General’s Office website and other consumer</w:t>
-      </w:r>
-      <w:r>
-        <w:rPr>
-          <w:color w:val="010202"/>
-        </w:rPr>
-        <w:t>-protection sources regarding debt-relief and debt-settlement companies. This notice is intended to help protect customers from misleading or unauthorized third-party companies that may contact you after entering into a financial agreement.</w:t>
-      </w:r>
-    </w:p>
-    <w:p>
-      <w:pPr>
-        <w:pStyle w:val="BodyText"/>
-        <w:spacing w:before="200" w:after="80"/>
-      </w:pPr>
-      <w:r>
-        <w:rPr>
-          <w:b/>
-          <w:color w:val="010202"/>
-        </w:rPr>
-        <w:t>Be Aware of Thi</w:t>
-      </w:r>
-      <w:r>
-        <w:rPr>
-          <w:b/>
-          <w:color w:val="010202"/>
-        </w:rPr>
-        <w:t>rd-Party Debt-Relief Companies!</w:t>
-      </w:r>
-    </w:p>
-    <w:p>
-      <w:pPr>
-        <w:pStyle w:val="BodyText"/>
-        <w:spacing w:after="120"/>
-        <w:ind w:left="119" w:right="116"/>
-        <w:jc w:val="both"/>
-      </w:pPr>
-      <w:r>
-        <w:rPr>
-          <w:color w:val="010202"/>
-        </w:rPr>
-        <w:t>Certain companies advertise “debt relief,” “debt settlement,” or “negotiation services.” Consumer-protection agencies have warned that many such companies:</w:t>
-      </w:r>
-    </w:p>
-    <w:p>
-      <w:pPr>
-        <w:pStyle w:val="ListParagraph"/>
-        <w:numPr>
-          <w:ilvl w:val="0"/>
-          <w:numId w:val="1"/>
-        </w:numPr>
-        <w:spacing w:after="40"/>
-        <w:ind w:left="720" w:hanging="360"/>
-      </w:pPr>
-      <w:r>
-        <w:rPr>
-          <w:color w:val="010202"/>
-          <w:sz w:val="20"/>
-          <w:szCs w:val="20"/>
-        </w:rPr>
-        <w:t>Make exaggerated or unrealistic promises</w:t>
-      </w:r>
-    </w:p>
-    <w:p>
-      <w:pPr>
-        <w:pStyle w:val="ListParagraph"/>
-        <w:numPr>
-          <w:ilvl w:val="0"/>
-          <w:numId w:val="1"/>
-        </w:numPr>
-        <w:spacing w:after="40"/>
-        <w:ind w:left="720" w:hanging="360"/>
-      </w:pPr>
-      <w:r>
-        <w:rPr>
-          <w:color w:val="010202"/>
-          <w:sz w:val="20"/>
-          <w:szCs w:val="20"/>
-        </w:rPr>
-        <w:t xml:space="preserve">Charge large upfront or </w:t>
-      </w:r>
-      <w:r>
-        <w:rPr>
-          <w:color w:val="010202"/>
-          <w:sz w:val="20"/>
-          <w:szCs w:val="20"/>
-        </w:rPr>
-        <w:t>recurring fees</w:t>
-      </w:r>
-    </w:p>
-    <w:p>
-      <w:pPr>
-        <w:pStyle w:val="ListParagraph"/>
-        <w:numPr>
-          <w:ilvl w:val="0"/>
-          <w:numId w:val="1"/>
-        </w:numPr>
-        <w:spacing w:after="40"/>
-        <w:ind w:left="720" w:hanging="360"/>
-      </w:pPr>
-      <w:r>
-        <w:rPr>
-          <w:color w:val="010202"/>
-          <w:sz w:val="20"/>
-          <w:szCs w:val="20"/>
-        </w:rPr>
-        <w:t>Provide little or no real benefit</w:t>
-      </w:r>
-    </w:p>
-    <w:p>
-      <w:pPr>
-        <w:pStyle w:val="ListParagraph"/>
-        <w:numPr>
-          <w:ilvl w:val="0"/>
-          <w:numId w:val="1"/>
-        </w:numPr>
-        <w:spacing w:after="40"/>
-        <w:ind w:left="720" w:hanging="360"/>
-      </w:pPr>
-      <w:r>
-        <w:rPr>
-          <w:color w:val="010202"/>
-          <w:sz w:val="20"/>
-          <w:szCs w:val="20"/>
-        </w:rPr>
-        <w:t>Use aggressive, misleading, or pressure-based tactics</w:t>
-      </w:r>
-    </w:p>
-    <w:p>
-      <w:pPr>
-        <w:pStyle w:val="ListParagraph"/>
-        <w:numPr>
-          <w:ilvl w:val="0"/>
-          <w:numId w:val="1"/>
-        </w:numPr>
-        <w:spacing w:after="40"/>
-        <w:ind w:left="720" w:hanging="360"/>
-      </w:pPr>
-      <w:r>
-        <w:rPr>
-          <w:color w:val="010202"/>
-          <w:sz w:val="20"/>
-          <w:szCs w:val="20"/>
-        </w:rPr>
-        <w:t>Encourage actions that may lead to financial harm</w:t>
-      </w:r>
-    </w:p>
-    <w:p>
-      <w:pPr>
-        <w:pStyle w:val="BodyText"/>
-        <w:spacing w:after="120"/>
-        <w:ind w:left="119" w:right="116"/>
-        <w:jc w:val="both"/>
-      </w:pPr>
-      <w:r>
-        <w:rPr>
-          <w:color w:val="010202"/>
-        </w:rPr>
-        <w:t>These companies may contact you unexpectedly and may suggest that they can act on your behalf without y</w:t>
-      </w:r>
-      <w:r>
-        <w:rPr>
-          <w:color w:val="010202"/>
-        </w:rPr>
-        <w:t>our involvement.</w:t>
-      </w:r>
-    </w:p>
-    <w:p>
-      <w:pPr>
-        <w:pStyle w:val="BodyText"/>
-        <w:spacing w:before="200" w:after="80"/>
-      </w:pPr>
-      <w:r>
-        <w:rPr>
-          <w:b/>
-          <w:color w:val="010202"/>
-        </w:rPr>
-        <w:t>Common Red Flags</w:t>
-      </w:r>
-    </w:p>
-    <w:p>
-      <w:pPr>
-        <w:pStyle w:val="BodyText"/>
-        <w:spacing w:after="120"/>
-        <w:ind w:left="119" w:right="116"/>
-        <w:jc w:val="both"/>
-      </w:pPr>
-      <w:r>
-        <w:rPr>
-          <w:color w:val="010202"/>
-        </w:rPr>
-        <w:t>Exercise caution if a company:</w:t>
-      </w:r>
-    </w:p>
-    <w:p>
-      <w:pPr>
-        <w:pStyle w:val="ListParagraph"/>
-        <w:numPr>
-          <w:ilvl w:val="0"/>
-          <w:numId w:val="1"/>
-        </w:numPr>
-        <w:spacing w:after="40"/>
-        <w:ind w:left="720" w:hanging="360"/>
-      </w:pPr>
-      <w:r>
-        <w:rPr>
-          <w:color w:val="010202"/>
-          <w:sz w:val="20"/>
-          <w:szCs w:val="20"/>
-        </w:rPr>
-        <w:t>Promises to “eliminate” or drastically reduce your obligations</w:t>
-      </w:r>
-    </w:p>
-    <w:p>
-      <w:pPr>
-        <w:pStyle w:val="ListParagraph"/>
-        <w:numPr>
-          <w:ilvl w:val="0"/>
-          <w:numId w:val="1"/>
-        </w:numPr>
-        <w:spacing w:after="40"/>
-        <w:ind w:left="720" w:hanging="360"/>
-      </w:pPr>
-      <w:r>
-        <w:rPr>
-          <w:color w:val="010202"/>
-          <w:sz w:val="20"/>
-          <w:szCs w:val="20"/>
-        </w:rPr>
-        <w:t>Guarantees results that sound too good to be true</w:t>
-      </w:r>
-    </w:p>
-    <w:p>
-      <w:pPr>
-        <w:pStyle w:val="ListParagraph"/>
-        <w:numPr>
-          <w:ilvl w:val="0"/>
-          <w:numId w:val="1"/>
-        </w:numPr>
-        <w:spacing w:after="40"/>
-        <w:ind w:left="720" w:hanging="360"/>
-      </w:pPr>
-      <w:r>
-        <w:rPr>
-          <w:color w:val="010202"/>
-          <w:sz w:val="20"/>
-          <w:szCs w:val="20"/>
-        </w:rPr>
-        <w:t>Requests upfront or monthly fees for “representation”</w:t>
-      </w:r>
-    </w:p>
-    <w:p>
-      <w:pPr>
-        <w:pStyle w:val="ListParagraph"/>
-        <w:numPr>
-          <w:ilvl w:val="0"/>
-          <w:numId w:val="1"/>
-        </w:numPr>
-        <w:spacing w:after="40"/>
-        <w:ind w:left="720" w:hanging="360"/>
-      </w:pPr>
-      <w:r>
-        <w:rPr>
-          <w:color w:val="010202"/>
-          <w:sz w:val="20"/>
-          <w:szCs w:val="20"/>
-        </w:rPr>
-        <w:t xml:space="preserve">Uses pressure-based </w:t>
-      </w:r>
-      <w:r>
-        <w:rPr>
-          <w:color w:val="010202"/>
-          <w:sz w:val="20"/>
-          <w:szCs w:val="20"/>
-        </w:rPr>
-        <w:t>sales tactics</w:t>
-      </w:r>
-    </w:p>
-    <w:p>
-      <w:pPr>
-        <w:pStyle w:val="ListParagraph"/>
-        <w:numPr>
-          <w:ilvl w:val="0"/>
-          <w:numId w:val="1"/>
-        </w:numPr>
-        <w:spacing w:after="40"/>
-        <w:ind w:left="720" w:hanging="360"/>
-      </w:pPr>
-      <w:r>
-        <w:rPr>
-          <w:color w:val="010202"/>
-          <w:sz w:val="20"/>
-          <w:szCs w:val="20"/>
-        </w:rPr>
-        <w:t>Reaches out unexpectedly, claiming they can intervene for you</w:t>
-      </w:r>
-    </w:p>
-    <w:p>
-      <w:pPr>
-        <w:pStyle w:val="BodyText"/>
-        <w:spacing w:before="200" w:after="80"/>
-      </w:pPr>
-      <w:r>
-        <w:rPr>
-          <w:b/>
-          <w:color w:val="010202"/>
-        </w:rPr>
-        <w:t>If You Have Questions or Need Assistance</w:t>
-      </w:r>
-    </w:p>
-    <w:p>
-      <w:pPr>
-        <w:pStyle w:val="BodyText"/>
-        <w:spacing w:after="120"/>
-        <w:ind w:left="119" w:right="116"/>
-        <w:jc w:val="both"/>
-      </w:pPr>
-      <w:r>
-        <w:rPr>
-          <w:color w:val="010202"/>
-        </w:rPr>
-        <w:t>If you ever have questions about your account, experience payment issues, or need clarification on anything, you can contact us directly. T</w:t>
-      </w:r>
-      <w:r>
-        <w:rPr>
-          <w:color w:val="010202"/>
-        </w:rPr>
-        <w:t>here is no need to involve any outside company:</w:t>
-      </w:r>
-    </w:p>
-    <w:p>
-      <w:pPr>
-        <w:pStyle w:val="BodyText"/>
-        <w:spacing w:after="20"/>
-        <w:ind w:left="720"/>
-      </w:pPr>
-      <w:r>
-        <w:rPr>
-          <w:b/>
-          <w:color w:val="010202"/>
-          <w:sz w:val="20"/>
-          <w:szCs w:val="20"/>
-        </w:rPr>
-        <w:t xml:space="preserve">Phone: </w:t>
-      </w:r>
-      <w:r>
-        <w:rPr>
-          <w:color w:val="010202"/>
-          <w:sz w:val="20"/>
-          <w:szCs w:val="20"/>
-        </w:rPr>
-        <w:t>929-355-8918</w:t>
-      </w:r>
-    </w:p>
-    <w:p>
-      <w:pPr>
-        <w:pStyle w:val="BodyText"/>
-        <w:spacing w:after="20"/>
-        <w:ind w:left="720"/>
-      </w:pPr>
-      <w:r>
-        <w:rPr>
-          <w:b/>
-          <w:color w:val="010202"/>
-          <w:sz w:val="20"/>
-          <w:szCs w:val="20"/>
-        </w:rPr>
-        <w:t xml:space="preserve">Email: </w:t>
-      </w:r>
-      <w:r>
-        <w:rPr>
-          <w:color w:val="010202"/>
-          <w:sz w:val="20"/>
-          <w:szCs w:val="20"/>
-        </w:rPr>
-        <w:t>admin@fundgatellc.com</w:t>
-      </w:r>
-    </w:p>
-    <w:p>
-      <w:pPr>
-        <w:pStyle w:val="BodyText"/>
-        <w:spacing w:before="200" w:after="80"/>
-      </w:pPr>
-      <w:r>
-        <w:rPr>
-          <w:b/>
-          <w:color w:val="010202"/>
-        </w:rPr>
-        <w:t>Purpose of This Notice</w:t>
-      </w:r>
-    </w:p>
-    <w:p>
-      <w:pPr>
-        <w:pStyle w:val="BodyText"/>
-        <w:spacing w:after="120"/>
-        <w:ind w:left="119" w:right="116"/>
-        <w:jc w:val="both"/>
-      </w:pPr>
-      <w:r>
-        <w:rPr>
-          <w:color w:val="010202"/>
-        </w:rPr>
-        <w:t xml:space="preserve">This document is not part of your contract, is not legal advice, and is not legally binding. It is purely informational and is intended </w:t>
-      </w:r>
-      <w:r>
-        <w:rPr>
-          <w:color w:val="010202"/>
-        </w:rPr>
-        <w:t>to help customers avoid misleading or unauthorized third-party companies.</w:t>
-      </w:r>
-    </w:p>
-    <w:p>
-      <w:pPr>
-        <w:sectPr>
-          <w:pgSz w:w="12240" w:h="15840"/>
-          <w:pgMar w:top="720" w:right="720" w:bottom="720" w:left="720" w:header="720" w:footer="720" w:gutter="0"/>
-          <w:cols w:space="720"/>
-        </w:sectPr>
-      </w:pPr>
     </w:p>
     <w:p>
       <w:pPr>
@@ -25136,75 +24769,7 @@
         <w:rPr>
           <w:color w:val="010202"/>
         </w:rPr>
-        <w:t xml:space="preserve">If between </w:t>
-      </w:r>
-      <w:r>
-        <w:rPr>
-          <w:b/>
-          <w:color w:val="010202"/>
-        </w:rPr>
-        <w:t xml:space="preserve">thirty-one (31) and sixty (60) days </w:t>
-      </w:r>
-      <w:r>
-        <w:rPr>
-          <w:color w:val="010202"/>
-        </w:rPr>
-        <w:t xml:space="preserve">of the Payment of the Purchase price by the Purchaser, the Repurchase Amount shall be </w:t>
-      </w:r>
-      <w:r>
-        <w:rPr>
-          <w:b/>
-          <w:color w:val="010202"/>
-          <w:u w:val="single" w:color="010202"/>
-        </w:rPr>
-        <w:fldChar w:fldCharType="begin"/>
-      </w:r>
-      <w:r>
-        <w:rPr>
-          <w:b/>
-          <w:color w:val="010202"/>
-          <w:u w:val="single" w:color="010202"/>
-        </w:rPr>
-        <w:instrText xml:space="preserve"> MERGEFIELD "Repurchase_31_60_Day_Amount" </w:instrText>
-      </w:r>
-      <w:r>
-        <w:rPr>
-          <w:b/>
-          <w:color w:val="010202"/>
-          <w:u w:val="single" w:color="010202"/>
-        </w:rPr>
-        <w:fldChar w:fldCharType="separate"/>
-      </w:r>
-      <w:r>
-        <w:rPr>
-          <w:b/>
-          <w:noProof/>
-          <w:color w:val="010202"/>
-          <w:u w:val="single" w:color="010202"/>
-        </w:rPr>
-        <w:t>«Repurchase_31_60_Day_Amount»</w:t>
-      </w:r>
-      <w:r>
-        <w:rPr>
-          <w:b/>
-          <w:color w:val="010202"/>
-          <w:u w:val="single" w:color="010202"/>
-        </w:rPr>
-        <w:fldChar w:fldCharType="end"/>
-      </w:r>
-      <w:r>
-        <w:rPr>
-          <w:b/>
-          <w:color w:val="010202"/>
-          <w:u w:val="single" w:color="010202"/>
-        </w:rPr>
-        <w:t xml:space="preserve"> </w:t>
-      </w:r>
-      <w:r>
-        <w:rPr>
-          <w:color w:val="010202"/>
-        </w:rPr>
-        <w:t>less any payments made prior to the payment of the Repurchase Amount.</w:t>
+        <w:t>«REPURCHASE_MID_BLOCK»</w:t>
       </w:r>
     </w:p>
     <w:p>
@@ -25960,6 +25525,7 @@
       </w:pPr>
       <w:r>
         <w:rPr>
+          <w:b/>
           <w:color w:val="010202"/>
           <w:u w:val="none"/>
         </w:rPr>
@@ -25967,6 +25533,7 @@
       </w:r>
       <w:r>
         <w:rPr>
+          <w:b/>
           <w:color w:val="010202"/>
           <w:u w:val="none"/>
         </w:rPr>
@@ -25974,6 +25541,7 @@
       </w:r>
       <w:r>
         <w:rPr>
+          <w:b/>
           <w:color w:val="010202"/>
           <w:u w:val="none"/>
         </w:rPr>
@@ -25981,6 +25549,7 @@
       </w:r>
       <w:r>
         <w:rPr>
+          <w:b/>
           <w:color w:val="010202"/>
           <w:u w:val="none"/>
         </w:rPr>
@@ -25988,6 +25557,7 @@
       </w:r>
       <w:r>
         <w:rPr>
+          <w:b/>
           <w:color w:val="010202"/>
           <w:spacing w:val="-2"/>
           <w:u w:val="none"/>
@@ -26096,6 +25666,7 @@
       </w:pPr>
       <w:r>
         <w:rPr>
+          <w:b/>
           <w:color w:val="010202"/>
           <w:u w:val="none"/>
         </w:rPr>
@@ -26103,6 +25674,7 @@
       </w:r>
       <w:r>
         <w:rPr>
+          <w:b/>
           <w:color w:val="010202"/>
           <w:u w:val="none"/>
         </w:rPr>
@@ -26110,6 +25682,7 @@
       </w:r>
       <w:r>
         <w:rPr>
+          <w:b/>
           <w:color w:val="010202"/>
           <w:u w:val="none"/>
         </w:rPr>
@@ -26117,6 +25690,7 @@
       </w:r>
       <w:r>
         <w:rPr>
+          <w:b/>
           <w:color w:val="010202"/>
           <w:u w:val="none"/>
         </w:rPr>
@@ -26124,6 +25698,7 @@
       </w:r>
       <w:r>
         <w:rPr>
+          <w:b/>
           <w:color w:val="010202"/>
           <w:spacing w:val="-2"/>
           <w:u w:val="none"/>
@@ -26136,28 +25711,39 @@
         <w:pStyle w:val="Heading2"/>
         <w:spacing w:before="228"/>
         <w:ind w:left="120"/>
-      </w:pPr>
-      <w:r>
-        <w:rPr>
-          <w:color w:val="010202"/>
+        <w:rPr>
+          <w:u w:val="none"/>
+        </w:rPr>
+      </w:pPr>
+      <w:r>
+        <w:rPr>
+          <w:b/>
+          <w:color w:val="010202"/>
+          <w:u w:val="none"/>
         </w:rPr>
         <w:t xml:space="preserve">Merchant: </w:t>
       </w:r>
       <w:r>
         <w:rPr>
-          <w:color w:val="010202"/>
+          <w:b/>
+          <w:color w:val="010202"/>
+          <w:u w:val="none"/>
         </w:rPr>
         <w:fldChar w:fldCharType="begin"/>
       </w:r>
       <w:r>
         <w:rPr>
-          <w:color w:val="010202"/>
+          <w:b/>
+          <w:color w:val="010202"/>
+          <w:u w:val="none"/>
         </w:rPr>
         <w:instrText xml:space="preserve"> MERGEFIELD "Merchant_Legal_Name" </w:instrText>
       </w:r>
       <w:r>
         <w:rPr>
-          <w:color w:val="010202"/>
+          <w:b/>
+          <w:color w:val="010202"/>
+          <w:u w:val="none"/>
         </w:rPr>
         <w:fldChar w:fldCharType="separate"/>
       </w:r>
@@ -26165,12 +25751,15 @@
         <w:rPr>
           <w:noProof/>
           <w:color w:val="010202"/>
+          <w:u w:val="none"/>
         </w:rPr>
         <w:t>«Merchant_Legal_Name»</w:t>
       </w:r>
       <w:r>
         <w:rPr>
-          <w:color w:val="010202"/>
+          <w:b/>
+          <w:color w:val="010202"/>
+          <w:u w:val="none"/>
         </w:rPr>
         <w:fldChar w:fldCharType="end"/>
       </w:r>
@@ -26196,7 +25785,7 @@
       </w:pPr>
       <w:r>
         <w:pict>
-          <v:shape id="docshape12" o:spid="_x0000_s1080" style="position:absolute;margin-left:42.65pt;margin-top:4.9pt;width:105.35pt;height:.1pt;z-index:-251653632;mso-wrap-distance-left:0;mso-wrap-distance-right:0;mso-position-horizontal-relative:page" coordorigin="853,98" coordsize="2107,0" path="m853,98r2107,e" filled="f" strokecolor="#010202">
+          <v:shape id="docshape12" o:spid="_x0000_s1080" style="position:absolute;margin-left:42.65pt;margin-top:4.9pt;width:105.35pt;height:.1pt;z-index:-251645952;mso-wrap-distance-left:0;mso-wrap-distance-right:0;mso-position-horizontal-relative:page" coordorigin="853,98" coordsize="2107,0" path="m853,98r2107,e" filled="f" strokecolor="#010202">
             <v:path arrowok="t"/>
             <w10:wrap type="topAndBottom" anchorx="page"/>
           </v:shape>
@@ -26333,6 +25922,7 @@
       </w:pPr>
       <w:r>
         <w:rPr>
+          <w:b/>
           <w:color w:val="010202"/>
           <w:u w:val="none"/>
         </w:rPr>
@@ -26340,6 +25930,7 @@
       </w:r>
       <w:r>
         <w:rPr>
+          <w:b/>
           <w:color w:val="010202"/>
           <w:u w:val="none"/>
         </w:rPr>
@@ -26347,6 +25938,7 @@
       </w:r>
       <w:r>
         <w:rPr>
+          <w:b/>
           <w:color w:val="010202"/>
           <w:u w:val="none"/>
         </w:rPr>
@@ -26354,6 +25946,7 @@
       </w:r>
       <w:r>
         <w:rPr>
+          <w:b/>
           <w:color w:val="010202"/>
           <w:u w:val="none"/>
         </w:rPr>
@@ -26361,6 +25954,7 @@
       </w:r>
       <w:r>
         <w:rPr>
+          <w:b/>
           <w:color w:val="010202"/>
           <w:spacing w:val="-2"/>
           <w:u w:val="none"/>
@@ -26372,11 +25966,15 @@
       <w:pPr>
         <w:pStyle w:val="Heading2"/>
         <w:spacing w:before="228"/>
+        <w:rPr>
+          <w:u w:val="none"/>
+        </w:rPr>
       </w:pPr>
       <w:r>
         <w:rPr>
           <w:color w:val="010202"/>
           <w:spacing w:val="-2"/>
+          <w:u w:val="none"/>
         </w:rPr>
         <w:t>Guarantor</w:t>
       </w:r>
@@ -26402,7 +26000,7 @@
       </w:pPr>
       <w:r>
         <w:pict>
-          <v:shape id="docshape13" o:spid="_x0000_s1081" style="position:absolute;margin-left:42.65pt;margin-top:4.95pt;width:105.35pt;height:.1pt;z-index:-251652608;mso-wrap-distance-left:0;mso-wrap-distance-right:0;mso-position-horizontal-relative:page" coordorigin="853,99" coordsize="2107,0" path="m853,99r2107,e" filled="f" strokecolor="#010202">
+          <v:shape id="docshape13" o:spid="_x0000_s1081" style="position:absolute;margin-left:42.65pt;margin-top:4.95pt;width:105.35pt;height:.1pt;z-index:-251644928;mso-wrap-distance-left:0;mso-wrap-distance-right:0;mso-position-horizontal-relative:page" coordorigin="853,99" coordsize="2107,0" path="m853,99r2107,e" filled="f" strokecolor="#010202">
             <v:path arrowok="t"/>
             <w10:wrap type="topAndBottom" anchorx="page"/>
           </v:shape>
@@ -26468,6 +26066,7 @@
         <w:fldChar w:fldCharType="end"/>
       </w:r>
     </w:p>
+    «SIGNER2_BLOCK_ADDENDUM»
     <w:p>
       <w:pPr>
         <w:spacing w:before="122"/>
@@ -26722,7 +26321,7 @@
                     <w:spacing w:val="-5"/>
                     <w:sz w:val="24"/>
                   </w:rPr>
-                  <w:t>21</w:t>
+                  <w:t>1</w:t>
                 </w:r>
                 <w:r>
                   <w:rPr>

--- a/FUNDGATE_TEMPLATE_WEEKLY.docx
+++ b/FUNDGATE_TEMPLATE_WEEKLY.docx
@@ -5307,6 +5307,15 @@
           <w:spacing w:val="-2"/>
           <w:u w:val="single"/>
         </w:rPr>
+        <w:t xml:space="preserve">«Owner_Guarantor_1», </w:t>
+      </w:r>
+      <w:r>
+        <w:rPr>
+          <w:b/>
+          <w:color w:val="010202"/>
+          <w:spacing w:val="-2"/>
+          <w:u w:val="single"/>
+        </w:rPr>
         <w:t>«Title»</w:t>
       </w:r>
       <w:r>
@@ -16627,7 +16636,7 @@
                 <w:b w:val="0"/>
                 <w:u w:val="none"/>
               </w:rPr>
-              <w:instrText xml:space="preserve"> MERGEFIELD "Merchant__1" </w:instrText>
+              <w:instrText xml:space="preserve"> MERGEFIELD "Owner_Guarantor_1" </w:instrText>
             </w:r>
             <w:r>
               <w:rPr>
@@ -16642,7 +16651,7 @@
                 <w:noProof/>
                 <w:u w:val="none"/>
               </w:rPr>
-              <w:t>«Merchant__1»</w:t>
+              <w:t>«Owner_Guarantor_1»</w:t>
             </w:r>
             <w:r>
               <w:rPr>
@@ -23246,7 +23255,7 @@
           <w:sz w:val="20"/>
           <w:szCs w:val="20"/>
         </w:rPr>
-        <w:instrText xml:space="preserve"> MERGEFIELD "Merchant__1" </w:instrText>
+        <w:instrText xml:space="preserve"> MERGEFIELD "Owner_Guarantor_1" </w:instrText>
       </w:r>
       <w:r>
         <w:rPr>
@@ -23265,7 +23274,7 @@
           <w:sz w:val="20"/>
           <w:szCs w:val="20"/>
         </w:rPr>
-        <w:t>«Merchant__1»</w:t>
+        <w:t>«Owner_Guarantor_1»</w:t>
       </w:r>
       <w:r>
         <w:rPr>
@@ -25824,7 +25833,7 @@
           <w:b/>
           <w:color w:val="010202"/>
         </w:rPr>
-        <w:instrText xml:space="preserve"> MERGEFIELD "Merchant__1" </w:instrText>
+        <w:instrText xml:space="preserve"> MERGEFIELD "Owner_Guarantor_1" </w:instrText>
       </w:r>
       <w:r>
         <w:rPr>
@@ -25839,7 +25848,7 @@
           <w:noProof/>
           <w:color w:val="010202"/>
         </w:rPr>
-        <w:t>«Merchant__1»</w:t>
+        <w:t>«Owner_Guarantor_1»</w:t>
       </w:r>
       <w:r>
         <w:rPr>

--- a/FUNDGATE_TEMPLATE_WEEKLY.docx
+++ b/FUNDGATE_TEMPLATE_WEEKLY.docx
@@ -5299,15 +5299,6 @@
           <w:spacing w:val="-2"/>
         </w:rPr>
         <w:t xml:space="preserve"> </w:t>
-      </w:r>
-      <w:r>
-        <w:rPr>
-          <w:b/>
-          <w:color w:val="010202"/>
-          <w:spacing w:val="-2"/>
-          <w:u w:val="single"/>
-        </w:rPr>
-        <w:t xml:space="preserve">«Owner_Guarantor_1», </w:t>
       </w:r>
       <w:r>
         <w:rPr>

--- a/FUNDGATE_TEMPLATE_WEEKLY.docx
+++ b/FUNDGATE_TEMPLATE_WEEKLY.docx
@@ -23588,6 +23588,14 @@
     <w:p>
       <w:pPr>
         <w:pStyle w:val="BodyText"/>
+      </w:pPr>
+      <w:r>
+        <w:t>«CONSUMER_NOTICE_PAGE»</w:t>
+      </w:r>
+    </w:p>
+    <w:p>
+      <w:pPr>
+        <w:pStyle w:val="BodyText"/>
         <w:rPr>
           <w:b/>
         </w:rPr>

--- a/FUNDGATE_TEMPLATE_WEEKLY.docx
+++ b/FUNDGATE_TEMPLATE_WEEKLY.docx
@@ -75,6 +75,51 @@
           <w:spacing w:val="-5"/>
         </w:rPr>
         <w:t>LLC</w:t>
+      </w:r>
+    </w:p>
+    <w:p>
+      <w:pPr>
+        <w:pStyle w:val="BodyText"/>
+        <w:spacing w:before="60" w:after="0"/>
+        <w:jc w:val="center"/>
+      </w:pPr>
+      <w:r>
+        <w:rPr>
+          <w:color w:val="010202"/>
+          <w:sz w:val="20"/>
+          <w:szCs w:val="20"/>
+        </w:rPr>
+        <w:t>1202 Avenue U, Suite 1175</w:t>
+      </w:r>
+    </w:p>
+    <w:p>
+      <w:pPr>
+        <w:pStyle w:val="BodyText"/>
+        <w:spacing w:before="0" w:after="0"/>
+        <w:jc w:val="center"/>
+      </w:pPr>
+      <w:r>
+        <w:rPr>
+          <w:color w:val="010202"/>
+          <w:sz w:val="20"/>
+          <w:szCs w:val="20"/>
+        </w:rPr>
+        <w:t>Brooklyn NY 11229</w:t>
+      </w:r>
+    </w:p>
+    <w:p>
+      <w:pPr>
+        <w:pStyle w:val="BodyText"/>
+        <w:spacing w:before="0" w:after="60"/>
+        <w:jc w:val="center"/>
+      </w:pPr>
+      <w:r>
+        <w:rPr>
+          <w:color w:val="010202"/>
+          <w:sz w:val="20"/>
+          <w:szCs w:val="20"/>
+        </w:rPr>
+        <w:t>admin@fundgatellc.com</w:t>
       </w:r>
     </w:p>
     <w:p>

--- a/FUNDGATE_TEMPLATE_WEEKLY.docx
+++ b/FUNDGATE_TEMPLATE_WEEKLY.docx
@@ -2151,13 +2151,7 @@
         <w:rPr>
           <w:color w:val="010202"/>
         </w:rPr>
-        <w:t xml:space="preserve"> Amount until Purchaser irrevocably receives an aggregate amount equal </w:t>
-      </w:r>
-      <w:r>
-        <w:rPr>
-          <w:color w:val="010202"/>
-        </w:rPr>
-        <w:t>total</w:t>
+        <w:t xml:space="preserve"> Amount until Purchaser irrevocably receives an aggregate amount equal to all </w:t>
       </w:r>
       <w:r>
         <w:rPr>

--- a/FUNDGATE_TEMPLATE_WEEKLY.docx
+++ b/FUNDGATE_TEMPLATE_WEEKLY.docx
@@ -17751,20 +17751,17 @@
         <w:jc w:val="left"/>
         <w:rPr>
           <w:color w:val="010202"/>
-          <w:position w:val="-12"/>
-        </w:rPr>
-      </w:pPr>
-      <w:r>
-        <w:rPr>
-          <w:color w:val="010202"/>
-          <w:position w:val="-12"/>
+        </w:rPr>
+      </w:pPr>
+      <w:r>
+        <w:rPr>
+          <w:color w:val="010202"/>
         </w:rPr>
         <w:t>Rejected and/or stopped ACH</w:t>
       </w:r>
       <w:r>
         <w:rPr>
           <w:color w:val="010202"/>
-          <w:position w:val="-12"/>
         </w:rPr>
         <w:tab/>
       </w:r>
@@ -18123,20 +18120,17 @@
         <w:ind w:left="7020" w:right="551" w:hanging="6751"/>
         <w:rPr>
           <w:color w:val="010202"/>
-          <w:position w:val="-12"/>
-        </w:rPr>
-      </w:pPr>
-      <w:r>
-        <w:rPr>
-          <w:color w:val="010202"/>
-          <w:position w:val="-12"/>
+        </w:rPr>
+      </w:pPr>
+      <w:r>
+        <w:rPr>
+          <w:color w:val="010202"/>
         </w:rPr>
         <w:t>Blocked Account-</w:t>
       </w:r>
       <w:r>
         <w:rPr>
           <w:color w:val="010202"/>
-          <w:position w:val="-12"/>
         </w:rPr>
         <w:tab/>
       </w:r>
@@ -18144,14 +18138,12 @@
         <w:rPr>
           <w:color w:val="010202"/>
           <w:spacing w:val="-2"/>
-          <w:position w:val="-12"/>
         </w:rPr>
         <w:t>$2,500</w:t>
       </w:r>
       <w:r>
         <w:rPr>
           <w:color w:val="010202"/>
-          <w:position w:val="-12"/>
         </w:rPr>
         <w:tab/>
       </w:r>
@@ -18691,20 +18683,17 @@
         <w:ind w:left="3645" w:right="38" w:hanging="3376"/>
         <w:rPr>
           <w:color w:val="010202"/>
-          <w:position w:val="-12"/>
-        </w:rPr>
-      </w:pPr>
-      <w:r>
-        <w:rPr>
-          <w:color w:val="010202"/>
-          <w:position w:val="-12"/>
+        </w:rPr>
+      </w:pPr>
+      <w:r>
+        <w:rPr>
+          <w:color w:val="010202"/>
         </w:rPr>
         <w:t>Default Fee</w:t>
       </w:r>
       <w:r>
         <w:rPr>
           <w:color w:val="010202"/>
-          <w:position w:val="-12"/>
         </w:rPr>
         <w:tab/>
       </w:r>

--- a/FUNDGATE_TEMPLATE_WEEKLY.docx
+++ b/FUNDGATE_TEMPLATE_WEEKLY.docx
@@ -16589,7 +16589,7 @@
                 <w:noProof/>
                 <w:u w:val="none"/>
               </w:rPr>
-              <w:t>«Merchant_Legal_Name»</w:t>
+              <w:t>«Merchant_Display_Name»</w:t>
             </w:r>
             <w:r>
               <w:rPr>
@@ -19411,7 +19411,7 @@
           <w:sz w:val="20"/>
           <w:szCs w:val="20"/>
         </w:rPr>
-        <w:t>«Merchant_Legal_Name»</w:t>
+        <w:t>«Merchant_Display_Name»</w:t>
       </w:r>
       <w:r>
         <w:rPr>
@@ -21890,7 +21890,7 @@
           <w:sz w:val="20"/>
           <w:szCs w:val="20"/>
         </w:rPr>
-        <w:t>«Merchant_Legal_Name»</w:t>
+        <w:t>«Merchant_Display_Name»</w:t>
       </w:r>
       <w:r>
         <w:rPr>
@@ -24026,7 +24026,7 @@
           <w:noProof/>
           <w:color w:val="010202"/>
         </w:rPr>
-        <w:t>«Merchant_Legal_Name»</w:t>
+        <w:t>«Merchant_Display_Name»</w:t>
       </w:r>
       <w:r>
         <w:rPr>
@@ -25789,7 +25789,7 @@
           <w:color w:val="010202"/>
           <w:u w:val="none"/>
         </w:rPr>
-        <w:t>«Merchant_Legal_Name»</w:t>
+        <w:t>«Merchant_Display_Name»</w:t>
       </w:r>
       <w:r>
         <w:rPr>
